--- a/lessons/9-6/downloads/9-6-notes.docx
+++ b/lessons/9-6/downloads/9-6-notes.docx
@@ -401,6 +401,232 @@
           <w:szCs w:val="19"/>
         </w:rPr>
         <w:t xml:space="preserve">..., -3, -2, -1, 0, 1, 2, 3, ...</w:t>
+      </w:r>
+    </w:p>
+    <w:p>
+      <w:pPr>
+        <w:pStyle w:val="Heading2"/>
+        <w:pBdr>
+          <w:left w:val="single" w:color="1FA6A2" w:sz="18" w:space="8"/>
+        </w:pBdr>
+        <w:spacing w:after="100" w:before="200"/>
+      </w:pPr>
+      <w:r>
+        <w:rPr>
+          <w:b/>
+          <w:bCs/>
+          <w:color w:val="1FA6A2"/>
+          <w:sz w:val="26"/>
+          <w:szCs w:val="26"/>
+        </w:rPr>
+        <w:t xml:space="preserve">Turn &amp; Talk — Discussion Points  (Level 1 support · Level 2)</w:t>
+      </w:r>
+    </w:p>
+    <w:p>
+      <w:pPr>
+        <w:spacing w:after="60"/>
+      </w:pPr>
+      <w:r>
+        <w:rPr>
+          <w:i/>
+          <w:iCs/>
+          <w:color w:val="5F6F80"/>
+          <w:sz w:val="19"/>
+          <w:szCs w:val="19"/>
+        </w:rPr>
+        <w:t xml:space="preserve">Talk with a partner. Use the Level 1 stems if you need help getting started; try the Level 2 question when you are ready for more.</w:t>
+      </w:r>
+    </w:p>
+    <w:p>
+      <w:pPr>
+        <w:spacing w:after="60"/>
+      </w:pPr>
+      <w:r>
+        <w:rPr>
+          <w:b/>
+          <w:bCs/>
+          <w:color w:val="12355B"/>
+          <w:sz w:val="21"/>
+          <w:szCs w:val="21"/>
+        </w:rPr>
+        <w:t xml:space="preserve">1. [Explore] </w:t>
+      </w:r>
+      <w:r>
+        <w:rPr>
+          <w:b/>
+          <w:bCs/>
+          <w:sz w:val="21"/>
+          <w:szCs w:val="21"/>
+        </w:rPr>
+        <w:t xml:space="preserve">How did you find the distance between the two points?</w:t>
+      </w:r>
+    </w:p>
+    <w:p>
+      <w:pPr>
+        <w:spacing w:after="60"/>
+      </w:pPr>
+      <w:r>
+        <w:rPr>
+          <w:sz w:val="21"/>
+          <w:szCs w:val="21"/>
+        </w:rPr>
+        <w:t xml:space="preserve">I subtracted / counted ___.</w:t>
+      </w:r>
+      <w:r>
+        <w:rPr>
+          <w:i/>
+          <w:iCs/>
+          <w:color w:val="5F6F80"/>
+          <w:sz w:val="19"/>
+          <w:szCs w:val="19"/>
+        </w:rPr>
+        <w:br/>
+        <w:t xml:space="preserve">
+Resté / conté ___.</w:t>
+      </w:r>
+    </w:p>
+    <w:p>
+      <w:pPr>
+        <w:spacing w:after="60"/>
+      </w:pPr>
+      <w:r>
+        <w:rPr>
+          <w:sz w:val="21"/>
+          <w:szCs w:val="21"/>
+        </w:rPr>
+        <w:t xml:space="preserve">The distance is ___ units.</w:t>
+      </w:r>
+      <w:r>
+        <w:rPr>
+          <w:i/>
+          <w:iCs/>
+          <w:color w:val="5F6F80"/>
+          <w:sz w:val="19"/>
+          <w:szCs w:val="19"/>
+        </w:rPr>
+        <w:br/>
+        <w:t xml:space="preserve">
+La distancia es ___ unidades.</w:t>
+      </w:r>
+    </w:p>
+    <w:p>
+      <w:pPr>
+        <w:spacing w:after="60"/>
+      </w:pPr>
+      <w:r>
+        <w:rPr>
+          <w:sz w:val="21"/>
+          <w:szCs w:val="21"/>
+        </w:rPr>
+        <w:t xml:space="preserve">I would measure distance to ___.</w:t>
+      </w:r>
+      <w:r>
+        <w:rPr>
+          <w:i/>
+          <w:iCs/>
+          <w:color w:val="5F6F80"/>
+          <w:sz w:val="19"/>
+          <w:szCs w:val="19"/>
+        </w:rPr>
+        <w:br/>
+        <w:t xml:space="preserve">
+Mediría la distancia para ___.</w:t>
+      </w:r>
+    </w:p>
+    <w:p>
+      <w:pPr>
+        <w:spacing w:after="60"/>
+      </w:pPr>
+      <w:r>
+        <w:rPr>
+          <w:b/>
+          <w:bCs/>
+          <w:color w:val="12355B"/>
+          <w:sz w:val="21"/>
+          <w:szCs w:val="21"/>
+        </w:rPr>
+        <w:t xml:space="preserve">2. [Connect] </w:t>
+      </w:r>
+      <w:r>
+        <w:rPr>
+          <w:b/>
+          <w:bCs/>
+          <w:sz w:val="21"/>
+          <w:szCs w:val="21"/>
+        </w:rPr>
+        <w:t xml:space="preserve">When would you measure distance on a grid in real life?</w:t>
+      </w:r>
+    </w:p>
+    <w:p>
+      <w:pPr>
+        <w:spacing w:after="60"/>
+      </w:pPr>
+      <w:r>
+        <w:rPr>
+          <w:sz w:val="21"/>
+          <w:szCs w:val="21"/>
+        </w:rPr>
+        <w:t xml:space="preserve">I subtracted / counted ___.</w:t>
+      </w:r>
+      <w:r>
+        <w:rPr>
+          <w:i/>
+          <w:iCs/>
+          <w:color w:val="5F6F80"/>
+          <w:sz w:val="19"/>
+          <w:szCs w:val="19"/>
+        </w:rPr>
+        <w:br/>
+        <w:t xml:space="preserve">
+Resté / conté ___.</w:t>
+      </w:r>
+    </w:p>
+    <w:p>
+      <w:pPr>
+        <w:spacing w:after="60"/>
+      </w:pPr>
+      <w:r>
+        <w:rPr>
+          <w:sz w:val="21"/>
+          <w:szCs w:val="21"/>
+        </w:rPr>
+        <w:t xml:space="preserve">The distance is ___ units.</w:t>
+      </w:r>
+      <w:r>
+        <w:rPr>
+          <w:i/>
+          <w:iCs/>
+          <w:color w:val="5F6F80"/>
+          <w:sz w:val="19"/>
+          <w:szCs w:val="19"/>
+        </w:rPr>
+        <w:br/>
+        <w:t xml:space="preserve">
+La distancia es ___ unidades.</w:t>
+      </w:r>
+    </w:p>
+    <w:p>
+      <w:pPr>
+        <w:spacing w:after="60"/>
+      </w:pPr>
+      <w:r>
+        <w:rPr>
+          <w:sz w:val="21"/>
+          <w:szCs w:val="21"/>
+        </w:rPr>
+        <w:t xml:space="preserve">I would measure distance to ___.</w:t>
+      </w:r>
+      <w:r>
+        <w:rPr>
+          <w:i/>
+          <w:iCs/>
+          <w:color w:val="5F6F80"/>
+          <w:sz w:val="19"/>
+          <w:szCs w:val="19"/>
+        </w:rPr>
+        <w:br/>
+        <w:t xml:space="preserve">
+Mediría la distancia para ___.</w:t>
       </w:r>
     </w:p>
     <w:p>

--- a/lessons/9-6/downloads/9-6-notes.docx
+++ b/lessons/9-6/downloads/9-6-notes.docx
@@ -449,28 +449,50 @@
           <w:sz w:val="21"/>
           <w:szCs w:val="21"/>
         </w:rPr>
-        <w:t xml:space="preserve">1. [Explore] </w:t>
-      </w:r>
-      <w:r>
-        <w:rPr>
-          <w:b/>
-          <w:bCs/>
-          <w:sz w:val="21"/>
-          <w:szCs w:val="21"/>
-        </w:rPr>
-        <w:t xml:space="preserve">How did you find the distance between the two points?</w:t>
-      </w:r>
-    </w:p>
-    <w:p>
-      <w:pPr>
-        <w:spacing w:after="60"/>
-      </w:pPr>
-      <w:r>
-        <w:rPr>
-          <w:sz w:val="21"/>
-          <w:szCs w:val="21"/>
-        </w:rPr>
-        <w:t xml:space="preserve">I subtracted / counted ___.</w:t>
+        <w:t xml:space="preserve">1. [Launch] </w:t>
+      </w:r>
+      <w:r>
+        <w:rPr>
+          <w:b/>
+          <w:bCs/>
+          <w:sz w:val="21"/>
+          <w:szCs w:val="21"/>
+        </w:rPr>
+        <w:t xml:space="preserve">Two points sit on the same horizontal line: (2, 3) and (7, 3). How can you find the distance between them without counting every square?</w:t>
+      </w:r>
+    </w:p>
+    <w:p>
+      <w:pPr>
+        <w:spacing w:after="60"/>
+      </w:pPr>
+      <w:r>
+        <w:rPr>
+          <w:b/>
+          <w:bCs/>
+          <w:color w:val="1FA6A2"/>
+          <w:sz w:val="20"/>
+          <w:szCs w:val="20"/>
+        </w:rPr>
+        <w:t xml:space="preserve">Level 1 — Start here: </w:t>
+      </w:r>
+      <w:r>
+        <w:rPr>
+          <w:sz w:val="20"/>
+          <w:szCs w:val="20"/>
+        </w:rPr>
+        <w:t xml:space="preserve">I can find the distance by looking at the coordinates that ___.</w:t>
+      </w:r>
+    </w:p>
+    <w:p>
+      <w:pPr>
+        <w:spacing w:after="60"/>
+      </w:pPr>
+      <w:r>
+        <w:rPr>
+          <w:sz w:val="21"/>
+          <w:szCs w:val="21"/>
+        </w:rPr>
+        <w:t xml:space="preserve">The y-coordinates are the same, so I only compare the ___.</w:t>
       </w:r>
       <w:r>
         <w:rPr>
@@ -482,19 +504,19 @@
         </w:rPr>
         <w:br/>
         <w:t xml:space="preserve">
-Resté / conté ___.</w:t>
-      </w:r>
-    </w:p>
-    <w:p>
-      <w:pPr>
-        <w:spacing w:after="60"/>
-      </w:pPr>
-      <w:r>
-        <w:rPr>
-          <w:sz w:val="21"/>
-          <w:szCs w:val="21"/>
-        </w:rPr>
-        <w:t xml:space="preserve">The distance is ___ units.</w:t>
+Las coordenadas y son iguales, asi que solo comparo las ___.</w:t>
+      </w:r>
+    </w:p>
+    <w:p>
+      <w:pPr>
+        <w:spacing w:after="60"/>
+      </w:pPr>
+      <w:r>
+        <w:rPr>
+          <w:sz w:val="21"/>
+          <w:szCs w:val="21"/>
+        </w:rPr>
+        <w:t xml:space="preserve">The distance is ___ because 7 - 2 = ___.</w:t>
       </w:r>
       <w:r>
         <w:rPr>
@@ -506,19 +528,161 @@
         </w:rPr>
         <w:br/>
         <w:t xml:space="preserve">
-La distancia es ___ unidades.</w:t>
-      </w:r>
-    </w:p>
-    <w:p>
-      <w:pPr>
-        <w:spacing w:after="60"/>
-      </w:pPr>
-      <w:r>
-        <w:rPr>
-          <w:sz w:val="21"/>
-          <w:szCs w:val="21"/>
-        </w:rPr>
-        <w:t xml:space="preserve">I would measure distance to ___.</w:t>
+La distancia es ___ porque 7 - 2 = ___.</w:t>
+      </w:r>
+    </w:p>
+    <w:p>
+      <w:pPr>
+        <w:spacing w:after="60"/>
+      </w:pPr>
+      <w:r>
+        <w:rPr>
+          <w:b/>
+          <w:bCs/>
+          <w:color w:val="12355B"/>
+          <w:sz w:val="20"/>
+          <w:szCs w:val="20"/>
+        </w:rPr>
+        <w:t xml:space="preserve">Word bank: </w:t>
+      </w:r>
+      <w:r>
+        <w:rPr>
+          <w:color w:val="1FA6A2"/>
+          <w:sz w:val="20"/>
+          <w:szCs w:val="20"/>
+        </w:rPr>
+        <w:t xml:space="preserve">distance, coordinate plane, absolute value, ordered pair, x-axis</w:t>
+      </w:r>
+    </w:p>
+    <w:p>
+      <w:pPr>
+        <w:spacing w:after="60"/>
+      </w:pPr>
+      <w:r>
+        <w:rPr>
+          <w:b/>
+          <w:bCs/>
+          <w:color w:val="12355B"/>
+          <w:sz w:val="19"/>
+          <w:szCs w:val="19"/>
+        </w:rPr>
+        <w:t xml:space="preserve">Listen for: </w:t>
+      </w:r>
+      <w:r>
+        <w:rPr>
+          <w:i/>
+          <w:iCs/>
+          <w:color w:val="5F6F80"/>
+          <w:sz w:val="19"/>
+          <w:szCs w:val="19"/>
+        </w:rPr>
+        <w:t xml:space="preserve">Student finds the distance by subtracting the x-coordinates (7 - 2 = 5) since the points share a horizontal line.</w:t>
+      </w:r>
+    </w:p>
+    <w:p>
+      <w:pPr>
+        <w:spacing w:after="60"/>
+      </w:pPr>
+      <w:r>
+        <w:rPr>
+          <w:b/>
+          <w:bCs/>
+          <w:color w:val="9A6B12"/>
+          <w:sz w:val="20"/>
+          <w:szCs w:val="20"/>
+        </w:rPr>
+        <w:t xml:space="preserve">Level 2: </w:t>
+      </w:r>
+      <w:r>
+        <w:rPr>
+          <w:sz w:val="20"/>
+          <w:szCs w:val="20"/>
+        </w:rPr>
+        <w:t xml:space="preserve">Push students to explain why we can use absolute value to find distance even if the points were at negative coordinates.</w:t>
+      </w:r>
+    </w:p>
+    <w:p>
+      <w:pPr>
+        <w:spacing w:after="60"/>
+        <w:ind w:left="360"/>
+      </w:pPr>
+      <w:r>
+        <w:rPr>
+          <w:sz w:val="20"/>
+          <w:szCs w:val="20"/>
+        </w:rPr>
+        <w:t xml:space="preserve">• Absolute value helps find distance because ___.</w:t>
+      </w:r>
+    </w:p>
+    <w:p>
+      <w:pPr>
+        <w:spacing w:after="60"/>
+        <w:ind w:left="360"/>
+      </w:pPr>
+      <w:r>
+        <w:rPr>
+          <w:sz w:val="20"/>
+          <w:szCs w:val="20"/>
+        </w:rPr>
+        <w:t xml:space="preserve">• Distance is always positive because ___.</w:t>
+      </w:r>
+    </w:p>
+    <w:p>
+      <w:pPr>
+        <w:spacing w:after="60"/>
+      </w:pPr>
+      <w:r>
+        <w:rPr>
+          <w:b/>
+          <w:bCs/>
+          <w:color w:val="12355B"/>
+          <w:sz w:val="21"/>
+          <w:szCs w:val="21"/>
+        </w:rPr>
+        <w:t xml:space="preserve">2. [Explore] </w:t>
+      </w:r>
+      <w:r>
+        <w:rPr>
+          <w:b/>
+          <w:bCs/>
+          <w:sz w:val="21"/>
+          <w:szCs w:val="21"/>
+        </w:rPr>
+        <w:t xml:space="preserve">One point is at (-3, 1) and another is at (4, 1). How does absolute value help you find the distance across zero?</w:t>
+      </w:r>
+    </w:p>
+    <w:p>
+      <w:pPr>
+        <w:spacing w:after="60"/>
+      </w:pPr>
+      <w:r>
+        <w:rPr>
+          <w:b/>
+          <w:bCs/>
+          <w:color w:val="1FA6A2"/>
+          <w:sz w:val="20"/>
+          <w:szCs w:val="20"/>
+        </w:rPr>
+        <w:t xml:space="preserve">Level 1 — Start here: </w:t>
+      </w:r>
+      <w:r>
+        <w:rPr>
+          <w:sz w:val="20"/>
+          <w:szCs w:val="20"/>
+        </w:rPr>
+        <w:t xml:space="preserve">Absolute value helps me find the distance across zero because ___.</w:t>
+      </w:r>
+    </w:p>
+    <w:p>
+      <w:pPr>
+        <w:spacing w:after="60"/>
+      </w:pPr>
+      <w:r>
+        <w:rPr>
+          <w:sz w:val="21"/>
+          <w:szCs w:val="21"/>
+        </w:rPr>
+        <w:t xml:space="preserve">The distance is |4| + |-3|, which equals ___.</w:t>
       </w:r>
       <w:r>
         <w:rPr>
@@ -530,43 +694,19 @@
         </w:rPr>
         <w:br/>
         <w:t xml:space="preserve">
-Mediría la distancia para ___.</w:t>
-      </w:r>
-    </w:p>
-    <w:p>
-      <w:pPr>
-        <w:spacing w:after="60"/>
-      </w:pPr>
-      <w:r>
-        <w:rPr>
-          <w:b/>
-          <w:bCs/>
-          <w:color w:val="12355B"/>
-          <w:sz w:val="21"/>
-          <w:szCs w:val="21"/>
-        </w:rPr>
-        <w:t xml:space="preserve">2. [Connect] </w:t>
-      </w:r>
-      <w:r>
-        <w:rPr>
-          <w:b/>
-          <w:bCs/>
-          <w:sz w:val="21"/>
-          <w:szCs w:val="21"/>
-        </w:rPr>
-        <w:t xml:space="preserve">When would you measure distance on a grid in real life?</w:t>
-      </w:r>
-    </w:p>
-    <w:p>
-      <w:pPr>
-        <w:spacing w:after="60"/>
-      </w:pPr>
-      <w:r>
-        <w:rPr>
-          <w:sz w:val="21"/>
-          <w:szCs w:val="21"/>
-        </w:rPr>
-        <w:t xml:space="preserve">I subtracted / counted ___.</w:t>
+La distancia es |4| + |-3|, que es ___.</w:t>
+      </w:r>
+    </w:p>
+    <w:p>
+      <w:pPr>
+        <w:spacing w:after="60"/>
+      </w:pPr>
+      <w:r>
+        <w:rPr>
+          <w:sz w:val="21"/>
+          <w:szCs w:val="21"/>
+        </w:rPr>
+        <w:t xml:space="preserve">I add the absolute values because the points are on ___ sides of zero.</w:t>
       </w:r>
       <w:r>
         <w:rPr>
@@ -578,19 +718,161 @@
         </w:rPr>
         <w:br/>
         <w:t xml:space="preserve">
-Resté / conté ___.</w:t>
-      </w:r>
-    </w:p>
-    <w:p>
-      <w:pPr>
-        <w:spacing w:after="60"/>
-      </w:pPr>
-      <w:r>
-        <w:rPr>
-          <w:sz w:val="21"/>
-          <w:szCs w:val="21"/>
-        </w:rPr>
-        <w:t xml:space="preserve">The distance is ___ units.</w:t>
+Sumo los valores absolutos porque los puntos estan en ___ lados del cero.</w:t>
+      </w:r>
+    </w:p>
+    <w:p>
+      <w:pPr>
+        <w:spacing w:after="60"/>
+      </w:pPr>
+      <w:r>
+        <w:rPr>
+          <w:b/>
+          <w:bCs/>
+          <w:color w:val="12355B"/>
+          <w:sz w:val="20"/>
+          <w:szCs w:val="20"/>
+        </w:rPr>
+        <w:t xml:space="preserve">Word bank: </w:t>
+      </w:r>
+      <w:r>
+        <w:rPr>
+          <w:color w:val="1FA6A2"/>
+          <w:sz w:val="20"/>
+          <w:szCs w:val="20"/>
+        </w:rPr>
+        <w:t xml:space="preserve">distance, absolute value, coordinate plane, ordered pair, negative</w:t>
+      </w:r>
+    </w:p>
+    <w:p>
+      <w:pPr>
+        <w:spacing w:after="60"/>
+      </w:pPr>
+      <w:r>
+        <w:rPr>
+          <w:b/>
+          <w:bCs/>
+          <w:color w:val="12355B"/>
+          <w:sz w:val="19"/>
+          <w:szCs w:val="19"/>
+        </w:rPr>
+        <w:t xml:space="preserve">Listen for: </w:t>
+      </w:r>
+      <w:r>
+        <w:rPr>
+          <w:i/>
+          <w:iCs/>
+          <w:color w:val="5F6F80"/>
+          <w:sz w:val="19"/>
+          <w:szCs w:val="19"/>
+        </w:rPr>
+        <w:t xml:space="preserve">Student adds the absolute values (3 + 4 = 7) because the points are on opposite sides of zero.</w:t>
+      </w:r>
+    </w:p>
+    <w:p>
+      <w:pPr>
+        <w:spacing w:after="60"/>
+      </w:pPr>
+      <w:r>
+        <w:rPr>
+          <w:b/>
+          <w:bCs/>
+          <w:color w:val="9A6B12"/>
+          <w:sz w:val="20"/>
+          <w:szCs w:val="20"/>
+        </w:rPr>
+        <w:t xml:space="preserve">Level 2: </w:t>
+      </w:r>
+      <w:r>
+        <w:rPr>
+          <w:sz w:val="20"/>
+          <w:szCs w:val="20"/>
+        </w:rPr>
+        <w:t xml:space="preserve">Ask students to compare finding distance when both points are on the same side of zero versus opposite sides.</w:t>
+      </w:r>
+    </w:p>
+    <w:p>
+      <w:pPr>
+        <w:spacing w:after="60"/>
+        <w:ind w:left="360"/>
+      </w:pPr>
+      <w:r>
+        <w:rPr>
+          <w:sz w:val="20"/>
+          <w:szCs w:val="20"/>
+        </w:rPr>
+        <w:t xml:space="preserve">• When both points are on the same side of zero, I ___ instead of add.</w:t>
+      </w:r>
+    </w:p>
+    <w:p>
+      <w:pPr>
+        <w:spacing w:after="60"/>
+        <w:ind w:left="360"/>
+      </w:pPr>
+      <w:r>
+        <w:rPr>
+          <w:sz w:val="20"/>
+          <w:szCs w:val="20"/>
+        </w:rPr>
+        <w:t xml:space="preserve">• When they are on opposite sides, I ___ because ___.</w:t>
+      </w:r>
+    </w:p>
+    <w:p>
+      <w:pPr>
+        <w:spacing w:after="60"/>
+      </w:pPr>
+      <w:r>
+        <w:rPr>
+          <w:b/>
+          <w:bCs/>
+          <w:color w:val="12355B"/>
+          <w:sz w:val="21"/>
+          <w:szCs w:val="21"/>
+        </w:rPr>
+        <w:t xml:space="preserve">3. [Connect] </w:t>
+      </w:r>
+      <w:r>
+        <w:rPr>
+          <w:b/>
+          <w:bCs/>
+          <w:sz w:val="21"/>
+          <w:szCs w:val="21"/>
+        </w:rPr>
+        <w:t xml:space="preserve">Why does distance on the coordinate plane always come out positive, even when the coordinates are negative?</w:t>
+      </w:r>
+    </w:p>
+    <w:p>
+      <w:pPr>
+        <w:spacing w:after="60"/>
+      </w:pPr>
+      <w:r>
+        <w:rPr>
+          <w:b/>
+          <w:bCs/>
+          <w:color w:val="1FA6A2"/>
+          <w:sz w:val="20"/>
+          <w:szCs w:val="20"/>
+        </w:rPr>
+        <w:t xml:space="preserve">Level 1 — Start here: </w:t>
+      </w:r>
+      <w:r>
+        <w:rPr>
+          <w:sz w:val="20"/>
+          <w:szCs w:val="20"/>
+        </w:rPr>
+        <w:t xml:space="preserve">Distance is always positive because ___.</w:t>
+      </w:r>
+    </w:p>
+    <w:p>
+      <w:pPr>
+        <w:spacing w:after="60"/>
+      </w:pPr>
+      <w:r>
+        <w:rPr>
+          <w:sz w:val="21"/>
+          <w:szCs w:val="21"/>
+        </w:rPr>
+        <w:t xml:space="preserve">Distance measures how ___ apart two points are.</w:t>
       </w:r>
       <w:r>
         <w:rPr>
@@ -602,19 +884,19 @@
         </w:rPr>
         <w:br/>
         <w:t xml:space="preserve">
-La distancia es ___ unidades.</w:t>
-      </w:r>
-    </w:p>
-    <w:p>
-      <w:pPr>
-        <w:spacing w:after="60"/>
-      </w:pPr>
-      <w:r>
-        <w:rPr>
-          <w:sz w:val="21"/>
-          <w:szCs w:val="21"/>
-        </w:rPr>
-        <w:t xml:space="preserve">I would measure distance to ___.</w:t>
+La distancia mide que tan ___ estan dos puntos.</w:t>
+      </w:r>
+    </w:p>
+    <w:p>
+      <w:pPr>
+        <w:spacing w:after="60"/>
+      </w:pPr>
+      <w:r>
+        <w:rPr>
+          <w:sz w:val="21"/>
+          <w:szCs w:val="21"/>
+        </w:rPr>
+        <w:t xml:space="preserve">It can never be negative because ___.</w:t>
       </w:r>
       <w:r>
         <w:rPr>
@@ -626,7 +908,293 @@
         </w:rPr>
         <w:br/>
         <w:t xml:space="preserve">
-Mediría la distancia para ___.</w:t>
+Nunca puede ser negativa porque ___.</w:t>
+      </w:r>
+    </w:p>
+    <w:p>
+      <w:pPr>
+        <w:spacing w:after="60"/>
+      </w:pPr>
+      <w:r>
+        <w:rPr>
+          <w:b/>
+          <w:bCs/>
+          <w:color w:val="12355B"/>
+          <w:sz w:val="20"/>
+          <w:szCs w:val="20"/>
+        </w:rPr>
+        <w:t xml:space="preserve">Word bank: </w:t>
+      </w:r>
+      <w:r>
+        <w:rPr>
+          <w:color w:val="1FA6A2"/>
+          <w:sz w:val="20"/>
+          <w:szCs w:val="20"/>
+        </w:rPr>
+        <w:t xml:space="preserve">distance, absolute value, coordinate plane, negative, ordered pair</w:t>
+      </w:r>
+    </w:p>
+    <w:p>
+      <w:pPr>
+        <w:spacing w:after="60"/>
+      </w:pPr>
+      <w:r>
+        <w:rPr>
+          <w:b/>
+          <w:bCs/>
+          <w:color w:val="12355B"/>
+          <w:sz w:val="19"/>
+          <w:szCs w:val="19"/>
+        </w:rPr>
+        <w:t xml:space="preserve">Listen for: </w:t>
+      </w:r>
+      <w:r>
+        <w:rPr>
+          <w:i/>
+          <w:iCs/>
+          <w:color w:val="5F6F80"/>
+          <w:sz w:val="19"/>
+          <w:szCs w:val="19"/>
+        </w:rPr>
+        <w:t xml:space="preserve">Student explains distance is a length (how far apart) and absolute value guarantees a non-negative result.</w:t>
+      </w:r>
+    </w:p>
+    <w:p>
+      <w:pPr>
+        <w:spacing w:after="60"/>
+      </w:pPr>
+      <w:r>
+        <w:rPr>
+          <w:b/>
+          <w:bCs/>
+          <w:color w:val="9A6B12"/>
+          <w:sz w:val="20"/>
+          <w:szCs w:val="20"/>
+        </w:rPr>
+        <w:t xml:space="preserve">Level 2: </w:t>
+      </w:r>
+      <w:r>
+        <w:rPr>
+          <w:sz w:val="20"/>
+          <w:szCs w:val="20"/>
+        </w:rPr>
+        <w:t xml:space="preserve">Push students to generalize a rule for finding the distance between any two points on the same horizontal or vertical line.</w:t>
+      </w:r>
+    </w:p>
+    <w:p>
+      <w:pPr>
+        <w:spacing w:after="60"/>
+        <w:ind w:left="360"/>
+      </w:pPr>
+      <w:r>
+        <w:rPr>
+          <w:sz w:val="20"/>
+          <w:szCs w:val="20"/>
+        </w:rPr>
+        <w:t xml:space="preserve">• A rule for same-line distance is ___.</w:t>
+      </w:r>
+    </w:p>
+    <w:p>
+      <w:pPr>
+        <w:spacing w:after="60"/>
+        <w:ind w:left="360"/>
+      </w:pPr>
+      <w:r>
+        <w:rPr>
+          <w:sz w:val="20"/>
+          <w:szCs w:val="20"/>
+        </w:rPr>
+        <w:t xml:space="preserve">• I know whether to add or subtract by checking ___.</w:t>
+      </w:r>
+    </w:p>
+    <w:p>
+      <w:pPr>
+        <w:spacing w:after="60"/>
+      </w:pPr>
+      <w:r>
+        <w:rPr>
+          <w:b/>
+          <w:bCs/>
+          <w:color w:val="12355B"/>
+          <w:sz w:val="21"/>
+          <w:szCs w:val="21"/>
+        </w:rPr>
+        <w:t xml:space="preserve">4. [Reflect] </w:t>
+      </w:r>
+      <w:r>
+        <w:rPr>
+          <w:b/>
+          <w:bCs/>
+          <w:sz w:val="21"/>
+          <w:szCs w:val="21"/>
+        </w:rPr>
+        <w:t xml:space="preserve">A classmate found the distance from (-2, 5) to (6, 5) by computing 6 - 2 = 4. What did they do wrong?</w:t>
+      </w:r>
+    </w:p>
+    <w:p>
+      <w:pPr>
+        <w:spacing w:after="60"/>
+      </w:pPr>
+      <w:r>
+        <w:rPr>
+          <w:b/>
+          <w:bCs/>
+          <w:color w:val="1FA6A2"/>
+          <w:sz w:val="20"/>
+          <w:szCs w:val="20"/>
+        </w:rPr>
+        <w:t xml:space="preserve">Level 1 — Start here: </w:t>
+      </w:r>
+      <w:r>
+        <w:rPr>
+          <w:sz w:val="20"/>
+          <w:szCs w:val="20"/>
+        </w:rPr>
+        <w:t xml:space="preserve">The mistake was ___, and the correct distance is ___.</w:t>
+      </w:r>
+    </w:p>
+    <w:p>
+      <w:pPr>
+        <w:spacing w:after="60"/>
+      </w:pPr>
+      <w:r>
+        <w:rPr>
+          <w:sz w:val="21"/>
+          <w:szCs w:val="21"/>
+        </w:rPr>
+        <w:t xml:space="preserve">They forgot that -2 is ___, not ___.</w:t>
+      </w:r>
+      <w:r>
+        <w:rPr>
+          <w:i/>
+          <w:iCs/>
+          <w:color w:val="5F6F80"/>
+          <w:sz w:val="19"/>
+          <w:szCs w:val="19"/>
+        </w:rPr>
+        <w:br/>
+        <w:t xml:space="preserve">
+Olvidaron que -2 es ___, no ___.</w:t>
+      </w:r>
+    </w:p>
+    <w:p>
+      <w:pPr>
+        <w:spacing w:after="60"/>
+      </w:pPr>
+      <w:r>
+        <w:rPr>
+          <w:sz w:val="21"/>
+          <w:szCs w:val="21"/>
+        </w:rPr>
+        <w:t xml:space="preserve">The correct distance is ___ because ___.</w:t>
+      </w:r>
+      <w:r>
+        <w:rPr>
+          <w:i/>
+          <w:iCs/>
+          <w:color w:val="5F6F80"/>
+          <w:sz w:val="19"/>
+          <w:szCs w:val="19"/>
+        </w:rPr>
+        <w:br/>
+        <w:t xml:space="preserve">
+La distancia correcta es ___ porque ___.</w:t>
+      </w:r>
+    </w:p>
+    <w:p>
+      <w:pPr>
+        <w:spacing w:after="60"/>
+      </w:pPr>
+      <w:r>
+        <w:rPr>
+          <w:b/>
+          <w:bCs/>
+          <w:color w:val="12355B"/>
+          <w:sz w:val="20"/>
+          <w:szCs w:val="20"/>
+        </w:rPr>
+        <w:t xml:space="preserve">Word bank: </w:t>
+      </w:r>
+      <w:r>
+        <w:rPr>
+          <w:color w:val="1FA6A2"/>
+          <w:sz w:val="20"/>
+          <w:szCs w:val="20"/>
+        </w:rPr>
+        <w:t xml:space="preserve">distance, absolute value, coordinate plane, negative, ordered pair</w:t>
+      </w:r>
+    </w:p>
+    <w:p>
+      <w:pPr>
+        <w:spacing w:after="60"/>
+      </w:pPr>
+      <w:r>
+        <w:rPr>
+          <w:b/>
+          <w:bCs/>
+          <w:color w:val="12355B"/>
+          <w:sz w:val="19"/>
+          <w:szCs w:val="19"/>
+        </w:rPr>
+        <w:t xml:space="preserve">Listen for: </w:t>
+      </w:r>
+      <w:r>
+        <w:rPr>
+          <w:i/>
+          <w:iCs/>
+          <w:color w:val="5F6F80"/>
+          <w:sz w:val="19"/>
+          <w:szCs w:val="19"/>
+        </w:rPr>
+        <w:t xml:space="preserve">Student catches that the classmate ignored the negative sign; correct distance is |6| + |-2| = 8.</w:t>
+      </w:r>
+    </w:p>
+    <w:p>
+      <w:pPr>
+        <w:spacing w:after="60"/>
+      </w:pPr>
+      <w:r>
+        <w:rPr>
+          <w:b/>
+          <w:bCs/>
+          <w:color w:val="9A6B12"/>
+          <w:sz w:val="20"/>
+          <w:szCs w:val="20"/>
+        </w:rPr>
+        <w:t xml:space="preserve">Level 2: </w:t>
+      </w:r>
+      <w:r>
+        <w:rPr>
+          <w:sz w:val="20"/>
+          <w:szCs w:val="20"/>
+        </w:rPr>
+        <w:t xml:space="preserve">Ask students to critique why ignoring a negative coordinate is a common distance error and how to avoid it.</w:t>
+      </w:r>
+    </w:p>
+    <w:p>
+      <w:pPr>
+        <w:spacing w:after="60"/>
+        <w:ind w:left="360"/>
+      </w:pPr>
+      <w:r>
+        <w:rPr>
+          <w:sz w:val="20"/>
+          <w:szCs w:val="20"/>
+        </w:rPr>
+        <w:t xml:space="preserve">• This error happens because ___.</w:t>
+      </w:r>
+    </w:p>
+    <w:p>
+      <w:pPr>
+        <w:spacing w:after="60"/>
+        <w:ind w:left="360"/>
+      </w:pPr>
+      <w:r>
+        <w:rPr>
+          <w:sz w:val="20"/>
+          <w:szCs w:val="20"/>
+        </w:rPr>
+        <w:t xml:space="preserve">• A way to avoid it is to always ___.</w:t>
       </w:r>
     </w:p>
     <w:p>
@@ -1213,7 +1781,7 @@
           <w:sz w:val="21"/>
           <w:szCs w:val="21"/>
         </w:rPr>
-        <w:t xml:space="preserve">I subtracted / counted ___.</w:t>
+        <w:t xml:space="preserve">The y-coordinates are the same, so I only compare the ___.</w:t>
       </w:r>
       <w:r>
         <w:rPr>
@@ -1225,19 +1793,19 @@
         </w:rPr>
         <w:br/>
         <w:t xml:space="preserve">
-Resté / conté ___.</w:t>
-      </w:r>
-    </w:p>
-    <w:p>
-      <w:pPr>
-        <w:spacing w:after="60"/>
-      </w:pPr>
-      <w:r>
-        <w:rPr>
-          <w:sz w:val="21"/>
-          <w:szCs w:val="21"/>
-        </w:rPr>
-        <w:t xml:space="preserve">The distance is ___ units.</w:t>
+Las coordenadas y son iguales, asi que solo comparo las ___.</w:t>
+      </w:r>
+    </w:p>
+    <w:p>
+      <w:pPr>
+        <w:spacing w:after="60"/>
+      </w:pPr>
+      <w:r>
+        <w:rPr>
+          <w:sz w:val="21"/>
+          <w:szCs w:val="21"/>
+        </w:rPr>
+        <w:t xml:space="preserve">The distance is ___ because 7 - 2 = ___.</w:t>
       </w:r>
       <w:r>
         <w:rPr>
@@ -1249,19 +1817,19 @@
         </w:rPr>
         <w:br/>
         <w:t xml:space="preserve">
-La distancia es ___ unidades.</w:t>
-      </w:r>
-    </w:p>
-    <w:p>
-      <w:pPr>
-        <w:spacing w:after="60"/>
-      </w:pPr>
-      <w:r>
-        <w:rPr>
-          <w:sz w:val="21"/>
-          <w:szCs w:val="21"/>
-        </w:rPr>
-        <w:t xml:space="preserve">I would measure distance to ___.</w:t>
+La distancia es ___ porque 7 - 2 = ___.</w:t>
+      </w:r>
+    </w:p>
+    <w:p>
+      <w:pPr>
+        <w:spacing w:after="60"/>
+      </w:pPr>
+      <w:r>
+        <w:rPr>
+          <w:sz w:val="21"/>
+          <w:szCs w:val="21"/>
+        </w:rPr>
+        <w:t xml:space="preserve">The distance is |4| + |-3|, which equals ___.</w:t>
       </w:r>
       <w:r>
         <w:rPr>
@@ -1273,7 +1841,7 @@
         </w:rPr>
         <w:br/>
         <w:t xml:space="preserve">
-Mediría la distancia para ___.</w:t>
+La distancia es |4| + |-3|, que es ___.</w:t>
       </w:r>
     </w:p>
     <w:p>

--- a/lessons/9-6/downloads/9-6-notes.docx
+++ b/lessons/9-6/downloads/9-6-notes.docx
@@ -489,6 +489,43 @@
       </w:pPr>
       <w:r>
         <w:rPr>
+          <w:b/>
+          <w:bCs/>
+          <w:color w:val="1FA6A2"/>
+          <w:sz w:val="20"/>
+          <w:szCs w:val="20"/>
+        </w:rPr>
+        <w:t xml:space="preserve">Hint (optional): </w:t>
+      </w:r>
+      <w:r>
+        <w:rPr>
+          <w:sz w:val="20"/>
+          <w:szCs w:val="20"/>
+        </w:rPr>
+        <w:t xml:space="preserve">Try starting with the word "distance" or "coordinate plane". Re-read the question and underline what it is asking you to compare or find. Use one number or word from the problem as your evidence.</w:t>
+      </w:r>
+    </w:p>
+    <w:p>
+      <w:pPr>
+        <w:spacing w:after="60"/>
+      </w:pPr>
+      <w:r>
+        <w:rPr>
+          <w:b/>
+          <w:bCs/>
+          <w:color w:val="12355B"/>
+          <w:sz w:val="19"/>
+          <w:szCs w:val="19"/>
+        </w:rPr>
+        <w:t xml:space="preserve">Sentence starters (optional)</w:t>
+      </w:r>
+    </w:p>
+    <w:p>
+      <w:pPr>
+        <w:spacing w:after="60"/>
+      </w:pPr>
+      <w:r>
+        <w:rPr>
           <w:sz w:val="21"/>
           <w:szCs w:val="21"/>
         </w:rPr>
@@ -679,6 +716,43 @@
       </w:pPr>
       <w:r>
         <w:rPr>
+          <w:b/>
+          <w:bCs/>
+          <w:color w:val="1FA6A2"/>
+          <w:sz w:val="20"/>
+          <w:szCs w:val="20"/>
+        </w:rPr>
+        <w:t xml:space="preserve">Hint (optional): </w:t>
+      </w:r>
+      <w:r>
+        <w:rPr>
+          <w:sz w:val="20"/>
+          <w:szCs w:val="20"/>
+        </w:rPr>
+        <w:t xml:space="preserve">Try starting with the word "distance" or "absolute value". Re-read the question and underline what it is asking you to compare or find. Use one number or word from the problem as your evidence.</w:t>
+      </w:r>
+    </w:p>
+    <w:p>
+      <w:pPr>
+        <w:spacing w:after="60"/>
+      </w:pPr>
+      <w:r>
+        <w:rPr>
+          <w:b/>
+          <w:bCs/>
+          <w:color w:val="12355B"/>
+          <w:sz w:val="19"/>
+          <w:szCs w:val="19"/>
+        </w:rPr>
+        <w:t xml:space="preserve">Sentence starters (optional)</w:t>
+      </w:r>
+    </w:p>
+    <w:p>
+      <w:pPr>
+        <w:spacing w:after="60"/>
+      </w:pPr>
+      <w:r>
+        <w:rPr>
           <w:sz w:val="21"/>
           <w:szCs w:val="21"/>
         </w:rPr>
@@ -869,6 +943,43 @@
       </w:pPr>
       <w:r>
         <w:rPr>
+          <w:b/>
+          <w:bCs/>
+          <w:color w:val="1FA6A2"/>
+          <w:sz w:val="20"/>
+          <w:szCs w:val="20"/>
+        </w:rPr>
+        <w:t xml:space="preserve">Hint (optional): </w:t>
+      </w:r>
+      <w:r>
+        <w:rPr>
+          <w:sz w:val="20"/>
+          <w:szCs w:val="20"/>
+        </w:rPr>
+        <w:t xml:space="preserve">Try starting with the word "distance" or "absolute value". Re-read the question and underline what it is asking you to compare or find. Use one number or word from the problem as your evidence.</w:t>
+      </w:r>
+    </w:p>
+    <w:p>
+      <w:pPr>
+        <w:spacing w:after="60"/>
+      </w:pPr>
+      <w:r>
+        <w:rPr>
+          <w:b/>
+          <w:bCs/>
+          <w:color w:val="12355B"/>
+          <w:sz w:val="19"/>
+          <w:szCs w:val="19"/>
+        </w:rPr>
+        <w:t xml:space="preserve">Sentence starters (optional)</w:t>
+      </w:r>
+    </w:p>
+    <w:p>
+      <w:pPr>
+        <w:spacing w:after="60"/>
+      </w:pPr>
+      <w:r>
+        <w:rPr>
           <w:sz w:val="21"/>
           <w:szCs w:val="21"/>
         </w:rPr>
@@ -1051,6 +1162,43 @@
           <w:szCs w:val="20"/>
         </w:rPr>
         <w:t xml:space="preserve">The mistake was ___, and the correct distance is ___.</w:t>
+      </w:r>
+    </w:p>
+    <w:p>
+      <w:pPr>
+        <w:spacing w:after="60"/>
+      </w:pPr>
+      <w:r>
+        <w:rPr>
+          <w:b/>
+          <w:bCs/>
+          <w:color w:val="1FA6A2"/>
+          <w:sz w:val="20"/>
+          <w:szCs w:val="20"/>
+        </w:rPr>
+        <w:t xml:space="preserve">Hint (optional): </w:t>
+      </w:r>
+      <w:r>
+        <w:rPr>
+          <w:sz w:val="20"/>
+          <w:szCs w:val="20"/>
+        </w:rPr>
+        <w:t xml:space="preserve">Try starting with the word "distance" or "absolute value". Re-read the question and underline what it is asking you to compare or find. Use one number or word from the problem as your evidence.</w:t>
+      </w:r>
+    </w:p>
+    <w:p>
+      <w:pPr>
+        <w:spacing w:after="60"/>
+      </w:pPr>
+      <w:r>
+        <w:rPr>
+          <w:b/>
+          <w:bCs/>
+          <w:color w:val="12355B"/>
+          <w:sz w:val="19"/>
+          <w:szCs w:val="19"/>
+        </w:rPr>
+        <w:t xml:space="preserve">Sentence starters (optional)</w:t>
       </w:r>
     </w:p>
     <w:p>

--- a/lessons/9-6/downloads/9-6-notes.docx
+++ b/lessons/9-6/downloads/9-6-notes.docx
@@ -97,6 +97,69 @@
       </w:pPr>
       <w:r>
         <w:rPr>
+          <w:i/>
+          <w:iCs/>
+          <w:color w:val="5F6F80"/>
+          <w:sz w:val="19"/>
+          <w:szCs w:val="19"/>
+        </w:rPr>
+        <w:t xml:space="preserve">Picture first, then the word, then a plain-language meaning.</w:t>
+      </w:r>
+    </w:p>
+    <w:p>
+      <w:pPr>
+        <w:keepNext/>
+        <w:spacing w:after="20" w:before="120"/>
+        <w:jc w:val="center"/>
+      </w:pPr>
+      <w:r>
+        <w:drawing>
+          <wp:inline distT="0" distB="0" distL="0" distR="0">
+            <wp:extent cx="1238250" cy="933450"/>
+            <wp:effectExtent t="0" r="0" b="0" l="0"/>
+            <wp:docPr id="1" name="" descr="" title=""/>
+            <wp:cNvGraphicFramePr>
+              <a:graphicFrameLocks xmlns:a="http://schemas.openxmlformats.org/drawingml/2006/main" noChangeAspect="1"/>
+            </wp:cNvGraphicFramePr>
+            <a:graphic xmlns:a="http://schemas.openxmlformats.org/drawingml/2006/main">
+              <a:graphicData uri="http://schemas.openxmlformats.org/drawingml/2006/picture">
+                <pic:pic xmlns:pic="http://schemas.openxmlformats.org/drawingml/2006/picture">
+                  <pic:nvPicPr>
+                    <pic:cNvPr id="0" name="" descr=""/>
+                    <pic:cNvPicPr>
+                      <a:picLocks noChangeAspect="1" noChangeArrowheads="1"/>
+                    </pic:cNvPicPr>
+                  </pic:nvPicPr>
+                  <pic:blipFill>
+                    <a:blip r:embed="rId9" cstate="none"/>
+                    <a:srcRect/>
+                    <a:stretch>
+                      <a:fillRect/>
+                    </a:stretch>
+                  </pic:blipFill>
+                  <pic:spPr bwMode="auto">
+                    <a:xfrm>
+                      <a:off x="0" y="0"/>
+                      <a:ext cx="1238250" cy="933450"/>
+                    </a:xfrm>
+                    <a:prstGeom prst="rect">
+                      <a:avLst/>
+                    </a:prstGeom>
+                  </pic:spPr>
+                </pic:pic>
+              </a:graphicData>
+            </a:graphic>
+          </wp:inline>
+        </w:drawing>
+      </w:r>
+    </w:p>
+    <w:p>
+      <w:pPr>
+        <w:keepNext/>
+        <w:spacing w:after="20"/>
+      </w:pPr>
+      <w:r>
+        <w:rPr>
           <w:b/>
           <w:bCs/>
           <w:color w:val="12355B"/>
@@ -118,7 +181,7 @@
     </w:p>
     <w:p>
       <w:pPr>
-        <w:spacing w:after="60"/>
+        <w:spacing w:after="160"/>
       </w:pPr>
       <w:r>
         <w:rPr>
@@ -130,22 +193,55 @@
     </w:p>
     <w:p>
       <w:pPr>
-        <w:spacing w:after="60"/>
-      </w:pPr>
-      <w:r>
-        <w:rPr>
-          <w:i/>
-          <w:iCs/>
-          <w:color w:val="5F6F80"/>
-          <w:sz w:val="19"/>
-          <w:szCs w:val="19"/>
-        </w:rPr>
-        <w:t xml:space="preserve">The distance from -3 to 4 on a number line is |-3| + |4| = 3 + 4 = 7 units</w:t>
-      </w:r>
-    </w:p>
-    <w:p>
-      <w:pPr>
-        <w:spacing w:after="60"/>
+        <w:keepNext/>
+        <w:spacing w:after="20" w:before="120"/>
+        <w:jc w:val="center"/>
+      </w:pPr>
+      <w:r>
+        <w:drawing>
+          <wp:inline distT="0" distB="0" distL="0" distR="0">
+            <wp:extent cx="1238250" cy="933450"/>
+            <wp:effectExtent t="0" r="0" b="0" l="0"/>
+            <wp:docPr id="1" name="" descr="" title=""/>
+            <wp:cNvGraphicFramePr>
+              <a:graphicFrameLocks xmlns:a="http://schemas.openxmlformats.org/drawingml/2006/main" noChangeAspect="1"/>
+            </wp:cNvGraphicFramePr>
+            <a:graphic xmlns:a="http://schemas.openxmlformats.org/drawingml/2006/main">
+              <a:graphicData uri="http://schemas.openxmlformats.org/drawingml/2006/picture">
+                <pic:pic xmlns:pic="http://schemas.openxmlformats.org/drawingml/2006/picture">
+                  <pic:nvPicPr>
+                    <pic:cNvPr id="0" name="" descr=""/>
+                    <pic:cNvPicPr>
+                      <a:picLocks noChangeAspect="1" noChangeArrowheads="1"/>
+                    </pic:cNvPicPr>
+                  </pic:nvPicPr>
+                  <pic:blipFill>
+                    <a:blip r:embed="rId10" cstate="none"/>
+                    <a:srcRect/>
+                    <a:stretch>
+                      <a:fillRect/>
+                    </a:stretch>
+                  </pic:blipFill>
+                  <pic:spPr bwMode="auto">
+                    <a:xfrm>
+                      <a:off x="0" y="0"/>
+                      <a:ext cx="1238250" cy="933450"/>
+                    </a:xfrm>
+                    <a:prstGeom prst="rect">
+                      <a:avLst/>
+                    </a:prstGeom>
+                  </pic:spPr>
+                </pic:pic>
+              </a:graphicData>
+            </a:graphic>
+          </wp:inline>
+        </w:drawing>
+      </w:r>
+    </w:p>
+    <w:p>
+      <w:pPr>
+        <w:keepNext/>
+        <w:spacing w:after="20"/>
       </w:pPr>
       <w:r>
         <w:rPr>
@@ -170,7 +266,7 @@
     </w:p>
     <w:p>
       <w:pPr>
-        <w:spacing w:after="60"/>
+        <w:spacing w:after="160"/>
       </w:pPr>
       <w:r>
         <w:rPr>
@@ -182,22 +278,55 @@
     </w:p>
     <w:p>
       <w:pPr>
-        <w:spacing w:after="60"/>
-      </w:pPr>
-      <w:r>
-        <w:rPr>
-          <w:i/>
-          <w:iCs/>
-          <w:color w:val="5F6F80"/>
-          <w:sz w:val="19"/>
-          <w:szCs w:val="19"/>
-        </w:rPr>
-        <w:t xml:space="preserve">|-3| = 3 and |4| = 4; to find distance: |4 - (-3)| = 7</w:t>
-      </w:r>
-    </w:p>
-    <w:p>
-      <w:pPr>
-        <w:spacing w:after="60"/>
+        <w:keepNext/>
+        <w:spacing w:after="20" w:before="120"/>
+        <w:jc w:val="center"/>
+      </w:pPr>
+      <w:r>
+        <w:drawing>
+          <wp:inline distT="0" distB="0" distL="0" distR="0">
+            <wp:extent cx="1238250" cy="933450"/>
+            <wp:effectExtent t="0" r="0" b="0" l="0"/>
+            <wp:docPr id="1" name="" descr="" title=""/>
+            <wp:cNvGraphicFramePr>
+              <a:graphicFrameLocks xmlns:a="http://schemas.openxmlformats.org/drawingml/2006/main" noChangeAspect="1"/>
+            </wp:cNvGraphicFramePr>
+            <a:graphic xmlns:a="http://schemas.openxmlformats.org/drawingml/2006/main">
+              <a:graphicData uri="http://schemas.openxmlformats.org/drawingml/2006/picture">
+                <pic:pic xmlns:pic="http://schemas.openxmlformats.org/drawingml/2006/picture">
+                  <pic:nvPicPr>
+                    <pic:cNvPr id="0" name="" descr=""/>
+                    <pic:cNvPicPr>
+                      <a:picLocks noChangeAspect="1" noChangeArrowheads="1"/>
+                    </pic:cNvPicPr>
+                  </pic:nvPicPr>
+                  <pic:blipFill>
+                    <a:blip r:embed="rId11" cstate="none"/>
+                    <a:srcRect/>
+                    <a:stretch>
+                      <a:fillRect/>
+                    </a:stretch>
+                  </pic:blipFill>
+                  <pic:spPr bwMode="auto">
+                    <a:xfrm>
+                      <a:off x="0" y="0"/>
+                      <a:ext cx="1238250" cy="933450"/>
+                    </a:xfrm>
+                    <a:prstGeom prst="rect">
+                      <a:avLst/>
+                    </a:prstGeom>
+                  </pic:spPr>
+                </pic:pic>
+              </a:graphicData>
+            </a:graphic>
+          </wp:inline>
+        </w:drawing>
+      </w:r>
+    </w:p>
+    <w:p>
+      <w:pPr>
+        <w:keepNext/>
+        <w:spacing w:after="20"/>
       </w:pPr>
       <w:r>
         <w:rPr>
@@ -222,7 +351,7 @@
     </w:p>
     <w:p>
       <w:pPr>
-        <w:spacing w:after="60"/>
+        <w:spacing w:after="160"/>
       </w:pPr>
       <w:r>
         <w:rPr>
@@ -234,22 +363,55 @@
     </w:p>
     <w:p>
       <w:pPr>
-        <w:spacing w:after="60"/>
-      </w:pPr>
-      <w:r>
-        <w:rPr>
-          <w:i/>
-          <w:iCs/>
-          <w:color w:val="5F6F80"/>
-          <w:sz w:val="19"/>
-          <w:szCs w:val="19"/>
-        </w:rPr>
-        <w:t xml:space="preserve">From (-2, 3) to (5, 3): count from -2 to 5 = 7 units across</w:t>
-      </w:r>
-    </w:p>
-    <w:p>
-      <w:pPr>
-        <w:spacing w:after="60"/>
+        <w:keepNext/>
+        <w:spacing w:after="20" w:before="120"/>
+        <w:jc w:val="center"/>
+      </w:pPr>
+      <w:r>
+        <w:drawing>
+          <wp:inline distT="0" distB="0" distL="0" distR="0">
+            <wp:extent cx="1238250" cy="933450"/>
+            <wp:effectExtent t="0" r="0" b="0" l="0"/>
+            <wp:docPr id="1" name="" descr="" title=""/>
+            <wp:cNvGraphicFramePr>
+              <a:graphicFrameLocks xmlns:a="http://schemas.openxmlformats.org/drawingml/2006/main" noChangeAspect="1"/>
+            </wp:cNvGraphicFramePr>
+            <a:graphic xmlns:a="http://schemas.openxmlformats.org/drawingml/2006/main">
+              <a:graphicData uri="http://schemas.openxmlformats.org/drawingml/2006/picture">
+                <pic:pic xmlns:pic="http://schemas.openxmlformats.org/drawingml/2006/picture">
+                  <pic:nvPicPr>
+                    <pic:cNvPr id="0" name="" descr=""/>
+                    <pic:cNvPicPr>
+                      <a:picLocks noChangeAspect="1" noChangeArrowheads="1"/>
+                    </pic:cNvPicPr>
+                  </pic:nvPicPr>
+                  <pic:blipFill>
+                    <a:blip r:embed="rId11" cstate="none"/>
+                    <a:srcRect/>
+                    <a:stretch>
+                      <a:fillRect/>
+                    </a:stretch>
+                  </pic:blipFill>
+                  <pic:spPr bwMode="auto">
+                    <a:xfrm>
+                      <a:off x="0" y="0"/>
+                      <a:ext cx="1238250" cy="933450"/>
+                    </a:xfrm>
+                    <a:prstGeom prst="rect">
+                      <a:avLst/>
+                    </a:prstGeom>
+                  </pic:spPr>
+                </pic:pic>
+              </a:graphicData>
+            </a:graphic>
+          </wp:inline>
+        </w:drawing>
+      </w:r>
+    </w:p>
+    <w:p>
+      <w:pPr>
+        <w:keepNext/>
+        <w:spacing w:after="20"/>
       </w:pPr>
       <w:r>
         <w:rPr>
@@ -274,7 +436,7 @@
     </w:p>
     <w:p>
       <w:pPr>
-        <w:spacing w:after="60"/>
+        <w:spacing w:after="160"/>
       </w:pPr>
       <w:r>
         <w:rPr>
@@ -286,22 +448,55 @@
     </w:p>
     <w:p>
       <w:pPr>
-        <w:spacing w:after="60"/>
-      </w:pPr>
-      <w:r>
-        <w:rPr>
-          <w:i/>
-          <w:iCs/>
-          <w:color w:val="5F6F80"/>
-          <w:sz w:val="19"/>
-          <w:szCs w:val="19"/>
-        </w:rPr>
-        <w:t xml:space="preserve">From (4, -1) to (4, 6): count from -1 to 6 = 7 units up</w:t>
-      </w:r>
-    </w:p>
-    <w:p>
-      <w:pPr>
-        <w:spacing w:after="60"/>
+        <w:keepNext/>
+        <w:spacing w:after="20" w:before="120"/>
+        <w:jc w:val="center"/>
+      </w:pPr>
+      <w:r>
+        <w:drawing>
+          <wp:inline distT="0" distB="0" distL="0" distR="0">
+            <wp:extent cx="1238250" cy="933450"/>
+            <wp:effectExtent t="0" r="0" b="0" l="0"/>
+            <wp:docPr id="1" name="" descr="" title=""/>
+            <wp:cNvGraphicFramePr>
+              <a:graphicFrameLocks xmlns:a="http://schemas.openxmlformats.org/drawingml/2006/main" noChangeAspect="1"/>
+            </wp:cNvGraphicFramePr>
+            <a:graphic xmlns:a="http://schemas.openxmlformats.org/drawingml/2006/main">
+              <a:graphicData uri="http://schemas.openxmlformats.org/drawingml/2006/picture">
+                <pic:pic xmlns:pic="http://schemas.openxmlformats.org/drawingml/2006/picture">
+                  <pic:nvPicPr>
+                    <pic:cNvPr id="0" name="" descr=""/>
+                    <pic:cNvPicPr>
+                      <a:picLocks noChangeAspect="1" noChangeArrowheads="1"/>
+                    </pic:cNvPicPr>
+                  </pic:nvPicPr>
+                  <pic:blipFill>
+                    <a:blip r:embed="rId11" cstate="none"/>
+                    <a:srcRect/>
+                    <a:stretch>
+                      <a:fillRect/>
+                    </a:stretch>
+                  </pic:blipFill>
+                  <pic:spPr bwMode="auto">
+                    <a:xfrm>
+                      <a:off x="0" y="0"/>
+                      <a:ext cx="1238250" cy="933450"/>
+                    </a:xfrm>
+                    <a:prstGeom prst="rect">
+                      <a:avLst/>
+                    </a:prstGeom>
+                  </pic:spPr>
+                </pic:pic>
+              </a:graphicData>
+            </a:graphic>
+          </wp:inline>
+        </w:drawing>
+      </w:r>
+    </w:p>
+    <w:p>
+      <w:pPr>
+        <w:keepNext/>
+        <w:spacing w:after="20"/>
       </w:pPr>
       <w:r>
         <w:rPr>
@@ -326,7 +521,7 @@
     </w:p>
     <w:p>
       <w:pPr>
-        <w:spacing w:after="60"/>
+        <w:spacing w:after="160"/>
       </w:pPr>
       <w:r>
         <w:rPr>
@@ -338,22 +533,55 @@
     </w:p>
     <w:p>
       <w:pPr>
-        <w:spacing w:after="60"/>
-      </w:pPr>
-      <w:r>
-        <w:rPr>
-          <w:i/>
-          <w:iCs/>
-          <w:color w:val="5F6F80"/>
-          <w:sz w:val="19"/>
-          <w:szCs w:val="19"/>
-        </w:rPr>
-        <w:t xml:space="preserve">Two number lines crossing at (0, 0), creating four quadrants</w:t>
-      </w:r>
-    </w:p>
-    <w:p>
-      <w:pPr>
-        <w:spacing w:after="60"/>
+        <w:keepNext/>
+        <w:spacing w:after="20" w:before="120"/>
+        <w:jc w:val="center"/>
+      </w:pPr>
+      <w:r>
+        <w:drawing>
+          <wp:inline distT="0" distB="0" distL="0" distR="0">
+            <wp:extent cx="1238250" cy="933450"/>
+            <wp:effectExtent t="0" r="0" b="0" l="0"/>
+            <wp:docPr id="1" name="" descr="" title=""/>
+            <wp:cNvGraphicFramePr>
+              <a:graphicFrameLocks xmlns:a="http://schemas.openxmlformats.org/drawingml/2006/main" noChangeAspect="1"/>
+            </wp:cNvGraphicFramePr>
+            <a:graphic xmlns:a="http://schemas.openxmlformats.org/drawingml/2006/main">
+              <a:graphicData uri="http://schemas.openxmlformats.org/drawingml/2006/picture">
+                <pic:pic xmlns:pic="http://schemas.openxmlformats.org/drawingml/2006/picture">
+                  <pic:nvPicPr>
+                    <pic:cNvPr id="0" name="" descr=""/>
+                    <pic:cNvPicPr>
+                      <a:picLocks noChangeAspect="1" noChangeArrowheads="1"/>
+                    </pic:cNvPicPr>
+                  </pic:nvPicPr>
+                  <pic:blipFill>
+                    <a:blip r:embed="rId12" cstate="none"/>
+                    <a:srcRect/>
+                    <a:stretch>
+                      <a:fillRect/>
+                    </a:stretch>
+                  </pic:blipFill>
+                  <pic:spPr bwMode="auto">
+                    <a:xfrm>
+                      <a:off x="0" y="0"/>
+                      <a:ext cx="1238250" cy="933450"/>
+                    </a:xfrm>
+                    <a:prstGeom prst="rect">
+                      <a:avLst/>
+                    </a:prstGeom>
+                  </pic:spPr>
+                </pic:pic>
+              </a:graphicData>
+            </a:graphic>
+          </wp:inline>
+        </w:drawing>
+      </w:r>
+    </w:p>
+    <w:p>
+      <w:pPr>
+        <w:keepNext/>
+        <w:spacing w:after="20"/>
       </w:pPr>
       <w:r>
         <w:rPr>
@@ -378,7 +606,7 @@
     </w:p>
     <w:p>
       <w:pPr>
-        <w:spacing w:after="60"/>
+        <w:spacing w:after="160"/>
       </w:pPr>
       <w:r>
         <w:rPr>
@@ -386,21 +614,6 @@
           <w:szCs w:val="21"/>
         </w:rPr>
         <w:t xml:space="preserve">Whole numbers and their opposites, like -2, -1, 0, 1, 2.</w:t>
-      </w:r>
-    </w:p>
-    <w:p>
-      <w:pPr>
-        <w:spacing w:after="60"/>
-      </w:pPr>
-      <w:r>
-        <w:rPr>
-          <w:i/>
-          <w:iCs/>
-          <w:color w:val="5F6F80"/>
-          <w:sz w:val="19"/>
-          <w:szCs w:val="19"/>
-        </w:rPr>
-        <w:t xml:space="preserve">..., -3, -2, -1, 0, 1, 2, 3, ...</w:t>
       </w:r>
     </w:p>
     <w:p>

--- a/lessons/9-6/downloads/9-6-notes.docx
+++ b/lessons/9-6/downloads/9-6-notes.docx
@@ -1377,7 +1377,7 @@
           <w:sz w:val="24"/>
           <w:szCs w:val="24"/>
         </w:rPr>
-        <w:t xml:space="preserve">Try the Model</w:t>
+        <w:t xml:space="preserve">Solved Example</w:t>
       </w:r>
       <w:r>
         <w:rPr>
@@ -1387,90 +1387,152 @@
           <w:sz w:val="19"/>
           <w:szCs w:val="19"/>
         </w:rPr>
-        <w:t xml:space="preserve">   step through it together</w:t>
-      </w:r>
-    </w:p>
-    <w:p>
-      <w:pPr>
-        <w:spacing w:after="80"/>
-      </w:pPr>
-      <w:r>
-        <w:rPr>
-          <w:sz w:val="21"/>
-          <w:szCs w:val="21"/>
-        </w:rPr>
-        <w:t xml:space="preserve">Plot each pair of treasure locations and find the distance between them.</w:t>
-      </w:r>
-    </w:p>
-    <w:p>
-      <w:pPr>
+        <w:t xml:space="preserve">   I Do — watch each step</w:t>
+      </w:r>
+    </w:p>
+    <w:p>
+      <w:pPr>
+        <w:keepNext/>
         <w:spacing w:after="40"/>
       </w:pPr>
       <w:r>
-        <w:t xml:space="preserve"/>
-      </w:r>
-    </w:p>
-    <w:tbl>
-      <w:tblPr>
-        <w:tblW w:type="pct" w:w="100%"/>
-        <w:tblBorders>
-          <w:top w:val="single" w:color="C7D2DD" w:sz="6"/>
-          <w:left w:val="single" w:color="C7D2DD" w:sz="6"/>
-          <w:bottom w:val="single" w:color="C7D2DD" w:sz="6"/>
-          <w:right w:val="single" w:color="C7D2DD" w:sz="6"/>
-          <w:insideH w:val="single" w:color="auto" w:sz="4"/>
-          <w:insideV w:val="single" w:color="auto" w:sz="4"/>
-        </w:tblBorders>
-      </w:tblPr>
-      <w:tblGrid>
-        <w:gridCol w:w="100"/>
-      </w:tblGrid>
-      <w:tr>
-        <w:tc>
-          <w:tcPr>
-            <w:shd w:fill="E6F4F3" w:color="auto" w:val="clear"/>
-            <w:tcMar>
-              <w:top w:type="dxa" w:w="60"/>
-              <w:left w:type="dxa" w:w="120"/>
-              <w:bottom w:type="dxa" w:w="60"/>
-              <w:right w:type="dxa" w:w="120"/>
-            </w:tcMar>
-          </w:tcPr>
-          <w:p>
-            <w:pPr>
-              <w:spacing w:after="0" w:line="320"/>
-            </w:pPr>
-            <w:r>
-              <w:t xml:space="preserve"/>
-            </w:r>
-          </w:p>
-          <w:p>
-            <w:pPr>
-              <w:spacing w:after="0" w:line="320"/>
-            </w:pPr>
-            <w:r>
-              <w:t xml:space="preserve"/>
-            </w:r>
-          </w:p>
-          <w:p>
-            <w:pPr>
-              <w:spacing w:after="0" w:line="320"/>
-            </w:pPr>
-            <w:r>
-              <w:t xml:space="preserve"/>
-            </w:r>
-          </w:p>
-          <w:p>
-            <w:pPr>
-              <w:spacing w:after="0" w:line="320"/>
-            </w:pPr>
-            <w:r>
-              <w:t xml:space="preserve"/>
-            </w:r>
-          </w:p>
-        </w:tc>
-      </w:tr>
-    </w:tbl>
+        <w:rPr>
+          <w:b/>
+          <w:bCs/>
+          <w:color w:val="12355B"/>
+          <w:sz w:val="21"/>
+          <w:szCs w:val="21"/>
+        </w:rPr>
+        <w:t xml:space="preserve">Problem:  </w:t>
+      </w:r>
+      <w:r>
+        <w:rPr>
+          <w:sz w:val="21"/>
+          <w:szCs w:val="21"/>
+        </w:rPr>
+        <w:t xml:space="preserve">What is the distance between (-4, 3) and (2, 3)?</w:t>
+      </w:r>
+    </w:p>
+    <w:p>
+      <w:pPr>
+        <w:spacing w:after="30"/>
+        <w:ind w:left="420"/>
+      </w:pPr>
+      <w:r>
+        <w:rPr>
+          <w:sz w:val="20"/>
+          <w:szCs w:val="20"/>
+        </w:rPr>
+        <w:t xml:space="preserve">A)  2 units</w:t>
+      </w:r>
+    </w:p>
+    <w:p>
+      <w:pPr>
+        <w:spacing w:after="30"/>
+        <w:ind w:left="420"/>
+      </w:pPr>
+      <w:r>
+        <w:rPr>
+          <w:sz w:val="20"/>
+          <w:szCs w:val="20"/>
+        </w:rPr>
+        <w:t xml:space="preserve">B)  4 units</w:t>
+      </w:r>
+    </w:p>
+    <w:p>
+      <w:pPr>
+        <w:spacing w:after="30"/>
+        <w:ind w:left="420"/>
+      </w:pPr>
+      <w:r>
+        <w:rPr>
+          <w:sz w:val="20"/>
+          <w:szCs w:val="20"/>
+        </w:rPr>
+        <w:t xml:space="preserve">C)  6 units</w:t>
+      </w:r>
+    </w:p>
+    <w:p>
+      <w:pPr>
+        <w:spacing w:after="30"/>
+        <w:ind w:left="420"/>
+      </w:pPr>
+      <w:r>
+        <w:rPr>
+          <w:sz w:val="20"/>
+          <w:szCs w:val="20"/>
+        </w:rPr>
+        <w:t xml:space="preserve">D)  8 units</w:t>
+      </w:r>
+    </w:p>
+    <w:p>
+      <w:pPr>
+        <w:spacing w:after="20" w:before="50"/>
+      </w:pPr>
+      <w:r>
+        <w:rPr>
+          <w:b/>
+          <w:bCs/>
+          <w:color w:val="1FA6A2"/>
+          <w:sz w:val="21"/>
+          <w:szCs w:val="21"/>
+        </w:rPr>
+        <w:t xml:space="preserve">Step 1:  </w:t>
+      </w:r>
+      <w:r>
+        <w:rPr>
+          <w:sz w:val="21"/>
+          <w:szCs w:val="21"/>
+        </w:rPr>
+        <w:t xml:space="preserve">Both points have y = 3, so this is a horizontal distance.</w:t>
+      </w:r>
+    </w:p>
+    <w:p>
+      <w:pPr>
+        <w:spacing w:after="20" w:before="50"/>
+      </w:pPr>
+      <w:r>
+        <w:rPr>
+          <w:b/>
+          <w:bCs/>
+          <w:color w:val="1FA6A2"/>
+          <w:sz w:val="21"/>
+          <w:szCs w:val="21"/>
+        </w:rPr>
+        <w:t xml:space="preserve">Step 2:  </w:t>
+      </w:r>
+      <w:r>
+        <w:rPr>
+          <w:sz w:val="21"/>
+          <w:szCs w:val="21"/>
+        </w:rPr>
+        <w:t xml:space="preserve">|2 - (-4)| = |2 + 4| = 6 units.</w:t>
+      </w:r>
+    </w:p>
+    <w:p>
+      <w:pPr>
+        <w:spacing w:after="40" w:before="60"/>
+      </w:pPr>
+      <w:r>
+        <w:rPr>
+          <w:b/>
+          <w:bCs/>
+          <w:color w:val="12355B"/>
+          <w:sz w:val="21"/>
+          <w:szCs w:val="21"/>
+        </w:rPr>
+        <w:t xml:space="preserve">Answer:  </w:t>
+      </w:r>
+      <w:r>
+        <w:rPr>
+          <w:b/>
+          <w:bCs/>
+          <w:sz w:val="21"/>
+          <w:szCs w:val="21"/>
+        </w:rPr>
+        <w:t xml:space="preserve">C. 6 units</w:t>
+      </w:r>
+    </w:p>
     <w:p>
       <w:pPr>
         <w:pStyle w:val="Heading1"/>
@@ -1515,6 +1577,170 @@
           <w:szCs w:val="19"/>
         </w:rPr>
         <w:t xml:space="preserve">   We Do — work with your class</w:t>
+      </w:r>
+    </w:p>
+    <w:p>
+      <w:pPr>
+        <w:keepNext/>
+        <w:spacing w:after="40" w:before="40"/>
+      </w:pPr>
+      <w:r>
+        <w:rPr>
+          <w:b/>
+          <w:bCs/>
+          <w:color w:val="12355B"/>
+          <w:sz w:val="21"/>
+          <w:szCs w:val="21"/>
+        </w:rPr>
+        <w:t xml:space="preserve">Problem:  </w:t>
+      </w:r>
+      <w:r>
+        <w:rPr>
+          <w:sz w:val="21"/>
+          <w:szCs w:val="21"/>
+        </w:rPr>
+        <w:t xml:space="preserve">What is the distance between (5, -2) and (5, 4)?</w:t>
+      </w:r>
+    </w:p>
+    <w:p>
+      <w:pPr>
+        <w:spacing w:after="30"/>
+        <w:ind w:left="420"/>
+      </w:pPr>
+      <w:r>
+        <w:rPr>
+          <w:sz w:val="20"/>
+          <w:szCs w:val="20"/>
+        </w:rPr>
+        <w:t xml:space="preserve">A)  2 units</w:t>
+      </w:r>
+    </w:p>
+    <w:p>
+      <w:pPr>
+        <w:spacing w:after="30"/>
+        <w:ind w:left="420"/>
+      </w:pPr>
+      <w:r>
+        <w:rPr>
+          <w:sz w:val="20"/>
+          <w:szCs w:val="20"/>
+        </w:rPr>
+        <w:t xml:space="preserve">B)  4 units</w:t>
+      </w:r>
+    </w:p>
+    <w:p>
+      <w:pPr>
+        <w:spacing w:after="30"/>
+        <w:ind w:left="420"/>
+      </w:pPr>
+      <w:r>
+        <w:rPr>
+          <w:sz w:val="20"/>
+          <w:szCs w:val="20"/>
+        </w:rPr>
+        <w:t xml:space="preserve">C)  6 units</w:t>
+      </w:r>
+    </w:p>
+    <w:p>
+      <w:pPr>
+        <w:spacing w:after="30"/>
+        <w:ind w:left="420"/>
+      </w:pPr>
+      <w:r>
+        <w:rPr>
+          <w:sz w:val="20"/>
+          <w:szCs w:val="20"/>
+        </w:rPr>
+        <w:t xml:space="preserve">D)  10 units</w:t>
+      </w:r>
+    </w:p>
+    <w:p>
+      <w:pPr>
+        <w:keepNext/>
+        <w:spacing w:after="0" w:before="50"/>
+      </w:pPr>
+      <w:r>
+        <w:rPr>
+          <w:b/>
+          <w:bCs/>
+          <w:color w:val="6B4FA0"/>
+          <w:sz w:val="21"/>
+          <w:szCs w:val="21"/>
+        </w:rPr>
+        <w:t xml:space="preserve">Step 1:</w:t>
+      </w:r>
+    </w:p>
+    <w:p>
+      <w:pPr>
+        <w:pBdr>
+          <w:bottom w:val="single" w:color="AFBECC" w:sz="6"/>
+        </w:pBdr>
+        <w:spacing w:after="30" w:before="150"/>
+      </w:pPr>
+      <w:r>
+        <w:t xml:space="preserve"/>
+      </w:r>
+    </w:p>
+    <w:p>
+      <w:pPr>
+        <w:keepNext/>
+        <w:spacing w:after="0" w:before="50"/>
+      </w:pPr>
+      <w:r>
+        <w:rPr>
+          <w:b/>
+          <w:bCs/>
+          <w:color w:val="6B4FA0"/>
+          <w:sz w:val="21"/>
+          <w:szCs w:val="21"/>
+        </w:rPr>
+        <w:t xml:space="preserve">Step 2:</w:t>
+      </w:r>
+    </w:p>
+    <w:p>
+      <w:pPr>
+        <w:pBdr>
+          <w:bottom w:val="single" w:color="AFBECC" w:sz="6"/>
+        </w:pBdr>
+        <w:spacing w:after="30" w:before="150"/>
+      </w:pPr>
+      <w:r>
+        <w:t xml:space="preserve"/>
+      </w:r>
+    </w:p>
+    <w:p>
+      <w:pPr>
+        <w:keepNext/>
+        <w:spacing w:after="0" w:before="60"/>
+      </w:pPr>
+      <w:r>
+        <w:rPr>
+          <w:b/>
+          <w:bCs/>
+          <w:color w:val="12355B"/>
+          <w:sz w:val="21"/>
+          <w:szCs w:val="21"/>
+        </w:rPr>
+        <w:t xml:space="preserve">Answer:</w:t>
+      </w:r>
+    </w:p>
+    <w:p>
+      <w:pPr>
+        <w:pBdr>
+          <w:bottom w:val="single" w:color="AFBECC" w:sz="6"/>
+        </w:pBdr>
+        <w:spacing w:after="30" w:before="150"/>
+      </w:pPr>
+      <w:r>
+        <w:t xml:space="preserve"/>
+      </w:r>
+    </w:p>
+    <w:p>
+      <w:pPr>
+        <w:spacing w:after="80"/>
+      </w:pPr>
+      <w:r>
+        <w:t xml:space="preserve"/>
       </w:r>
     </w:p>
     <w:tbl>
@@ -2115,7 +2341,7 @@
           <w:sz w:val="21"/>
           <w:szCs w:val="21"/>
         </w:rPr>
-        <w:t xml:space="preserve">What is the distance between (-4, 3) and (2, 3)?</w:t>
+        <w:t xml:space="preserve">A rectangle has vertices at (1, 1), (5, 1), (5, 4), (1, 4). What is its perimeter?</w:t>
       </w:r>
     </w:p>
     <w:p>
@@ -2128,7 +2354,7 @@
           <w:sz w:val="20"/>
           <w:szCs w:val="20"/>
         </w:rPr>
-        <w:t xml:space="preserve">A)  2 units</w:t>
+        <w:t xml:space="preserve">A)  14 units</w:t>
       </w:r>
     </w:p>
     <w:p>
@@ -2141,7 +2367,7 @@
           <w:sz w:val="20"/>
           <w:szCs w:val="20"/>
         </w:rPr>
-        <w:t xml:space="preserve">B)  4 units</w:t>
+        <w:t xml:space="preserve">B)  12 units</w:t>
       </w:r>
     </w:p>
     <w:p>
@@ -2154,7 +2380,7 @@
           <w:sz w:val="20"/>
           <w:szCs w:val="20"/>
         </w:rPr>
-        <w:t xml:space="preserve">C)  6 units</w:t>
+        <w:t xml:space="preserve">C)  20 units</w:t>
       </w:r>
     </w:p>
     <w:p>
@@ -2245,7 +2471,7 @@
           <w:sz w:val="21"/>
           <w:szCs w:val="21"/>
         </w:rPr>
-        <w:t xml:space="preserve">What is the distance between (5, -2) and (5, 4)?</w:t>
+        <w:t xml:space="preserve">Two points are at (-3, -7) and (-3, 5). What is the distance between them?</w:t>
       </w:r>
     </w:p>
     <w:p>
@@ -2258,7 +2484,7 @@
           <w:sz w:val="20"/>
           <w:szCs w:val="20"/>
         </w:rPr>
-        <w:t xml:space="preserve">A)  2 units</w:t>
+        <w:t xml:space="preserve">A)  12 units</w:t>
       </w:r>
     </w:p>
     <w:p>
@@ -2271,7 +2497,7 @@
           <w:sz w:val="20"/>
           <w:szCs w:val="20"/>
         </w:rPr>
-        <w:t xml:space="preserve">B)  4 units</w:t>
+        <w:t xml:space="preserve">B)  2 units</w:t>
       </w:r>
     </w:p>
     <w:p>
@@ -2284,7 +2510,7 @@
           <w:sz w:val="20"/>
           <w:szCs w:val="20"/>
         </w:rPr>
-        <w:t xml:space="preserve">C)  6 units</w:t>
+        <w:t xml:space="preserve">C)  7 units</w:t>
       </w:r>
     </w:p>
     <w:p>
@@ -2297,7 +2523,7 @@
           <w:sz w:val="20"/>
           <w:szCs w:val="20"/>
         </w:rPr>
-        <w:t xml:space="preserve">D)  10 units</w:t>
+        <w:t xml:space="preserve">D)  8 units</w:t>
       </w:r>
     </w:p>
     <w:p>
@@ -2375,7 +2601,7 @@
           <w:sz w:val="21"/>
           <w:szCs w:val="21"/>
         </w:rPr>
-        <w:t xml:space="preserve">A rectangle has vertices at (1, 1), (5, 1), (5, 4), (1, 4). What is its perimeter?</w:t>
+        <w:t xml:space="preserve">What is the distance between (2, 3) and (2, 9)?</w:t>
       </w:r>
     </w:p>
     <w:p>
@@ -2388,7 +2614,7 @@
           <w:sz w:val="20"/>
           <w:szCs w:val="20"/>
         </w:rPr>
-        <w:t xml:space="preserve">A)  14 units</w:t>
+        <w:t xml:space="preserve">A)  6</w:t>
       </w:r>
     </w:p>
     <w:p>
@@ -2401,7 +2627,7 @@
           <w:sz w:val="20"/>
           <w:szCs w:val="20"/>
         </w:rPr>
-        <w:t xml:space="preserve">B)  12 units</w:t>
+        <w:t xml:space="preserve">B)  12</w:t>
       </w:r>
     </w:p>
     <w:p>
@@ -2414,7 +2640,7 @@
           <w:sz w:val="20"/>
           <w:szCs w:val="20"/>
         </w:rPr>
-        <w:t xml:space="preserve">C)  20 units</w:t>
+        <w:t xml:space="preserve">C)  3</w:t>
       </w:r>
     </w:p>
     <w:p>
@@ -2427,7 +2653,7 @@
           <w:sz w:val="20"/>
           <w:szCs w:val="20"/>
         </w:rPr>
-        <w:t xml:space="preserve">D)  8 units</w:t>
+        <w:t xml:space="preserve">D)  11</w:t>
       </w:r>
     </w:p>
     <w:p>
@@ -2505,7 +2731,7 @@
           <w:sz w:val="21"/>
           <w:szCs w:val="21"/>
         </w:rPr>
-        <w:t xml:space="preserve">Two points are at (-3, -7) and (-3, 5). What is the distance between them?</w:t>
+        <w:t xml:space="preserve">What is the distance between (-4, 1) and (5, 1)?</w:t>
       </w:r>
     </w:p>
     <w:p>
@@ -2518,7 +2744,7 @@
           <w:sz w:val="20"/>
           <w:szCs w:val="20"/>
         </w:rPr>
-        <w:t xml:space="preserve">A)  12 units</w:t>
+        <w:t xml:space="preserve">A)  9</w:t>
       </w:r>
     </w:p>
     <w:p>
@@ -2531,7 +2757,7 @@
           <w:sz w:val="20"/>
           <w:szCs w:val="20"/>
         </w:rPr>
-        <w:t xml:space="preserve">B)  2 units</w:t>
+        <w:t xml:space="preserve">B)  1</w:t>
       </w:r>
     </w:p>
     <w:p>
@@ -2544,7 +2770,7 @@
           <w:sz w:val="20"/>
           <w:szCs w:val="20"/>
         </w:rPr>
-        <w:t xml:space="preserve">C)  7 units</w:t>
+        <w:t xml:space="preserve">C)  -9</w:t>
       </w:r>
     </w:p>
     <w:p>
@@ -2557,7 +2783,7 @@
           <w:sz w:val="20"/>
           <w:szCs w:val="20"/>
         </w:rPr>
-        <w:t xml:space="preserve">D)  8 units</w:t>
+        <w:t xml:space="preserve">D)  4</w:t>
       </w:r>
     </w:p>
     <w:p>
@@ -3270,6 +3496,64 @@
           <w:sz w:val="24"/>
           <w:szCs w:val="24"/>
         </w:rPr>
+        <w:t xml:space="preserve">Worked Notes (I Do / We Do)</w:t>
+      </w:r>
+    </w:p>
+    <w:p>
+      <w:pPr>
+        <w:spacing w:after="80"/>
+      </w:pPr>
+      <w:r>
+        <w:rPr>
+          <w:b/>
+          <w:bCs/>
+          <w:sz w:val="21"/>
+          <w:szCs w:val="21"/>
+        </w:rPr>
+        <w:t xml:space="preserve">I Do:  </w:t>
+      </w:r>
+      <w:r>
+        <w:rPr>
+          <w:sz w:val="21"/>
+          <w:szCs w:val="21"/>
+        </w:rPr>
+        <w:t xml:space="preserve">C. 6 units</w:t>
+      </w:r>
+    </w:p>
+    <w:p>
+      <w:pPr>
+        <w:spacing w:after="80"/>
+      </w:pPr>
+      <w:r>
+        <w:rPr>
+          <w:b/>
+          <w:bCs/>
+          <w:sz w:val="21"/>
+          <w:szCs w:val="21"/>
+        </w:rPr>
+        <w:t xml:space="preserve">We Do:  </w:t>
+      </w:r>
+      <w:r>
+        <w:rPr>
+          <w:sz w:val="21"/>
+          <w:szCs w:val="21"/>
+        </w:rPr>
+        <w:t xml:space="preserve">C. 6 units</w:t>
+      </w:r>
+    </w:p>
+    <w:p>
+      <w:pPr>
+        <w:pStyle w:val="Heading2"/>
+        <w:spacing w:after="80" w:before="180"/>
+      </w:pPr>
+      <w:r>
+        <w:rPr>
+          <w:b/>
+          <w:bCs/>
+          <w:color w:val="12355B"/>
+          <w:sz w:val="24"/>
+          <w:szCs w:val="24"/>
+        </w:rPr>
         <w:t xml:space="preserve">Independent Practice</w:t>
       </w:r>
     </w:p>
@@ -3291,7 +3575,7 @@
           <w:sz w:val="21"/>
           <w:szCs w:val="21"/>
         </w:rPr>
-        <w:t xml:space="preserve">C)  6 units</w:t>
+        <w:t xml:space="preserve">A)  14 units</w:t>
       </w:r>
       <w:r>
         <w:rPr>
@@ -3301,7 +3585,7 @@
           <w:sz w:val="19"/>
           <w:szCs w:val="19"/>
         </w:rPr>
-        <w:t xml:space="preserve">  — Both points have y = 3, so this is a horizontal distance. |2 - (-4)| = |2 + 4| = 6 units.</w:t>
+        <w:t xml:space="preserve">  — Width = 5 - 1 = 4. Height = 4 - 1 = 3. Perimeter = 2(4 + 3) = 14.</w:t>
       </w:r>
     </w:p>
     <w:p>
@@ -3322,7 +3606,7 @@
           <w:sz w:val="21"/>
           <w:szCs w:val="21"/>
         </w:rPr>
-        <w:t xml:space="preserve">C)  6 units</w:t>
+        <w:t xml:space="preserve">A)  12 units</w:t>
       </w:r>
       <w:r>
         <w:rPr>
@@ -3332,7 +3616,7 @@
           <w:sz w:val="19"/>
           <w:szCs w:val="19"/>
         </w:rPr>
-        <w:t xml:space="preserve">  — Both points have x = 5, so this is a vertical distance. |4 - (-2)| = |4 + 2| = 6 units.</w:t>
+        <w:t xml:space="preserve">  — Same x = -3. Distance = |5 - (-7)| = |5 + 7| = 12 units.</w:t>
       </w:r>
     </w:p>
     <w:p>
@@ -3353,7 +3637,7 @@
           <w:sz w:val="21"/>
           <w:szCs w:val="21"/>
         </w:rPr>
-        <w:t xml:space="preserve">A)  14 units</w:t>
+        <w:t xml:space="preserve">A)  6</w:t>
       </w:r>
       <w:r>
         <w:rPr>
@@ -3363,7 +3647,7 @@
           <w:sz w:val="19"/>
           <w:szCs w:val="19"/>
         </w:rPr>
-        <w:t xml:space="preserve">  — Width = 5 - 1 = 4. Height = 4 - 1 = 3. Perimeter = 2(4 + 3) = 14.</w:t>
+        <w:t xml:space="preserve">  — Same x, so subtract y-values: 9 − 3 = 6 units.</w:t>
       </w:r>
     </w:p>
     <w:p>
@@ -3384,7 +3668,7 @@
           <w:sz w:val="21"/>
           <w:szCs w:val="21"/>
         </w:rPr>
-        <w:t xml:space="preserve">A)  12 units</w:t>
+        <w:t xml:space="preserve">A)  9</w:t>
       </w:r>
       <w:r>
         <w:rPr>
@@ -3394,7 +3678,7 @@
           <w:sz w:val="19"/>
           <w:szCs w:val="19"/>
         </w:rPr>
-        <w:t xml:space="preserve">  — Same x = -3. Distance = |5 - (-7)| = |5 + 7| = 12 units.</w:t>
+        <w:t xml:space="preserve">  — Same y; distance = |5 − (-4)| = 9 units.</w:t>
       </w:r>
     </w:p>
     <w:p>

--- a/lessons/9-6/downloads/9-6-notes.docx
+++ b/lessons/9-6/downloads/9-6-notes.docx
@@ -1177,6 +1177,238 @@
     <w:p>
       <w:pPr>
         <w:pStyle w:val="Heading1"/>
+        <w:pBdr>
+          <w:bottom w:val="single" w:color="1FA6A2" w:sz="14" w:space="6"/>
+        </w:pBdr>
+        <w:spacing w:after="140" w:before="260"/>
+      </w:pPr>
+      <w:r>
+        <w:rPr>
+          <w:b/>
+          <w:bCs/>
+          <w:color w:val="12355B"/>
+          <w:sz w:val="30"/>
+          <w:szCs w:val="30"/>
+        </w:rPr>
+        <w:t xml:space="preserve">Guided Notes</w:t>
+      </w:r>
+    </w:p>
+    <w:p>
+      <w:pPr>
+        <w:spacing w:after="100"/>
+      </w:pPr>
+      <w:r>
+        <w:rPr>
+          <w:i/>
+          <w:iCs/>
+          <w:color w:val="5F6F80"/>
+          <w:sz w:val="19"/>
+          <w:szCs w:val="19"/>
+        </w:rPr>
+        <w:t xml:space="preserve">Fill in each blank as we go. Use the Word Bank to help you.</w:t>
+      </w:r>
+    </w:p>
+    <w:tbl>
+      <w:tblPr>
+        <w:tblW w:type="pct" w:w="100%"/>
+        <w:tblBorders>
+          <w:top w:val="single" w:color="BBD0DE" w:sz="8"/>
+          <w:left w:val="single" w:color="BBD0DE" w:sz="8"/>
+          <w:bottom w:val="single" w:color="BBD0DE" w:sz="8"/>
+          <w:right w:val="single" w:color="BBD0DE" w:sz="8"/>
+          <w:insideH w:val="single" w:color="auto" w:sz="4"/>
+          <w:insideV w:val="single" w:color="auto" w:sz="4"/>
+        </w:tblBorders>
+      </w:tblPr>
+      <w:tblGrid>
+        <w:gridCol w:w="100"/>
+      </w:tblGrid>
+      <w:tr>
+        <w:tc>
+          <w:tcPr>
+            <w:shd w:fill="EEF4F8" w:color="auto" w:val="clear"/>
+            <w:tcMar>
+              <w:top w:type="dxa" w:w="120"/>
+              <w:left w:type="dxa" w:w="180"/>
+              <w:bottom w:type="dxa" w:w="120"/>
+              <w:right w:type="dxa" w:w="180"/>
+            </w:tcMar>
+          </w:tcPr>
+          <w:p>
+            <w:pPr>
+              <w:spacing w:after="40"/>
+            </w:pPr>
+            <w:r>
+              <w:rPr>
+                <w:b/>
+                <w:bCs/>
+                <w:color w:val="1FA6A2"/>
+                <w:sz w:val="18"/>
+                <w:szCs w:val="18"/>
+              </w:rPr>
+              <w:t xml:space="preserve">WORD BANK</w:t>
+            </w:r>
+          </w:p>
+          <w:p>
+            <w:pPr>
+              <w:spacing w:after="80"/>
+            </w:pPr>
+            <w:r>
+              <w:rPr>
+                <w:b/>
+                <w:bCs/>
+                <w:sz w:val="21"/>
+                <w:szCs w:val="21"/>
+              </w:rPr>
+              <w:t xml:space="preserve">Distance      •      Absolute value      •      Horizontal distance      •      Vertical distance      •      Coordinate plane      •      Integer</w:t>
+            </w:r>
+          </w:p>
+        </w:tc>
+      </w:tr>
+    </w:tbl>
+    <w:p>
+      <w:pPr>
+        <w:spacing w:after="80"/>
+      </w:pPr>
+      <w:r>
+        <w:t xml:space="preserve"/>
+      </w:r>
+    </w:p>
+    <w:p>
+      <w:pPr>
+        <w:spacing w:after="120" w:before="80"/>
+      </w:pPr>
+      <w:r>
+        <w:rPr>
+          <w:b/>
+          <w:bCs/>
+          <w:color w:val="12355B"/>
+          <w:sz w:val="22"/>
+          <w:szCs w:val="22"/>
+        </w:rPr>
+        <w:t xml:space="preserve">1.  </w:t>
+      </w:r>
+      <w:r>
+        <w:rPr>
+          <w:sz w:val="22"/>
+          <w:szCs w:val="22"/>
+        </w:rPr>
+        <w:t xml:space="preserve">How far apart two points are on the coordinate plane is the ___.</w:t>
+      </w:r>
+    </w:p>
+    <w:p>
+      <w:pPr>
+        <w:spacing w:after="120" w:before="80"/>
+      </w:pPr>
+      <w:r>
+        <w:rPr>
+          <w:b/>
+          <w:bCs/>
+          <w:color w:val="12355B"/>
+          <w:sz w:val="22"/>
+          <w:szCs w:val="22"/>
+        </w:rPr>
+        <w:t xml:space="preserve">2.  </w:t>
+      </w:r>
+      <w:r>
+        <w:rPr>
+          <w:sz w:val="22"/>
+          <w:szCs w:val="22"/>
+        </w:rPr>
+        <w:t xml:space="preserve">The distance of a number from zero, used to find distance between points, is its ___.</w:t>
+      </w:r>
+    </w:p>
+    <w:p>
+      <w:pPr>
+        <w:spacing w:after="120" w:before="80"/>
+      </w:pPr>
+      <w:r>
+        <w:rPr>
+          <w:b/>
+          <w:bCs/>
+          <w:color w:val="12355B"/>
+          <w:sz w:val="22"/>
+          <w:szCs w:val="22"/>
+        </w:rPr>
+        <w:t xml:space="preserve">3.  </w:t>
+      </w:r>
+      <w:r>
+        <w:rPr>
+          <w:sz w:val="22"/>
+          <w:szCs w:val="22"/>
+        </w:rPr>
+        <w:t xml:space="preserve">The distance between two points along the x-direction is the ___.</w:t>
+      </w:r>
+    </w:p>
+    <w:p>
+      <w:pPr>
+        <w:spacing w:after="120" w:before="80"/>
+      </w:pPr>
+      <w:r>
+        <w:rPr>
+          <w:b/>
+          <w:bCs/>
+          <w:color w:val="12355B"/>
+          <w:sz w:val="22"/>
+          <w:szCs w:val="22"/>
+        </w:rPr>
+        <w:t xml:space="preserve">4.  </w:t>
+      </w:r>
+      <w:r>
+        <w:rPr>
+          <w:sz w:val="22"/>
+          <w:szCs w:val="22"/>
+        </w:rPr>
+        <w:t xml:space="preserve">The distance between two points along the y-direction is the ___.</w:t>
+      </w:r>
+    </w:p>
+    <w:p>
+      <w:pPr>
+        <w:spacing w:after="120" w:before="80"/>
+      </w:pPr>
+      <w:r>
+        <w:rPr>
+          <w:b/>
+          <w:bCs/>
+          <w:color w:val="12355B"/>
+          <w:sz w:val="22"/>
+          <w:szCs w:val="22"/>
+        </w:rPr>
+        <w:t xml:space="preserve">5.  </w:t>
+      </w:r>
+      <w:r>
+        <w:rPr>
+          <w:sz w:val="22"/>
+          <w:szCs w:val="22"/>
+        </w:rPr>
+        <w:t xml:space="preserve">The grid made by the x-axis and y-axis is the ___.</w:t>
+      </w:r>
+    </w:p>
+    <w:p>
+      <w:pPr>
+        <w:spacing w:after="120" w:before="80"/>
+      </w:pPr>
+      <w:r>
+        <w:rPr>
+          <w:b/>
+          <w:bCs/>
+          <w:color w:val="12355B"/>
+          <w:sz w:val="22"/>
+          <w:szCs w:val="22"/>
+        </w:rPr>
+        <w:t xml:space="preserve">6.  </w:t>
+      </w:r>
+      <w:r>
+        <w:rPr>
+          <w:sz w:val="22"/>
+          <w:szCs w:val="22"/>
+        </w:rPr>
+        <w:t xml:space="preserve">A whole number or its opposite is an ___.</w:t>
+      </w:r>
+    </w:p>
+    <w:p>
+      <w:pPr>
+        <w:pStyle w:val="Heading1"/>
         <w:pageBreakBefore/>
         <w:pBdr>
           <w:bottom w:val="single" w:color="1FA6A2" w:sz="14" w:space="6"/>
@@ -2260,6 +2492,87 @@
     </w:p>
     <w:p>
       <w:pPr>
+        <w:spacing w:after="40" w:before="80"/>
+      </w:pPr>
+      <w:r>
+        <w:rPr>
+          <w:b/>
+          <w:bCs/>
+          <w:color w:val="12355B"/>
+          <w:sz w:val="21"/>
+          <w:szCs w:val="21"/>
+        </w:rPr>
+        <w:t xml:space="preserve">5. </w:t>
+      </w:r>
+      <w:r>
+        <w:rPr>
+          <w:b/>
+          <w:bCs/>
+          <w:color w:val="6B4FA0"/>
+          <w:sz w:val="19"/>
+          <w:szCs w:val="19"/>
+        </w:rPr>
+        <w:t xml:space="preserve">[Practice] </w:t>
+      </w:r>
+      <w:r>
+        <w:rPr>
+          <w:b/>
+          <w:bCs/>
+          <w:sz w:val="21"/>
+          <w:szCs w:val="21"/>
+        </w:rPr>
+        <w:t xml:space="preserve">During practice on Distance on the Coordinate Plane, what strategy did you use when a problem felt tricky?</w:t>
+      </w:r>
+    </w:p>
+    <w:p>
+      <w:pPr>
+        <w:spacing w:after="60"/>
+      </w:pPr>
+      <w:r>
+        <w:rPr>
+          <w:color w:val="1A2733"/>
+          <w:sz w:val="21"/>
+          <w:szCs w:val="21"/>
+        </w:rPr>
+        <w:t xml:space="preserve">Start with:  The distance is |4| + |-3|, which equals ___.</w:t>
+      </w:r>
+      <w:r>
+        <w:rPr>
+          <w:i/>
+          <w:iCs/>
+          <w:color w:val="5F6F80"/>
+          <w:sz w:val="19"/>
+          <w:szCs w:val="19"/>
+        </w:rPr>
+        <w:br/>
+        <w:t xml:space="preserve">La distancia es |4| + |-3|, que es ___.</w:t>
+      </w:r>
+    </w:p>
+    <w:p>
+      <w:pPr>
+        <w:spacing w:after="80"/>
+      </w:pPr>
+      <w:r>
+        <w:rPr>
+          <w:b/>
+          <w:bCs/>
+          <w:color w:val="12355B"/>
+          <w:sz w:val="19"/>
+          <w:szCs w:val="19"/>
+        </w:rPr>
+        <w:t xml:space="preserve">Word bank:  </w:t>
+      </w:r>
+      <w:r>
+        <w:rPr>
+          <w:color w:val="1FA6A2"/>
+          <w:sz w:val="19"/>
+          <w:szCs w:val="19"/>
+        </w:rPr>
+        <w:t xml:space="preserve">Distance,  Absolute value,  Horizontal distance,  Vertical distance</w:t>
+      </w:r>
+    </w:p>
+    <w:p>
+      <w:pPr>
         <w:pStyle w:val="Heading1"/>
         <w:pageBreakBefore/>
         <w:pBdr>
@@ -2601,7 +2914,7 @@
           <w:sz w:val="21"/>
           <w:szCs w:val="21"/>
         </w:rPr>
-        <w:t xml:space="preserve">What is the distance between (2, 3) and (2, 9)?</w:t>
+        <w:t xml:space="preserve">The Bank is at (2, 3) and the Library is at (2, 9). How many blocks apart are they?</w:t>
       </w:r>
     </w:p>
     <w:p>
@@ -2614,7 +2927,7 @@
           <w:sz w:val="20"/>
           <w:szCs w:val="20"/>
         </w:rPr>
-        <w:t xml:space="preserve">A)  6</w:t>
+        <w:t xml:space="preserve">A)  6 blocks</w:t>
       </w:r>
     </w:p>
     <w:p>
@@ -2627,7 +2940,7 @@
           <w:sz w:val="20"/>
           <w:szCs w:val="20"/>
         </w:rPr>
-        <w:t xml:space="preserve">B)  12</w:t>
+        <w:t xml:space="preserve">B)  12 blocks</w:t>
       </w:r>
     </w:p>
     <w:p>
@@ -2640,7 +2953,7 @@
           <w:sz w:val="20"/>
           <w:szCs w:val="20"/>
         </w:rPr>
-        <w:t xml:space="preserve">C)  3</w:t>
+        <w:t xml:space="preserve">C)  3 blocks</w:t>
       </w:r>
     </w:p>
     <w:p>
@@ -2653,7 +2966,7 @@
           <w:sz w:val="20"/>
           <w:szCs w:val="20"/>
         </w:rPr>
-        <w:t xml:space="preserve">D)  11</w:t>
+        <w:t xml:space="preserve">D)  11 blocks</w:t>
       </w:r>
     </w:p>
     <w:p>
@@ -2731,7 +3044,7 @@
           <w:sz w:val="21"/>
           <w:szCs w:val="21"/>
         </w:rPr>
-        <w:t xml:space="preserve">What is the distance between (-4, 1) and (5, 1)?</w:t>
+        <w:t xml:space="preserve">The Park is at (-4, 5) and City Hall is at (3, 5). How many blocks apart are they?</w:t>
       </w:r>
     </w:p>
     <w:p>
@@ -2744,7 +3057,7 @@
           <w:sz w:val="20"/>
           <w:szCs w:val="20"/>
         </w:rPr>
-        <w:t xml:space="preserve">A)  9</w:t>
+        <w:t xml:space="preserve">A)  1 block</w:t>
       </w:r>
     </w:p>
     <w:p>
@@ -2757,7 +3070,7 @@
           <w:sz w:val="20"/>
           <w:szCs w:val="20"/>
         </w:rPr>
-        <w:t xml:space="preserve">B)  1</w:t>
+        <w:t xml:space="preserve">B)  7 blocks</w:t>
       </w:r>
     </w:p>
     <w:p>
@@ -2770,7 +3083,7 @@
           <w:sz w:val="20"/>
           <w:szCs w:val="20"/>
         </w:rPr>
-        <w:t xml:space="preserve">C)  -9</w:t>
+        <w:t xml:space="preserve">C)  12 blocks</w:t>
       </w:r>
     </w:p>
     <w:p>
@@ -2783,7 +3096,7 @@
           <w:sz w:val="20"/>
           <w:szCs w:val="20"/>
         </w:rPr>
-        <w:t xml:space="preserve">D)  4</w:t>
+        <w:t xml:space="preserve">D)  5 blocks</w:t>
       </w:r>
     </w:p>
     <w:p>
@@ -2856,33 +3169,7 @@
           <w:sz w:val="30"/>
           <w:szCs w:val="30"/>
         </w:rPr>
-        <w:t xml:space="preserve">Write About the Math</w:t>
-      </w:r>
-    </w:p>
-    <w:p>
-      <w:pPr>
-        <w:pStyle w:val="Heading2"/>
-        <w:spacing w:after="80" w:before="180"/>
-      </w:pPr>
-      <w:r>
-        <w:rPr>
-          <w:b/>
-          <w:bCs/>
-          <w:color w:val="12355B"/>
-          <w:sz w:val="24"/>
-          <w:szCs w:val="24"/>
-        </w:rPr>
-        <w:t xml:space="preserve">Build Strong Sentences</w:t>
-      </w:r>
-      <w:r>
-        <w:rPr>
-          <w:i/>
-          <w:iCs/>
-          <w:color w:val="B97A12"/>
-          <w:sz w:val="19"/>
-          <w:szCs w:val="19"/>
-        </w:rPr>
-        <w:t xml:space="preserve">   The Writing Revolution</w:t>
+        <w:t xml:space="preserve">Exit Ticket</w:t>
       </w:r>
     </w:p>
     <w:p>
@@ -2897,435 +3184,86 @@
           <w:sz w:val="19"/>
           <w:szCs w:val="19"/>
         </w:rPr>
-        <w:t xml:space="preserve">I can explain my work using the words distance, absolute value, horizontal distance, and vertical distance.</w:t>
-      </w:r>
-    </w:p>
-    <w:p>
-      <w:pPr>
-        <w:pStyle w:val="Heading2"/>
-        <w:spacing w:after="80" w:before="180"/>
-      </w:pPr>
-      <w:r>
-        <w:rPr>
-          <w:b/>
-          <w:bCs/>
-          <w:color w:val="12355B"/>
-          <w:sz w:val="24"/>
-          <w:szCs w:val="24"/>
-        </w:rPr>
-        <w:t xml:space="preserve">1. Kernel Sentence</w:t>
-      </w:r>
-      <w:r>
-        <w:rPr>
-          <w:i/>
-          <w:iCs/>
-          <w:color w:val="1FA6A2"/>
-          <w:sz w:val="19"/>
-          <w:szCs w:val="19"/>
-        </w:rPr>
-        <w:t xml:space="preserve">   subject + verb</w:t>
-      </w:r>
-    </w:p>
-    <w:tbl>
-      <w:tblPr>
-        <w:tblW w:type="pct" w:w="100%"/>
-        <w:tblBorders>
-          <w:top w:val="single" w:color="B97A12" w:sz="8"/>
-          <w:left w:val="single" w:color="B97A12" w:sz="8"/>
-          <w:bottom w:val="single" w:color="B97A12" w:sz="8"/>
-          <w:right w:val="single" w:color="B97A12" w:sz="8"/>
-          <w:insideH w:val="single" w:color="auto" w:sz="4"/>
-          <w:insideV w:val="single" w:color="auto" w:sz="4"/>
-        </w:tblBorders>
-      </w:tblPr>
-      <w:tblGrid>
-        <w:gridCol w:w="100"/>
-      </w:tblGrid>
-      <w:tr>
-        <w:tc>
-          <w:tcPr>
-            <w:shd w:fill="FBF3E2" w:color="auto" w:val="clear"/>
-            <w:tcMar>
-              <w:top w:type="dxa" w:w="120"/>
-              <w:left w:type="dxa" w:w="180"/>
-              <w:bottom w:type="dxa" w:w="120"/>
-              <w:right w:type="dxa" w:w="180"/>
-            </w:tcMar>
-          </w:tcPr>
-          <w:p>
-            <w:pPr>
-              <w:spacing w:after="0"/>
-            </w:pPr>
-            <w:r>
-              <w:rPr>
-                <w:b/>
-                <w:bCs/>
-                <w:color w:val="1FA6A2"/>
-                <w:sz w:val="20"/>
-                <w:szCs w:val="20"/>
-              </w:rPr>
-              <w:t xml:space="preserve">Model:  </w:t>
-            </w:r>
-            <w:r>
-              <w:rPr>
-                <w:sz w:val="20"/>
-                <w:szCs w:val="20"/>
-              </w:rPr>
-              <w:t xml:space="preserve">Distance is how far apart two points are. It is never negative.</w:t>
-            </w:r>
-          </w:p>
-        </w:tc>
-      </w:tr>
-    </w:tbl>
+        <w:t xml:space="preserve">Answer on your own. This shows what you learned today.</w:t>
+      </w:r>
+    </w:p>
+    <w:p>
+      <w:pPr>
+        <w:spacing w:after="80" w:before="80"/>
+      </w:pPr>
+      <w:r>
+        <w:rPr>
+          <w:color w:val="B97A12"/>
+          <w:sz w:val="22"/>
+          <w:szCs w:val="22"/>
+        </w:rPr>
+        <w:t xml:space="preserve">★  </w:t>
+      </w:r>
+      <w:r>
+        <w:rPr>
+          <w:b/>
+          <w:bCs/>
+          <w:sz w:val="22"/>
+          <w:szCs w:val="22"/>
+        </w:rPr>
+        <w:t xml:space="preserve">What is the distance between the points (3, -2) and (3, 5)?</w:t>
+      </w:r>
+    </w:p>
+    <w:p>
+      <w:pPr>
+        <w:spacing w:after="60"/>
+        <w:ind w:left="420"/>
+      </w:pPr>
+      <w:r>
+        <w:rPr>
+          <w:sz w:val="21"/>
+          <w:szCs w:val="21"/>
+        </w:rPr>
+        <w:t xml:space="preserve">A)  3 units</w:t>
+      </w:r>
+    </w:p>
+    <w:p>
+      <w:pPr>
+        <w:spacing w:after="60"/>
+        <w:ind w:left="420"/>
+      </w:pPr>
+      <w:r>
+        <w:rPr>
+          <w:sz w:val="21"/>
+          <w:szCs w:val="21"/>
+        </w:rPr>
+        <w:t xml:space="preserve">B)  5 units</w:t>
+      </w:r>
+    </w:p>
+    <w:p>
+      <w:pPr>
+        <w:spacing w:after="60"/>
+        <w:ind w:left="420"/>
+      </w:pPr>
+      <w:r>
+        <w:rPr>
+          <w:sz w:val="21"/>
+          <w:szCs w:val="21"/>
+        </w:rPr>
+        <w:t xml:space="preserve">C)  7 units</w:t>
+      </w:r>
+    </w:p>
+    <w:p>
+      <w:pPr>
+        <w:spacing w:after="60"/>
+        <w:ind w:left="420"/>
+      </w:pPr>
+      <w:r>
+        <w:rPr>
+          <w:sz w:val="21"/>
+          <w:szCs w:val="21"/>
+        </w:rPr>
+        <w:t xml:space="preserve">D)  9 units</w:t>
+      </w:r>
+    </w:p>
     <w:p>
       <w:pPr>
         <w:spacing w:after="40"/>
-      </w:pPr>
-      <w:r>
-        <w:t xml:space="preserve"/>
-      </w:r>
-    </w:p>
-    <w:p>
-      <w:pPr>
-        <w:spacing w:after="60"/>
-      </w:pPr>
-      <w:r>
-        <w:rPr>
-          <w:color w:val="1A2733"/>
-          <w:sz w:val="21"/>
-          <w:szCs w:val="21"/>
-        </w:rPr>
-        <w:t xml:space="preserve">Write a kernel sentence about distance. Use a subject and a verb.</w:t>
-      </w:r>
-      <w:r>
-        <w:rPr>
-          <w:i/>
-          <w:iCs/>
-          <w:color w:val="5F6F80"/>
-          <w:sz w:val="19"/>
-          <w:szCs w:val="19"/>
-        </w:rPr>
-        <w:br/>
-        <w:t xml:space="preserve">Escribe una oración base sobre distancia. Usa un sujeto y un verbo.</w:t>
-      </w:r>
-    </w:p>
-    <w:p>
-      <w:pPr>
-        <w:pBdr>
-          <w:bottom w:val="single" w:color="AFBECC" w:sz="6"/>
-        </w:pBdr>
-        <w:spacing w:after="30" w:before="150"/>
-      </w:pPr>
-      <w:r>
-        <w:t xml:space="preserve"/>
-      </w:r>
-    </w:p>
-    <w:p>
-      <w:pPr>
-        <w:pBdr>
-          <w:bottom w:val="single" w:color="AFBECC" w:sz="6"/>
-        </w:pBdr>
-        <w:spacing w:after="30" w:before="150"/>
-      </w:pPr>
-      <w:r>
-        <w:t xml:space="preserve"/>
-      </w:r>
-    </w:p>
-    <w:p>
-      <w:pPr>
-        <w:pStyle w:val="Heading2"/>
-        <w:spacing w:after="80" w:before="180"/>
-      </w:pPr>
-      <w:r>
-        <w:rPr>
-          <w:b/>
-          <w:bCs/>
-          <w:color w:val="12355B"/>
-          <w:sz w:val="24"/>
-          <w:szCs w:val="24"/>
-        </w:rPr>
-        <w:t xml:space="preserve">2. Sentence Expansion</w:t>
-      </w:r>
-      <w:r>
-        <w:rPr>
-          <w:i/>
-          <w:iCs/>
-          <w:color w:val="1FA6A2"/>
-          <w:sz w:val="19"/>
-          <w:szCs w:val="19"/>
-        </w:rPr>
-        <w:t xml:space="preserve">   because · but · so</w:t>
-      </w:r>
-    </w:p>
-    <w:p>
-      <w:pPr>
-        <w:spacing w:after="80"/>
-      </w:pPr>
-      <w:r>
-        <w:rPr>
-          <w:b/>
-          <w:bCs/>
-          <w:color w:val="1FA6A2"/>
-          <w:sz w:val="20"/>
-          <w:szCs w:val="20"/>
-        </w:rPr>
-        <w:t xml:space="preserve">Kernel:  </w:t>
-      </w:r>
-      <w:r>
-        <w:rPr>
-          <w:sz w:val="20"/>
-          <w:szCs w:val="20"/>
-        </w:rPr>
-        <w:t xml:space="preserve">Distance matters in math</w:t>
-      </w:r>
-    </w:p>
-    <w:p>
-      <w:pPr>
-        <w:spacing w:after="80"/>
-      </w:pPr>
-      <w:r>
-        <w:rPr>
-          <w:b/>
-          <w:bCs/>
-          <w:color w:val="12355B"/>
-          <w:sz w:val="21"/>
-          <w:szCs w:val="21"/>
-        </w:rPr>
-        <w:t xml:space="preserve">because  </w:t>
-      </w:r>
-      <w:r>
-        <w:rPr>
-          <w:sz w:val="21"/>
-          <w:szCs w:val="21"/>
-        </w:rPr>
-        <w:t xml:space="preserve">Distance matters in math because ___.</w:t>
-      </w:r>
-      <w:r>
-        <w:rPr>
-          <w:i/>
-          <w:iCs/>
-          <w:color w:val="5F6F80"/>
-          <w:sz w:val="19"/>
-          <w:szCs w:val="19"/>
-        </w:rPr>
-        <w:br/>
-        <w:t xml:space="preserve">Distancia importa en matemáticas porque ___.</w:t>
-      </w:r>
-    </w:p>
-    <w:p>
-      <w:pPr>
-        <w:pBdr>
-          <w:bottom w:val="single" w:color="AFBECC" w:sz="6"/>
-        </w:pBdr>
-        <w:spacing w:after="30" w:before="150"/>
-      </w:pPr>
-      <w:r>
-        <w:t xml:space="preserve"/>
-      </w:r>
-    </w:p>
-    <w:p>
-      <w:pPr>
-        <w:spacing w:after="80"/>
-      </w:pPr>
-      <w:r>
-        <w:rPr>
-          <w:b/>
-          <w:bCs/>
-          <w:color w:val="12355B"/>
-          <w:sz w:val="21"/>
-          <w:szCs w:val="21"/>
-        </w:rPr>
-        <w:t xml:space="preserve">but  </w:t>
-      </w:r>
-      <w:r>
-        <w:rPr>
-          <w:sz w:val="21"/>
-          <w:szCs w:val="21"/>
-        </w:rPr>
-        <w:t xml:space="preserve">Distance matters in math, but ___.</w:t>
-      </w:r>
-      <w:r>
-        <w:rPr>
-          <w:i/>
-          <w:iCs/>
-          <w:color w:val="5F6F80"/>
-          <w:sz w:val="19"/>
-          <w:szCs w:val="19"/>
-        </w:rPr>
-        <w:br/>
-        <w:t xml:space="preserve">Distancia importa en matemáticas, pero ___.</w:t>
-      </w:r>
-    </w:p>
-    <w:p>
-      <w:pPr>
-        <w:pBdr>
-          <w:bottom w:val="single" w:color="AFBECC" w:sz="6"/>
-        </w:pBdr>
-        <w:spacing w:after="30" w:before="150"/>
-      </w:pPr>
-      <w:r>
-        <w:t xml:space="preserve"/>
-      </w:r>
-    </w:p>
-    <w:p>
-      <w:pPr>
-        <w:spacing w:after="80"/>
-      </w:pPr>
-      <w:r>
-        <w:rPr>
-          <w:b/>
-          <w:bCs/>
-          <w:color w:val="12355B"/>
-          <w:sz w:val="21"/>
-          <w:szCs w:val="21"/>
-        </w:rPr>
-        <w:t xml:space="preserve">so  </w:t>
-      </w:r>
-      <w:r>
-        <w:rPr>
-          <w:sz w:val="21"/>
-          <w:szCs w:val="21"/>
-        </w:rPr>
-        <w:t xml:space="preserve">Distance matters in math, so ___.</w:t>
-      </w:r>
-      <w:r>
-        <w:rPr>
-          <w:i/>
-          <w:iCs/>
-          <w:color w:val="5F6F80"/>
-          <w:sz w:val="19"/>
-          <w:szCs w:val="19"/>
-        </w:rPr>
-        <w:br/>
-        <w:t xml:space="preserve">Distancia importa en matemáticas, entonces ___.</w:t>
-      </w:r>
-    </w:p>
-    <w:p>
-      <w:pPr>
-        <w:pBdr>
-          <w:bottom w:val="single" w:color="AFBECC" w:sz="6"/>
-        </w:pBdr>
-        <w:spacing w:after="30" w:before="150"/>
-      </w:pPr>
-      <w:r>
-        <w:t xml:space="preserve"/>
-      </w:r>
-    </w:p>
-    <w:p>
-      <w:pPr>
-        <w:pStyle w:val="Heading2"/>
-        <w:spacing w:after="80" w:before="180"/>
-      </w:pPr>
-      <w:r>
-        <w:rPr>
-          <w:b/>
-          <w:bCs/>
-          <w:color w:val="12355B"/>
-          <w:sz w:val="24"/>
-          <w:szCs w:val="24"/>
-        </w:rPr>
-        <w:t xml:space="preserve">3. Explain Your Reasoning</w:t>
-      </w:r>
-      <w:r>
-        <w:rPr>
-          <w:i/>
-          <w:iCs/>
-          <w:color w:val="1FA6A2"/>
-          <w:sz w:val="19"/>
-          <w:szCs w:val="19"/>
-        </w:rPr>
-        <w:t xml:space="preserve">   use a sentence starter</w:t>
-      </w:r>
-    </w:p>
-    <w:p>
-      <w:pPr>
-        <w:spacing w:after="60"/>
-      </w:pPr>
-      <w:r>
-        <w:rPr>
-          <w:color w:val="1A2733"/>
-          <w:sz w:val="21"/>
-          <w:szCs w:val="21"/>
-        </w:rPr>
-        <w:t xml:space="preserve">The y-coordinates are the same, so I only compare the ___.</w:t>
-      </w:r>
-      <w:r>
-        <w:rPr>
-          <w:i/>
-          <w:iCs/>
-          <w:color w:val="5F6F80"/>
-          <w:sz w:val="19"/>
-          <w:szCs w:val="19"/>
-        </w:rPr>
-        <w:br/>
-        <w:t xml:space="preserve">Las coordenadas y son iguales, asi que solo comparo las ___.</w:t>
-      </w:r>
-    </w:p>
-    <w:p>
-      <w:pPr>
-        <w:spacing w:after="60"/>
-      </w:pPr>
-      <w:r>
-        <w:rPr>
-          <w:color w:val="1A2733"/>
-          <w:sz w:val="21"/>
-          <w:szCs w:val="21"/>
-        </w:rPr>
-        <w:t xml:space="preserve">The distance is ___ because 7 - 2 = ___.</w:t>
-      </w:r>
-      <w:r>
-        <w:rPr>
-          <w:i/>
-          <w:iCs/>
-          <w:color w:val="5F6F80"/>
-          <w:sz w:val="19"/>
-          <w:szCs w:val="19"/>
-        </w:rPr>
-        <w:br/>
-        <w:t xml:space="preserve">La distancia es ___ porque 7 - 2 = ___.</w:t>
-      </w:r>
-    </w:p>
-    <w:p>
-      <w:pPr>
-        <w:spacing w:after="60"/>
-      </w:pPr>
-      <w:r>
-        <w:rPr>
-          <w:color w:val="1A2733"/>
-          <w:sz w:val="21"/>
-          <w:szCs w:val="21"/>
-        </w:rPr>
-        <w:t xml:space="preserve">The distance is |4| + |-3|, which equals ___.</w:t>
-      </w:r>
-      <w:r>
-        <w:rPr>
-          <w:i/>
-          <w:iCs/>
-          <w:color w:val="5F6F80"/>
-          <w:sz w:val="19"/>
-          <w:szCs w:val="19"/>
-        </w:rPr>
-        <w:br/>
-        <w:t xml:space="preserve">La distancia es |4| + |-3|, que es ___.</w:t>
-      </w:r>
-    </w:p>
-    <w:p>
-      <w:pPr>
-        <w:pBdr>
-          <w:bottom w:val="single" w:color="AFBECC" w:sz="6"/>
-        </w:pBdr>
-        <w:spacing w:after="30" w:before="150"/>
-      </w:pPr>
-      <w:r>
-        <w:t xml:space="preserve"/>
-      </w:r>
-    </w:p>
-    <w:p>
-      <w:pPr>
-        <w:pBdr>
-          <w:bottom w:val="single" w:color="AFBECC" w:sz="6"/>
-        </w:pBdr>
-        <w:spacing w:after="30" w:before="150"/>
       </w:pPr>
       <w:r>
         <w:t xml:space="preserve"/>
@@ -3348,7 +3286,7 @@
           <w:sz w:val="30"/>
           <w:szCs w:val="30"/>
         </w:rPr>
-        <w:t xml:space="preserve">Exit Ticket</w:t>
+        <w:t xml:space="preserve">Answer Key &amp; Teacher Guide</w:t>
       </w:r>
     </w:p>
     <w:p>
@@ -3363,115 +3301,245 @@
           <w:sz w:val="19"/>
           <w:szCs w:val="19"/>
         </w:rPr>
-        <w:t xml:space="preserve">Answer on your own. This shows what you learned today.</w:t>
-      </w:r>
-    </w:p>
-    <w:p>
-      <w:pPr>
-        <w:spacing w:after="80" w:before="80"/>
-      </w:pPr>
-      <w:r>
-        <w:rPr>
-          <w:color w:val="B97A12"/>
-          <w:sz w:val="22"/>
-          <w:szCs w:val="22"/>
-        </w:rPr>
-        <w:t xml:space="preserve">★  </w:t>
-      </w:r>
-      <w:r>
-        <w:rPr>
-          <w:b/>
-          <w:bCs/>
-          <w:sz w:val="22"/>
-          <w:szCs w:val="22"/>
-        </w:rPr>
-        <w:t xml:space="preserve">What is the distance between the points (3, -2) and (3, 5)?</w:t>
-      </w:r>
-    </w:p>
-    <w:p>
-      <w:pPr>
-        <w:spacing w:after="60"/>
-        <w:ind w:left="420"/>
-      </w:pPr>
-      <w:r>
-        <w:rPr>
-          <w:sz w:val="21"/>
-          <w:szCs w:val="21"/>
-        </w:rPr>
-        <w:t xml:space="preserve">A)  3 units</w:t>
-      </w:r>
-    </w:p>
-    <w:p>
-      <w:pPr>
-        <w:spacing w:after="60"/>
-        <w:ind w:left="420"/>
-      </w:pPr>
-      <w:r>
-        <w:rPr>
-          <w:sz w:val="21"/>
-          <w:szCs w:val="21"/>
-        </w:rPr>
-        <w:t xml:space="preserve">B)  5 units</w:t>
-      </w:r>
-    </w:p>
-    <w:p>
-      <w:pPr>
-        <w:spacing w:after="60"/>
-        <w:ind w:left="420"/>
-      </w:pPr>
-      <w:r>
-        <w:rPr>
-          <w:sz w:val="21"/>
-          <w:szCs w:val="21"/>
-        </w:rPr>
-        <w:t xml:space="preserve">C)  7 units</w:t>
-      </w:r>
-    </w:p>
-    <w:p>
-      <w:pPr>
-        <w:spacing w:after="60"/>
-        <w:ind w:left="420"/>
-      </w:pPr>
-      <w:r>
-        <w:rPr>
-          <w:sz w:val="21"/>
-          <w:szCs w:val="21"/>
-        </w:rPr>
-        <w:t xml:space="preserve">D)  9 units</w:t>
-      </w:r>
-    </w:p>
-    <w:p>
-      <w:pPr>
-        <w:spacing w:after="40"/>
-      </w:pPr>
-      <w:r>
-        <w:t xml:space="preserve"/>
-      </w:r>
-    </w:p>
-    <w:p>
-      <w:pPr>
-        <w:pStyle w:val="Heading1"/>
-        <w:pageBreakBefore/>
-        <w:pBdr>
-          <w:bottom w:val="single" w:color="1FA6A2" w:sz="14" w:space="6"/>
-        </w:pBdr>
-        <w:spacing w:after="140" w:before="0"/>
-      </w:pPr>
-      <w:r>
-        <w:rPr>
-          <w:b/>
-          <w:bCs/>
-          <w:color w:val="12355B"/>
-          <w:sz w:val="30"/>
-          <w:szCs w:val="30"/>
-        </w:rPr>
-        <w:t xml:space="preserve">Answer Key &amp; Teacher Guide</w:t>
-      </w:r>
-    </w:p>
-    <w:p>
-      <w:pPr>
-        <w:spacing w:after="100"/>
-      </w:pPr>
+        <w:t xml:space="preserve">Teacher reference — remove or fold back before distributing to students.</w:t>
+      </w:r>
+    </w:p>
+    <w:p>
+      <w:pPr>
+        <w:pStyle w:val="Heading2"/>
+        <w:spacing w:after="80" w:before="180"/>
+      </w:pPr>
+      <w:r>
+        <w:rPr>
+          <w:b/>
+          <w:bCs/>
+          <w:color w:val="12355B"/>
+          <w:sz w:val="24"/>
+          <w:szCs w:val="24"/>
+        </w:rPr>
+        <w:t xml:space="preserve">Guided Notes (Fill-in)</w:t>
+      </w:r>
+    </w:p>
+    <w:p>
+      <w:pPr>
+        <w:spacing w:after="80"/>
+      </w:pPr>
+      <w:r>
+        <w:rPr>
+          <w:b/>
+          <w:bCs/>
+          <w:sz w:val="21"/>
+          <w:szCs w:val="21"/>
+        </w:rPr>
+        <w:t xml:space="preserve">Notes 1:  </w:t>
+      </w:r>
+      <w:r>
+        <w:rPr>
+          <w:sz w:val="21"/>
+          <w:szCs w:val="21"/>
+        </w:rPr>
+        <w:t xml:space="preserve">Distance</w:t>
+      </w:r>
+    </w:p>
+    <w:p>
+      <w:pPr>
+        <w:spacing w:after="80"/>
+      </w:pPr>
+      <w:r>
+        <w:rPr>
+          <w:b/>
+          <w:bCs/>
+          <w:sz w:val="21"/>
+          <w:szCs w:val="21"/>
+        </w:rPr>
+        <w:t xml:space="preserve">Notes 2:  </w:t>
+      </w:r>
+      <w:r>
+        <w:rPr>
+          <w:sz w:val="21"/>
+          <w:szCs w:val="21"/>
+        </w:rPr>
+        <w:t xml:space="preserve">Absolute value</w:t>
+      </w:r>
+    </w:p>
+    <w:p>
+      <w:pPr>
+        <w:spacing w:after="80"/>
+      </w:pPr>
+      <w:r>
+        <w:rPr>
+          <w:b/>
+          <w:bCs/>
+          <w:sz w:val="21"/>
+          <w:szCs w:val="21"/>
+        </w:rPr>
+        <w:t xml:space="preserve">Notes 3:  </w:t>
+      </w:r>
+      <w:r>
+        <w:rPr>
+          <w:sz w:val="21"/>
+          <w:szCs w:val="21"/>
+        </w:rPr>
+        <w:t xml:space="preserve">Horizontal distance</w:t>
+      </w:r>
+    </w:p>
+    <w:p>
+      <w:pPr>
+        <w:spacing w:after="80"/>
+      </w:pPr>
+      <w:r>
+        <w:rPr>
+          <w:b/>
+          <w:bCs/>
+          <w:sz w:val="21"/>
+          <w:szCs w:val="21"/>
+        </w:rPr>
+        <w:t xml:space="preserve">Notes 4:  </w:t>
+      </w:r>
+      <w:r>
+        <w:rPr>
+          <w:sz w:val="21"/>
+          <w:szCs w:val="21"/>
+        </w:rPr>
+        <w:t xml:space="preserve">Vertical distance</w:t>
+      </w:r>
+    </w:p>
+    <w:p>
+      <w:pPr>
+        <w:spacing w:after="80"/>
+      </w:pPr>
+      <w:r>
+        <w:rPr>
+          <w:b/>
+          <w:bCs/>
+          <w:sz w:val="21"/>
+          <w:szCs w:val="21"/>
+        </w:rPr>
+        <w:t xml:space="preserve">Notes 5:  </w:t>
+      </w:r>
+      <w:r>
+        <w:rPr>
+          <w:sz w:val="21"/>
+          <w:szCs w:val="21"/>
+        </w:rPr>
+        <w:t xml:space="preserve">Coordinate plane</w:t>
+      </w:r>
+    </w:p>
+    <w:p>
+      <w:pPr>
+        <w:spacing w:after="80"/>
+      </w:pPr>
+      <w:r>
+        <w:rPr>
+          <w:b/>
+          <w:bCs/>
+          <w:sz w:val="21"/>
+          <w:szCs w:val="21"/>
+        </w:rPr>
+        <w:t xml:space="preserve">Notes 6:  </w:t>
+      </w:r>
+      <w:r>
+        <w:rPr>
+          <w:sz w:val="21"/>
+          <w:szCs w:val="21"/>
+        </w:rPr>
+        <w:t xml:space="preserve">Integer</w:t>
+      </w:r>
+    </w:p>
+    <w:p>
+      <w:pPr>
+        <w:pStyle w:val="Heading2"/>
+        <w:spacing w:after="80" w:before="180"/>
+      </w:pPr>
+      <w:r>
+        <w:rPr>
+          <w:b/>
+          <w:bCs/>
+          <w:color w:val="12355B"/>
+          <w:sz w:val="24"/>
+          <w:szCs w:val="24"/>
+        </w:rPr>
+        <w:t xml:space="preserve">Worked Notes (I Do / We Do)</w:t>
+      </w:r>
+    </w:p>
+    <w:p>
+      <w:pPr>
+        <w:spacing w:after="80"/>
+      </w:pPr>
+      <w:r>
+        <w:rPr>
+          <w:b/>
+          <w:bCs/>
+          <w:sz w:val="21"/>
+          <w:szCs w:val="21"/>
+        </w:rPr>
+        <w:t xml:space="preserve">I Do:  </w:t>
+      </w:r>
+      <w:r>
+        <w:rPr>
+          <w:sz w:val="21"/>
+          <w:szCs w:val="21"/>
+        </w:rPr>
+        <w:t xml:space="preserve">C. 6 units</w:t>
+      </w:r>
+    </w:p>
+    <w:p>
+      <w:pPr>
+        <w:spacing w:after="80"/>
+      </w:pPr>
+      <w:r>
+        <w:rPr>
+          <w:b/>
+          <w:bCs/>
+          <w:sz w:val="21"/>
+          <w:szCs w:val="21"/>
+        </w:rPr>
+        <w:t xml:space="preserve">We Do:  </w:t>
+      </w:r>
+      <w:r>
+        <w:rPr>
+          <w:sz w:val="21"/>
+          <w:szCs w:val="21"/>
+        </w:rPr>
+        <w:t xml:space="preserve">C. 6 units</w:t>
+      </w:r>
+    </w:p>
+    <w:p>
+      <w:pPr>
+        <w:pStyle w:val="Heading2"/>
+        <w:spacing w:after="80" w:before="180"/>
+      </w:pPr>
+      <w:r>
+        <w:rPr>
+          <w:b/>
+          <w:bCs/>
+          <w:color w:val="12355B"/>
+          <w:sz w:val="24"/>
+          <w:szCs w:val="24"/>
+        </w:rPr>
+        <w:t xml:space="preserve">Independent Practice</w:t>
+      </w:r>
+    </w:p>
+    <w:p>
+      <w:pPr>
+        <w:spacing w:after="80"/>
+      </w:pPr>
+      <w:r>
+        <w:rPr>
+          <w:b/>
+          <w:bCs/>
+          <w:sz w:val="21"/>
+          <w:szCs w:val="21"/>
+        </w:rPr>
+        <w:t xml:space="preserve">1.  </w:t>
+      </w:r>
+      <w:r>
+        <w:rPr>
+          <w:sz w:val="21"/>
+          <w:szCs w:val="21"/>
+        </w:rPr>
+        <w:t xml:space="preserve">A)  14 units</w:t>
+      </w:r>
       <w:r>
         <w:rPr>
           <w:i/>
@@ -3480,23 +3548,7 @@
           <w:sz w:val="19"/>
           <w:szCs w:val="19"/>
         </w:rPr>
-        <w:t xml:space="preserve">Teacher reference — remove or fold back before distributing to students.</w:t>
-      </w:r>
-    </w:p>
-    <w:p>
-      <w:pPr>
-        <w:pStyle w:val="Heading2"/>
-        <w:spacing w:after="80" w:before="180"/>
-      </w:pPr>
-      <w:r>
-        <w:rPr>
-          <w:b/>
-          <w:bCs/>
-          <w:color w:val="12355B"/>
-          <w:sz w:val="24"/>
-          <w:szCs w:val="24"/>
-        </w:rPr>
-        <w:t xml:space="preserve">Worked Notes (I Do / We Do)</w:t>
+        <w:t xml:space="preserve">  — Width = 5 - 1 = 4. Height = 4 - 1 = 3. Perimeter = 2(4 + 3) = 14.</w:t>
       </w:r>
     </w:p>
     <w:p>
@@ -3510,72 +3562,14 @@
           <w:sz w:val="21"/>
           <w:szCs w:val="21"/>
         </w:rPr>
-        <w:t xml:space="preserve">I Do:  </w:t>
-      </w:r>
-      <w:r>
-        <w:rPr>
-          <w:sz w:val="21"/>
-          <w:szCs w:val="21"/>
-        </w:rPr>
-        <w:t xml:space="preserve">C. 6 units</w:t>
-      </w:r>
-    </w:p>
-    <w:p>
-      <w:pPr>
-        <w:spacing w:after="80"/>
-      </w:pPr>
-      <w:r>
-        <w:rPr>
-          <w:b/>
-          <w:bCs/>
-          <w:sz w:val="21"/>
-          <w:szCs w:val="21"/>
-        </w:rPr>
-        <w:t xml:space="preserve">We Do:  </w:t>
-      </w:r>
-      <w:r>
-        <w:rPr>
-          <w:sz w:val="21"/>
-          <w:szCs w:val="21"/>
-        </w:rPr>
-        <w:t xml:space="preserve">C. 6 units</w:t>
-      </w:r>
-    </w:p>
-    <w:p>
-      <w:pPr>
-        <w:pStyle w:val="Heading2"/>
-        <w:spacing w:after="80" w:before="180"/>
-      </w:pPr>
-      <w:r>
-        <w:rPr>
-          <w:b/>
-          <w:bCs/>
-          <w:color w:val="12355B"/>
-          <w:sz w:val="24"/>
-          <w:szCs w:val="24"/>
-        </w:rPr>
-        <w:t xml:space="preserve">Independent Practice</w:t>
-      </w:r>
-    </w:p>
-    <w:p>
-      <w:pPr>
-        <w:spacing w:after="80"/>
-      </w:pPr>
-      <w:r>
-        <w:rPr>
-          <w:b/>
-          <w:bCs/>
-          <w:sz w:val="21"/>
-          <w:szCs w:val="21"/>
-        </w:rPr>
-        <w:t xml:space="preserve">1.  </w:t>
-      </w:r>
-      <w:r>
-        <w:rPr>
-          <w:sz w:val="21"/>
-          <w:szCs w:val="21"/>
-        </w:rPr>
-        <w:t xml:space="preserve">A)  14 units</w:t>
+        <w:t xml:space="preserve">2.  </w:t>
+      </w:r>
+      <w:r>
+        <w:rPr>
+          <w:sz w:val="21"/>
+          <w:szCs w:val="21"/>
+        </w:rPr>
+        <w:t xml:space="preserve">A)  12 units</w:t>
       </w:r>
       <w:r>
         <w:rPr>
@@ -3585,7 +3579,7 @@
           <w:sz w:val="19"/>
           <w:szCs w:val="19"/>
         </w:rPr>
-        <w:t xml:space="preserve">  — Width = 5 - 1 = 4. Height = 4 - 1 = 3. Perimeter = 2(4 + 3) = 14.</w:t>
+        <w:t xml:space="preserve">  — Same x = -3. Distance = |5 - (-7)| = |5 + 7| = 12 units.</w:t>
       </w:r>
     </w:p>
     <w:p>
@@ -3599,14 +3593,14 @@
           <w:sz w:val="21"/>
           <w:szCs w:val="21"/>
         </w:rPr>
-        <w:t xml:space="preserve">2.  </w:t>
-      </w:r>
-      <w:r>
-        <w:rPr>
-          <w:sz w:val="21"/>
-          <w:szCs w:val="21"/>
-        </w:rPr>
-        <w:t xml:space="preserve">A)  12 units</w:t>
+        <w:t xml:space="preserve">3.  </w:t>
+      </w:r>
+      <w:r>
+        <w:rPr>
+          <w:sz w:val="21"/>
+          <w:szCs w:val="21"/>
+        </w:rPr>
+        <w:t xml:space="preserve">A)  6 blocks</w:t>
       </w:r>
       <w:r>
         <w:rPr>
@@ -3616,7 +3610,7 @@
           <w:sz w:val="19"/>
           <w:szCs w:val="19"/>
         </w:rPr>
-        <w:t xml:space="preserve">  — Same x = -3. Distance = |5 - (-7)| = |5 + 7| = 12 units.</w:t>
+        <w:t xml:space="preserve">  — Same x = 2, so the segment is vertical. Distance = |9 - 3| = 6 blocks.</w:t>
       </w:r>
     </w:p>
     <w:p>
@@ -3630,14 +3624,14 @@
           <w:sz w:val="21"/>
           <w:szCs w:val="21"/>
         </w:rPr>
-        <w:t xml:space="preserve">3.  </w:t>
-      </w:r>
-      <w:r>
-        <w:rPr>
-          <w:sz w:val="21"/>
-          <w:szCs w:val="21"/>
-        </w:rPr>
-        <w:t xml:space="preserve">A)  6</w:t>
+        <w:t xml:space="preserve">4.  </w:t>
+      </w:r>
+      <w:r>
+        <w:rPr>
+          <w:sz w:val="21"/>
+          <w:szCs w:val="21"/>
+        </w:rPr>
+        <w:t xml:space="preserve">B)  7 blocks</w:t>
       </w:r>
       <w:r>
         <w:rPr>
@@ -3647,7 +3641,23 @@
           <w:sz w:val="19"/>
           <w:szCs w:val="19"/>
         </w:rPr>
-        <w:t xml:space="preserve">  — Same x, so subtract y-values: 9 − 3 = 6 units.</w:t>
+        <w:t xml:space="preserve">  — Same y = 5, so the segment is horizontal. The points are on opposite sides of zero, so add the absolute values: |-4| + |3| = 4 + 3 = 7 blocks.</w:t>
+      </w:r>
+    </w:p>
+    <w:p>
+      <w:pPr>
+        <w:pStyle w:val="Heading2"/>
+        <w:spacing w:after="80" w:before="180"/>
+      </w:pPr>
+      <w:r>
+        <w:rPr>
+          <w:b/>
+          <w:bCs/>
+          <w:color w:val="12355B"/>
+          <w:sz w:val="24"/>
+          <w:szCs w:val="24"/>
+        </w:rPr>
+        <w:t xml:space="preserve">Exit Ticket</w:t>
       </w:r>
     </w:p>
     <w:p>
@@ -3656,19 +3666,10 @@
       </w:pPr>
       <w:r>
         <w:rPr>
-          <w:b/>
-          <w:bCs/>
-          <w:sz w:val="21"/>
-          <w:szCs w:val="21"/>
-        </w:rPr>
-        <w:t xml:space="preserve">4.  </w:t>
-      </w:r>
-      <w:r>
-        <w:rPr>
-          <w:sz w:val="21"/>
-          <w:szCs w:val="21"/>
-        </w:rPr>
-        <w:t xml:space="preserve">A)  9</w:t>
+          <w:sz w:val="21"/>
+          <w:szCs w:val="21"/>
+        </w:rPr>
+        <w:t xml:space="preserve">C)  7 units</w:t>
       </w:r>
       <w:r>
         <w:rPr>
@@ -3678,197 +3679,7 @@
           <w:sz w:val="19"/>
           <w:szCs w:val="19"/>
         </w:rPr>
-        <w:t xml:space="preserve">  — Same y; distance = |5 − (-4)| = 9 units.</w:t>
-      </w:r>
-    </w:p>
-    <w:p>
-      <w:pPr>
-        <w:pStyle w:val="Heading2"/>
-        <w:spacing w:after="80" w:before="180"/>
-      </w:pPr>
-      <w:r>
-        <w:rPr>
-          <w:b/>
-          <w:bCs/>
-          <w:color w:val="12355B"/>
-          <w:sz w:val="24"/>
-          <w:szCs w:val="24"/>
-        </w:rPr>
-        <w:t xml:space="preserve">Exit Ticket</w:t>
-      </w:r>
-    </w:p>
-    <w:p>
-      <w:pPr>
-        <w:spacing w:after="80"/>
-      </w:pPr>
-      <w:r>
-        <w:rPr>
-          <w:sz w:val="21"/>
-          <w:szCs w:val="21"/>
-        </w:rPr>
-        <w:t xml:space="preserve">C)  7 units</w:t>
-      </w:r>
-      <w:r>
-        <w:rPr>
-          <w:i/>
-          <w:iCs/>
-          <w:color w:val="5F6F80"/>
-          <w:sz w:val="19"/>
-          <w:szCs w:val="19"/>
-        </w:rPr>
         <w:t xml:space="preserve">  — Both points share x = 3, so this is a vertical distance. |5 - (-2)| = |5 + 2| = 7 units.</w:t>
-      </w:r>
-    </w:p>
-    <w:p>
-      <w:pPr>
-        <w:pStyle w:val="Heading2"/>
-        <w:spacing w:after="80" w:before="180"/>
-      </w:pPr>
-      <w:r>
-        <w:rPr>
-          <w:b/>
-          <w:bCs/>
-          <w:color w:val="12355B"/>
-          <w:sz w:val="24"/>
-          <w:szCs w:val="24"/>
-        </w:rPr>
-        <w:t xml:space="preserve">Writing (TWR) — what to look for</w:t>
-      </w:r>
-    </w:p>
-    <w:p>
-      <w:pPr>
-        <w:spacing w:after="80"/>
-      </w:pPr>
-      <w:r>
-        <w:rPr>
-          <w:sz w:val="20"/>
-          <w:szCs w:val="20"/>
-        </w:rPr>
-        <w:t xml:space="preserve">Kernel sentence: a complete sentence needs a subject and a verb. Example: Distance is how far apart two points are. It is never negative.</w:t>
-      </w:r>
-    </w:p>
-    <w:p>
-      <w:pPr>
-        <w:spacing w:after="80"/>
-      </w:pPr>
-      <w:r>
-        <w:rPr>
-          <w:sz w:val="20"/>
-          <w:szCs w:val="20"/>
-        </w:rPr>
-        <w:t xml:space="preserve">Expansion: because = reason, but = contrast/exception, so = result. Answers vary; each must keep the kernel idea.</w:t>
-      </w:r>
-    </w:p>
-    <w:p>
-      <w:pPr>
-        <w:pStyle w:val="Heading2"/>
-        <w:spacing w:after="80" w:before="180"/>
-      </w:pPr>
-      <w:r>
-        <w:rPr>
-          <w:b/>
-          <w:bCs/>
-          <w:color w:val="12355B"/>
-          <w:sz w:val="24"/>
-          <w:szCs w:val="24"/>
-        </w:rPr>
-        <w:t xml:space="preserve">Turn &amp; Talk — listen for</w:t>
-      </w:r>
-    </w:p>
-    <w:p>
-      <w:pPr>
-        <w:spacing w:after="80"/>
-      </w:pPr>
-      <w:r>
-        <w:rPr>
-          <w:b/>
-          <w:bCs/>
-          <w:sz w:val="19"/>
-          <w:szCs w:val="19"/>
-        </w:rPr>
-        <w:t xml:space="preserve">1.  </w:t>
-      </w:r>
-      <w:r>
-        <w:rPr>
-          <w:i/>
-          <w:iCs/>
-          <w:color w:val="5F6F80"/>
-          <w:sz w:val="19"/>
-          <w:szCs w:val="19"/>
-        </w:rPr>
-        <w:t xml:space="preserve">Student finds the distance by subtracting the x-coordinates (7 - 2 = 5) since the points share a horizontal line.</w:t>
-      </w:r>
-    </w:p>
-    <w:p>
-      <w:pPr>
-        <w:spacing w:after="80"/>
-      </w:pPr>
-      <w:r>
-        <w:rPr>
-          <w:b/>
-          <w:bCs/>
-          <w:sz w:val="19"/>
-          <w:szCs w:val="19"/>
-        </w:rPr>
-        <w:t xml:space="preserve">2.  </w:t>
-      </w:r>
-      <w:r>
-        <w:rPr>
-          <w:i/>
-          <w:iCs/>
-          <w:color w:val="5F6F80"/>
-          <w:sz w:val="19"/>
-          <w:szCs w:val="19"/>
-        </w:rPr>
-        <w:t xml:space="preserve">Student adds the absolute values (3 + 4 = 7) because the points are on opposite sides of zero.</w:t>
-      </w:r>
-    </w:p>
-    <w:p>
-      <w:pPr>
-        <w:spacing w:after="80"/>
-      </w:pPr>
-      <w:r>
-        <w:rPr>
-          <w:b/>
-          <w:bCs/>
-          <w:sz w:val="19"/>
-          <w:szCs w:val="19"/>
-        </w:rPr>
-        <w:t xml:space="preserve">3.  </w:t>
-      </w:r>
-      <w:r>
-        <w:rPr>
-          <w:i/>
-          <w:iCs/>
-          <w:color w:val="5F6F80"/>
-          <w:sz w:val="19"/>
-          <w:szCs w:val="19"/>
-        </w:rPr>
-        <w:t xml:space="preserve">Student explains distance is a length (how far apart) and absolute value guarantees a non-negative result.</w:t>
-      </w:r>
-    </w:p>
-    <w:p>
-      <w:pPr>
-        <w:spacing w:after="80"/>
-      </w:pPr>
-      <w:r>
-        <w:rPr>
-          <w:b/>
-          <w:bCs/>
-          <w:sz w:val="19"/>
-          <w:szCs w:val="19"/>
-        </w:rPr>
-        <w:t xml:space="preserve">4.  </w:t>
-      </w:r>
-      <w:r>
-        <w:rPr>
-          <w:i/>
-          <w:iCs/>
-          <w:color w:val="5F6F80"/>
-          <w:sz w:val="19"/>
-          <w:szCs w:val="19"/>
-        </w:rPr>
-        <w:t xml:space="preserve">Student catches that the classmate ignored the negative sign; correct distance is |6| + |-2| = 8.</w:t>
       </w:r>
     </w:p>
     <w:sectPr>

--- a/lessons/9-6/downloads/9-6-notes.docx
+++ b/lessons/9-6/downloads/9-6-notes.docx
@@ -3267,419 +3267,6 @@
       </w:pPr>
       <w:r>
         <w:t xml:space="preserve"/>
-      </w:r>
-    </w:p>
-    <w:p>
-      <w:pPr>
-        <w:pStyle w:val="Heading1"/>
-        <w:pageBreakBefore/>
-        <w:pBdr>
-          <w:bottom w:val="single" w:color="1FA6A2" w:sz="14" w:space="6"/>
-        </w:pBdr>
-        <w:spacing w:after="140" w:before="0"/>
-      </w:pPr>
-      <w:r>
-        <w:rPr>
-          <w:b/>
-          <w:bCs/>
-          <w:color w:val="12355B"/>
-          <w:sz w:val="30"/>
-          <w:szCs w:val="30"/>
-        </w:rPr>
-        <w:t xml:space="preserve">Answer Key &amp; Teacher Guide</w:t>
-      </w:r>
-    </w:p>
-    <w:p>
-      <w:pPr>
-        <w:spacing w:after="100"/>
-      </w:pPr>
-      <w:r>
-        <w:rPr>
-          <w:i/>
-          <w:iCs/>
-          <w:color w:val="5F6F80"/>
-          <w:sz w:val="19"/>
-          <w:szCs w:val="19"/>
-        </w:rPr>
-        <w:t xml:space="preserve">Teacher reference — remove or fold back before distributing to students.</w:t>
-      </w:r>
-    </w:p>
-    <w:p>
-      <w:pPr>
-        <w:pStyle w:val="Heading2"/>
-        <w:spacing w:after="80" w:before="180"/>
-      </w:pPr>
-      <w:r>
-        <w:rPr>
-          <w:b/>
-          <w:bCs/>
-          <w:color w:val="12355B"/>
-          <w:sz w:val="24"/>
-          <w:szCs w:val="24"/>
-        </w:rPr>
-        <w:t xml:space="preserve">Guided Notes (Fill-in)</w:t>
-      </w:r>
-    </w:p>
-    <w:p>
-      <w:pPr>
-        <w:spacing w:after="80"/>
-      </w:pPr>
-      <w:r>
-        <w:rPr>
-          <w:b/>
-          <w:bCs/>
-          <w:sz w:val="21"/>
-          <w:szCs w:val="21"/>
-        </w:rPr>
-        <w:t xml:space="preserve">Notes 1:  </w:t>
-      </w:r>
-      <w:r>
-        <w:rPr>
-          <w:sz w:val="21"/>
-          <w:szCs w:val="21"/>
-        </w:rPr>
-        <w:t xml:space="preserve">Distance</w:t>
-      </w:r>
-    </w:p>
-    <w:p>
-      <w:pPr>
-        <w:spacing w:after="80"/>
-      </w:pPr>
-      <w:r>
-        <w:rPr>
-          <w:b/>
-          <w:bCs/>
-          <w:sz w:val="21"/>
-          <w:szCs w:val="21"/>
-        </w:rPr>
-        <w:t xml:space="preserve">Notes 2:  </w:t>
-      </w:r>
-      <w:r>
-        <w:rPr>
-          <w:sz w:val="21"/>
-          <w:szCs w:val="21"/>
-        </w:rPr>
-        <w:t xml:space="preserve">Absolute value</w:t>
-      </w:r>
-    </w:p>
-    <w:p>
-      <w:pPr>
-        <w:spacing w:after="80"/>
-      </w:pPr>
-      <w:r>
-        <w:rPr>
-          <w:b/>
-          <w:bCs/>
-          <w:sz w:val="21"/>
-          <w:szCs w:val="21"/>
-        </w:rPr>
-        <w:t xml:space="preserve">Notes 3:  </w:t>
-      </w:r>
-      <w:r>
-        <w:rPr>
-          <w:sz w:val="21"/>
-          <w:szCs w:val="21"/>
-        </w:rPr>
-        <w:t xml:space="preserve">Horizontal distance</w:t>
-      </w:r>
-    </w:p>
-    <w:p>
-      <w:pPr>
-        <w:spacing w:after="80"/>
-      </w:pPr>
-      <w:r>
-        <w:rPr>
-          <w:b/>
-          <w:bCs/>
-          <w:sz w:val="21"/>
-          <w:szCs w:val="21"/>
-        </w:rPr>
-        <w:t xml:space="preserve">Notes 4:  </w:t>
-      </w:r>
-      <w:r>
-        <w:rPr>
-          <w:sz w:val="21"/>
-          <w:szCs w:val="21"/>
-        </w:rPr>
-        <w:t xml:space="preserve">Vertical distance</w:t>
-      </w:r>
-    </w:p>
-    <w:p>
-      <w:pPr>
-        <w:spacing w:after="80"/>
-      </w:pPr>
-      <w:r>
-        <w:rPr>
-          <w:b/>
-          <w:bCs/>
-          <w:sz w:val="21"/>
-          <w:szCs w:val="21"/>
-        </w:rPr>
-        <w:t xml:space="preserve">Notes 5:  </w:t>
-      </w:r>
-      <w:r>
-        <w:rPr>
-          <w:sz w:val="21"/>
-          <w:szCs w:val="21"/>
-        </w:rPr>
-        <w:t xml:space="preserve">Coordinate plane</w:t>
-      </w:r>
-    </w:p>
-    <w:p>
-      <w:pPr>
-        <w:spacing w:after="80"/>
-      </w:pPr>
-      <w:r>
-        <w:rPr>
-          <w:b/>
-          <w:bCs/>
-          <w:sz w:val="21"/>
-          <w:szCs w:val="21"/>
-        </w:rPr>
-        <w:t xml:space="preserve">Notes 6:  </w:t>
-      </w:r>
-      <w:r>
-        <w:rPr>
-          <w:sz w:val="21"/>
-          <w:szCs w:val="21"/>
-        </w:rPr>
-        <w:t xml:space="preserve">Integer</w:t>
-      </w:r>
-    </w:p>
-    <w:p>
-      <w:pPr>
-        <w:pStyle w:val="Heading2"/>
-        <w:spacing w:after="80" w:before="180"/>
-      </w:pPr>
-      <w:r>
-        <w:rPr>
-          <w:b/>
-          <w:bCs/>
-          <w:color w:val="12355B"/>
-          <w:sz w:val="24"/>
-          <w:szCs w:val="24"/>
-        </w:rPr>
-        <w:t xml:space="preserve">Worked Notes (I Do / We Do)</w:t>
-      </w:r>
-    </w:p>
-    <w:p>
-      <w:pPr>
-        <w:spacing w:after="80"/>
-      </w:pPr>
-      <w:r>
-        <w:rPr>
-          <w:b/>
-          <w:bCs/>
-          <w:sz w:val="21"/>
-          <w:szCs w:val="21"/>
-        </w:rPr>
-        <w:t xml:space="preserve">I Do:  </w:t>
-      </w:r>
-      <w:r>
-        <w:rPr>
-          <w:sz w:val="21"/>
-          <w:szCs w:val="21"/>
-        </w:rPr>
-        <w:t xml:space="preserve">C. 6 units</w:t>
-      </w:r>
-    </w:p>
-    <w:p>
-      <w:pPr>
-        <w:spacing w:after="80"/>
-      </w:pPr>
-      <w:r>
-        <w:rPr>
-          <w:b/>
-          <w:bCs/>
-          <w:sz w:val="21"/>
-          <w:szCs w:val="21"/>
-        </w:rPr>
-        <w:t xml:space="preserve">We Do:  </w:t>
-      </w:r>
-      <w:r>
-        <w:rPr>
-          <w:sz w:val="21"/>
-          <w:szCs w:val="21"/>
-        </w:rPr>
-        <w:t xml:space="preserve">C. 6 units</w:t>
-      </w:r>
-    </w:p>
-    <w:p>
-      <w:pPr>
-        <w:pStyle w:val="Heading2"/>
-        <w:spacing w:after="80" w:before="180"/>
-      </w:pPr>
-      <w:r>
-        <w:rPr>
-          <w:b/>
-          <w:bCs/>
-          <w:color w:val="12355B"/>
-          <w:sz w:val="24"/>
-          <w:szCs w:val="24"/>
-        </w:rPr>
-        <w:t xml:space="preserve">Independent Practice</w:t>
-      </w:r>
-    </w:p>
-    <w:p>
-      <w:pPr>
-        <w:spacing w:after="80"/>
-      </w:pPr>
-      <w:r>
-        <w:rPr>
-          <w:b/>
-          <w:bCs/>
-          <w:sz w:val="21"/>
-          <w:szCs w:val="21"/>
-        </w:rPr>
-        <w:t xml:space="preserve">1.  </w:t>
-      </w:r>
-      <w:r>
-        <w:rPr>
-          <w:sz w:val="21"/>
-          <w:szCs w:val="21"/>
-        </w:rPr>
-        <w:t xml:space="preserve">A)  14 units</w:t>
-      </w:r>
-      <w:r>
-        <w:rPr>
-          <w:i/>
-          <w:iCs/>
-          <w:color w:val="5F6F80"/>
-          <w:sz w:val="19"/>
-          <w:szCs w:val="19"/>
-        </w:rPr>
-        <w:t xml:space="preserve">  — Width = 5 - 1 = 4. Height = 4 - 1 = 3. Perimeter = 2(4 + 3) = 14.</w:t>
-      </w:r>
-    </w:p>
-    <w:p>
-      <w:pPr>
-        <w:spacing w:after="80"/>
-      </w:pPr>
-      <w:r>
-        <w:rPr>
-          <w:b/>
-          <w:bCs/>
-          <w:sz w:val="21"/>
-          <w:szCs w:val="21"/>
-        </w:rPr>
-        <w:t xml:space="preserve">2.  </w:t>
-      </w:r>
-      <w:r>
-        <w:rPr>
-          <w:sz w:val="21"/>
-          <w:szCs w:val="21"/>
-        </w:rPr>
-        <w:t xml:space="preserve">A)  12 units</w:t>
-      </w:r>
-      <w:r>
-        <w:rPr>
-          <w:i/>
-          <w:iCs/>
-          <w:color w:val="5F6F80"/>
-          <w:sz w:val="19"/>
-          <w:szCs w:val="19"/>
-        </w:rPr>
-        <w:t xml:space="preserve">  — Same x = -3. Distance = |5 - (-7)| = |5 + 7| = 12 units.</w:t>
-      </w:r>
-    </w:p>
-    <w:p>
-      <w:pPr>
-        <w:spacing w:after="80"/>
-      </w:pPr>
-      <w:r>
-        <w:rPr>
-          <w:b/>
-          <w:bCs/>
-          <w:sz w:val="21"/>
-          <w:szCs w:val="21"/>
-        </w:rPr>
-        <w:t xml:space="preserve">3.  </w:t>
-      </w:r>
-      <w:r>
-        <w:rPr>
-          <w:sz w:val="21"/>
-          <w:szCs w:val="21"/>
-        </w:rPr>
-        <w:t xml:space="preserve">A)  6 blocks</w:t>
-      </w:r>
-      <w:r>
-        <w:rPr>
-          <w:i/>
-          <w:iCs/>
-          <w:color w:val="5F6F80"/>
-          <w:sz w:val="19"/>
-          <w:szCs w:val="19"/>
-        </w:rPr>
-        <w:t xml:space="preserve">  — Same x = 2, so the segment is vertical. Distance = |9 - 3| = 6 blocks.</w:t>
-      </w:r>
-    </w:p>
-    <w:p>
-      <w:pPr>
-        <w:spacing w:after="80"/>
-      </w:pPr>
-      <w:r>
-        <w:rPr>
-          <w:b/>
-          <w:bCs/>
-          <w:sz w:val="21"/>
-          <w:szCs w:val="21"/>
-        </w:rPr>
-        <w:t xml:space="preserve">4.  </w:t>
-      </w:r>
-      <w:r>
-        <w:rPr>
-          <w:sz w:val="21"/>
-          <w:szCs w:val="21"/>
-        </w:rPr>
-        <w:t xml:space="preserve">B)  7 blocks</w:t>
-      </w:r>
-      <w:r>
-        <w:rPr>
-          <w:i/>
-          <w:iCs/>
-          <w:color w:val="5F6F80"/>
-          <w:sz w:val="19"/>
-          <w:szCs w:val="19"/>
-        </w:rPr>
-        <w:t xml:space="preserve">  — Same y = 5, so the segment is horizontal. The points are on opposite sides of zero, so add the absolute values: |-4| + |3| = 4 + 3 = 7 blocks.</w:t>
-      </w:r>
-    </w:p>
-    <w:p>
-      <w:pPr>
-        <w:pStyle w:val="Heading2"/>
-        <w:spacing w:after="80" w:before="180"/>
-      </w:pPr>
-      <w:r>
-        <w:rPr>
-          <w:b/>
-          <w:bCs/>
-          <w:color w:val="12355B"/>
-          <w:sz w:val="24"/>
-          <w:szCs w:val="24"/>
-        </w:rPr>
-        <w:t xml:space="preserve">Exit Ticket</w:t>
-      </w:r>
-    </w:p>
-    <w:p>
-      <w:pPr>
-        <w:spacing w:after="80"/>
-      </w:pPr>
-      <w:r>
-        <w:rPr>
-          <w:sz w:val="21"/>
-          <w:szCs w:val="21"/>
-        </w:rPr>
-        <w:t xml:space="preserve">C)  7 units</w:t>
-      </w:r>
-      <w:r>
-        <w:rPr>
-          <w:i/>
-          <w:iCs/>
-          <w:color w:val="5F6F80"/>
-          <w:sz w:val="19"/>
-          <w:szCs w:val="19"/>
-        </w:rPr>
-        <w:t xml:space="preserve">  — Both points share x = 3, so this is a vertical distance. |5 - (-2)| = |5 + 2| = 7 units.</w:t>
       </w:r>
     </w:p>
     <w:sectPr>

--- a/lessons/9-6/downloads/9-6-notes.docx
+++ b/lessons/9-6/downloads/9-6-notes.docx
@@ -14,7 +14,7 @@
           <w:sz w:val="18"/>
           <w:szCs w:val="18"/>
         </w:rPr>
-        <w:t xml:space="preserve">UNIT 9  ·  LESSON 6      STANDARD 6.NS.8</w:t>
+        <w:t xml:space="preserve">UNIT 9  ·  LESSON 6      STANDARD 6.NOS.9</w:t>
       </w:r>
     </w:p>
     <w:p>
@@ -2634,6 +2634,32 @@
     </w:p>
     <w:p>
       <w:pPr>
+        <w:pStyle w:val="Heading2"/>
+        <w:spacing w:after="80" w:before="180"/>
+      </w:pPr>
+      <w:r>
+        <w:rPr>
+          <w:b/>
+          <w:bCs/>
+          <w:color w:val="12355B"/>
+          <w:sz w:val="24"/>
+          <w:szCs w:val="24"/>
+        </w:rPr>
+        <w:t xml:space="preserve">Level 1 Support</w:t>
+      </w:r>
+      <w:r>
+        <w:rPr>
+          <w:i/>
+          <w:iCs/>
+          <w:color w:val="1FA6A2"/>
+          <w:sz w:val="19"/>
+          <w:szCs w:val="19"/>
+        </w:rPr>
+        <w:t xml:space="preserve">   extra scaffolding</w:t>
+      </w:r>
+    </w:p>
+    <w:p>
+      <w:pPr>
         <w:keepNext/>
         <w:spacing w:after="60" w:before="160"/>
       </w:pPr>
@@ -2764,6 +2790,32 @@
     </w:tbl>
     <w:p>
       <w:pPr>
+        <w:pStyle w:val="Heading2"/>
+        <w:spacing w:after="80" w:before="180"/>
+      </w:pPr>
+      <w:r>
+        <w:rPr>
+          <w:b/>
+          <w:bCs/>
+          <w:color w:val="12355B"/>
+          <w:sz w:val="24"/>
+          <w:szCs w:val="24"/>
+        </w:rPr>
+        <w:t xml:space="preserve">On Level</w:t>
+      </w:r>
+      <w:r>
+        <w:rPr>
+          <w:i/>
+          <w:iCs/>
+          <w:color w:val="12355B"/>
+          <w:sz w:val="19"/>
+          <w:szCs w:val="19"/>
+        </w:rPr>
+        <w:t xml:space="preserve">   grade-level practice</w:t>
+      </w:r>
+    </w:p>
+    <w:p>
+      <w:pPr>
         <w:keepNext/>
         <w:spacing w:after="60" w:before="160"/>
       </w:pPr>
@@ -2914,7 +2966,7 @@
           <w:sz w:val="21"/>
           <w:szCs w:val="21"/>
         </w:rPr>
-        <w:t xml:space="preserve">The Bank is at (2, 3) and the Library is at (2, 9). How many blocks apart are they?</w:t>
+        <w:t xml:space="preserve">What is the distance between (2, 3) and (2, 8)?</w:t>
       </w:r>
     </w:p>
     <w:p>
@@ -2927,7 +2979,7 @@
           <w:sz w:val="20"/>
           <w:szCs w:val="20"/>
         </w:rPr>
-        <w:t xml:space="preserve">A)  6 blocks</w:t>
+        <w:t xml:space="preserve">A)  11 units</w:t>
       </w:r>
     </w:p>
     <w:p>
@@ -2940,7 +2992,7 @@
           <w:sz w:val="20"/>
           <w:szCs w:val="20"/>
         </w:rPr>
-        <w:t xml:space="preserve">B)  12 blocks</w:t>
+        <w:t xml:space="preserve">B)  5 units</w:t>
       </w:r>
     </w:p>
     <w:p>
@@ -2953,7 +3005,7 @@
           <w:sz w:val="20"/>
           <w:szCs w:val="20"/>
         </w:rPr>
-        <w:t xml:space="preserve">C)  3 blocks</w:t>
+        <w:t xml:space="preserve">C)  6 units</w:t>
       </w:r>
     </w:p>
     <w:p>
@@ -2966,7 +3018,7 @@
           <w:sz w:val="20"/>
           <w:szCs w:val="20"/>
         </w:rPr>
-        <w:t xml:space="preserve">D)  11 blocks</w:t>
+        <w:t xml:space="preserve">D)  5.5 units</w:t>
       </w:r>
     </w:p>
     <w:p>
@@ -3044,7 +3096,7 @@
           <w:sz w:val="21"/>
           <w:szCs w:val="21"/>
         </w:rPr>
-        <w:t xml:space="preserve">The Park is at (-4, 5) and City Hall is at (3, 5). How many blocks apart are they?</w:t>
+        <w:t xml:space="preserve">What is the distance between (-4, 1) and (3, 1)?</w:t>
       </w:r>
     </w:p>
     <w:p>
@@ -3057,7 +3109,7 @@
           <w:sz w:val="20"/>
           <w:szCs w:val="20"/>
         </w:rPr>
-        <w:t xml:space="preserve">A)  1 block</w:t>
+        <w:t xml:space="preserve">A)  1 unit</w:t>
       </w:r>
     </w:p>
     <w:p>
@@ -3070,7 +3122,7 @@
           <w:sz w:val="20"/>
           <w:szCs w:val="20"/>
         </w:rPr>
-        <w:t xml:space="preserve">B)  7 blocks</w:t>
+        <w:t xml:space="preserve">B)  12 units</w:t>
       </w:r>
     </w:p>
     <w:p>
@@ -3083,7 +3135,7 @@
           <w:sz w:val="20"/>
           <w:szCs w:val="20"/>
         </w:rPr>
-        <w:t xml:space="preserve">C)  12 blocks</w:t>
+        <w:t xml:space="preserve">C)  7 units</w:t>
       </w:r>
     </w:p>
     <w:p>
@@ -3096,7 +3148,293 @@
           <w:sz w:val="20"/>
           <w:szCs w:val="20"/>
         </w:rPr>
-        <w:t xml:space="preserve">D)  5 blocks</w:t>
+        <w:t xml:space="preserve">D)  -7 units</w:t>
+      </w:r>
+    </w:p>
+    <w:p>
+      <w:pPr>
+        <w:spacing w:after="20"/>
+      </w:pPr>
+      <w:r>
+        <w:t xml:space="preserve"/>
+      </w:r>
+    </w:p>
+    <w:tbl>
+      <w:tblPr>
+        <w:tblW w:type="pct" w:w="100%"/>
+        <w:tblBorders>
+          <w:top w:val="single" w:color="C7D2DD" w:sz="6"/>
+          <w:left w:val="single" w:color="C7D2DD" w:sz="6"/>
+          <w:bottom w:val="single" w:color="C7D2DD" w:sz="6"/>
+          <w:right w:val="single" w:color="C7D2DD" w:sz="6"/>
+          <w:insideH w:val="single" w:color="auto" w:sz="4"/>
+          <w:insideV w:val="single" w:color="auto" w:sz="4"/>
+        </w:tblBorders>
+      </w:tblPr>
+      <w:tblGrid>
+        <w:gridCol w:w="100"/>
+      </w:tblGrid>
+      <w:tr>
+        <w:tc>
+          <w:tcPr>
+            <w:shd w:fill="FBF3E2" w:color="auto" w:val="clear"/>
+            <w:tcMar>
+              <w:top w:type="dxa" w:w="60"/>
+              <w:left w:type="dxa" w:w="120"/>
+              <w:bottom w:type="dxa" w:w="60"/>
+              <w:right w:type="dxa" w:w="120"/>
+            </w:tcMar>
+          </w:tcPr>
+          <w:p>
+            <w:pPr>
+              <w:spacing w:after="0" w:line="320"/>
+            </w:pPr>
+            <w:r>
+              <w:t xml:space="preserve"/>
+            </w:r>
+          </w:p>
+          <w:p>
+            <w:pPr>
+              <w:spacing w:after="0" w:line="320"/>
+            </w:pPr>
+            <w:r>
+              <w:t xml:space="preserve"/>
+            </w:r>
+          </w:p>
+        </w:tc>
+      </w:tr>
+    </w:tbl>
+    <w:p>
+      <w:pPr>
+        <w:pStyle w:val="Heading2"/>
+        <w:spacing w:after="80" w:before="180"/>
+      </w:pPr>
+      <w:r>
+        <w:rPr>
+          <w:b/>
+          <w:bCs/>
+          <w:color w:val="12355B"/>
+          <w:sz w:val="24"/>
+          <w:szCs w:val="24"/>
+        </w:rPr>
+        <w:t xml:space="preserve">Level 2 Enrichment</w:t>
+      </w:r>
+      <w:r>
+        <w:rPr>
+          <w:i/>
+          <w:iCs/>
+          <w:color w:val="6B4FA0"/>
+          <w:sz w:val="19"/>
+          <w:szCs w:val="19"/>
+        </w:rPr>
+        <w:t xml:space="preserve">   stretch your thinking</w:t>
+      </w:r>
+    </w:p>
+    <w:p>
+      <w:pPr>
+        <w:keepNext/>
+        <w:spacing w:after="60" w:before="160"/>
+      </w:pPr>
+      <w:r>
+        <w:rPr>
+          <w:b/>
+          <w:bCs/>
+          <w:color w:val="12355B"/>
+          <w:sz w:val="22"/>
+          <w:szCs w:val="22"/>
+        </w:rPr>
+        <w:t xml:space="preserve">5.  </w:t>
+      </w:r>
+      <w:r>
+        <w:rPr>
+          <w:b/>
+          <w:bCs/>
+          <w:sz w:val="21"/>
+          <w:szCs w:val="21"/>
+        </w:rPr>
+        <w:t xml:space="preserve">A rectangle has corners (1, 2), (1, 5), (5, 5), and (5, 2). What is its perimeter?</w:t>
+      </w:r>
+    </w:p>
+    <w:p>
+      <w:pPr>
+        <w:spacing w:after="40"/>
+        <w:ind w:left="420"/>
+      </w:pPr>
+      <w:r>
+        <w:rPr>
+          <w:sz w:val="20"/>
+          <w:szCs w:val="20"/>
+        </w:rPr>
+        <w:t xml:space="preserve">A)  7 units</w:t>
+      </w:r>
+    </w:p>
+    <w:p>
+      <w:pPr>
+        <w:spacing w:after="40"/>
+        <w:ind w:left="420"/>
+      </w:pPr>
+      <w:r>
+        <w:rPr>
+          <w:sz w:val="20"/>
+          <w:szCs w:val="20"/>
+        </w:rPr>
+        <w:t xml:space="preserve">B)  12 units</w:t>
+      </w:r>
+    </w:p>
+    <w:p>
+      <w:pPr>
+        <w:spacing w:after="40"/>
+        <w:ind w:left="420"/>
+      </w:pPr>
+      <w:r>
+        <w:rPr>
+          <w:sz w:val="20"/>
+          <w:szCs w:val="20"/>
+        </w:rPr>
+        <w:t xml:space="preserve">C)  14 units</w:t>
+      </w:r>
+    </w:p>
+    <w:p>
+      <w:pPr>
+        <w:spacing w:after="40"/>
+        <w:ind w:left="420"/>
+      </w:pPr>
+      <w:r>
+        <w:rPr>
+          <w:sz w:val="20"/>
+          <w:szCs w:val="20"/>
+        </w:rPr>
+        <w:t xml:space="preserve">D)  10 units</w:t>
+      </w:r>
+    </w:p>
+    <w:p>
+      <w:pPr>
+        <w:spacing w:after="20"/>
+      </w:pPr>
+      <w:r>
+        <w:t xml:space="preserve"/>
+      </w:r>
+    </w:p>
+    <w:tbl>
+      <w:tblPr>
+        <w:tblW w:type="pct" w:w="100%"/>
+        <w:tblBorders>
+          <w:top w:val="single" w:color="C7D2DD" w:sz="6"/>
+          <w:left w:val="single" w:color="C7D2DD" w:sz="6"/>
+          <w:bottom w:val="single" w:color="C7D2DD" w:sz="6"/>
+          <w:right w:val="single" w:color="C7D2DD" w:sz="6"/>
+          <w:insideH w:val="single" w:color="auto" w:sz="4"/>
+          <w:insideV w:val="single" w:color="auto" w:sz="4"/>
+        </w:tblBorders>
+      </w:tblPr>
+      <w:tblGrid>
+        <w:gridCol w:w="100"/>
+      </w:tblGrid>
+      <w:tr>
+        <w:tc>
+          <w:tcPr>
+            <w:shd w:fill="FBF3E2" w:color="auto" w:val="clear"/>
+            <w:tcMar>
+              <w:top w:type="dxa" w:w="60"/>
+              <w:left w:type="dxa" w:w="120"/>
+              <w:bottom w:type="dxa" w:w="60"/>
+              <w:right w:type="dxa" w:w="120"/>
+            </w:tcMar>
+          </w:tcPr>
+          <w:p>
+            <w:pPr>
+              <w:spacing w:after="0" w:line="320"/>
+            </w:pPr>
+            <w:r>
+              <w:t xml:space="preserve"/>
+            </w:r>
+          </w:p>
+          <w:p>
+            <w:pPr>
+              <w:spacing w:after="0" w:line="320"/>
+            </w:pPr>
+            <w:r>
+              <w:t xml:space="preserve"/>
+            </w:r>
+          </w:p>
+        </w:tc>
+      </w:tr>
+    </w:tbl>
+    <w:p>
+      <w:pPr>
+        <w:keepNext/>
+        <w:spacing w:after="60" w:before="160"/>
+      </w:pPr>
+      <w:r>
+        <w:rPr>
+          <w:b/>
+          <w:bCs/>
+          <w:color w:val="12355B"/>
+          <w:sz w:val="22"/>
+          <w:szCs w:val="22"/>
+        </w:rPr>
+        <w:t xml:space="preserve">6.  </w:t>
+      </w:r>
+      <w:r>
+        <w:rPr>
+          <w:b/>
+          <w:bCs/>
+          <w:sz w:val="21"/>
+          <w:szCs w:val="21"/>
+        </w:rPr>
+        <w:t xml:space="preserve">How far apart are the points (-2, 5) and (-2, -3)?</w:t>
+      </w:r>
+    </w:p>
+    <w:p>
+      <w:pPr>
+        <w:spacing w:after="40"/>
+        <w:ind w:left="420"/>
+      </w:pPr>
+      <w:r>
+        <w:rPr>
+          <w:sz w:val="20"/>
+          <w:szCs w:val="20"/>
+        </w:rPr>
+        <w:t xml:space="preserve">A)  2 units</w:t>
+      </w:r>
+    </w:p>
+    <w:p>
+      <w:pPr>
+        <w:spacing w:after="40"/>
+        <w:ind w:left="420"/>
+      </w:pPr>
+      <w:r>
+        <w:rPr>
+          <w:sz w:val="20"/>
+          <w:szCs w:val="20"/>
+        </w:rPr>
+        <w:t xml:space="preserve">B)  8 units</w:t>
+      </w:r>
+    </w:p>
+    <w:p>
+      <w:pPr>
+        <w:spacing w:after="40"/>
+        <w:ind w:left="420"/>
+      </w:pPr>
+      <w:r>
+        <w:rPr>
+          <w:sz w:val="20"/>
+          <w:szCs w:val="20"/>
+        </w:rPr>
+        <w:t xml:space="preserve">C)  15 units</w:t>
+      </w:r>
+    </w:p>
+    <w:p>
+      <w:pPr>
+        <w:spacing w:after="40"/>
+        <w:ind w:left="420"/>
+      </w:pPr>
+      <w:r>
+        <w:rPr>
+          <w:sz w:val="20"/>
+          <w:szCs w:val="20"/>
+        </w:rPr>
+        <w:t xml:space="preserve">D)  -8 units</w:t>
       </w:r>
     </w:p>
     <w:p>

--- a/lessons/9-6/downloads/9-6-notes.docx
+++ b/lessons/9-6/downloads/9-6-notes.docx
@@ -1404,6 +1404,1302 @@
           <w:szCs w:val="22"/>
         </w:rPr>
         <w:t xml:space="preserve">A whole number or its opposite is an ___.</w:t>
+      </w:r>
+    </w:p>
+    <w:p>
+      <w:pPr>
+        <w:pStyle w:val="Heading1"/>
+        <w:pageBreakBefore/>
+        <w:pBdr>
+          <w:bottom w:val="single" w:color="1FA6A2" w:sz="14" w:space="6"/>
+        </w:pBdr>
+        <w:spacing w:after="140" w:before="0"/>
+      </w:pPr>
+      <w:r>
+        <w:rPr>
+          <w:b/>
+          <w:bCs/>
+          <w:color w:val="12355B"/>
+          <w:sz w:val="30"/>
+          <w:szCs w:val="30"/>
+        </w:rPr>
+        <w:t xml:space="preserve">Write About the Math</w:t>
+      </w:r>
+    </w:p>
+    <w:p>
+      <w:pPr>
+        <w:spacing w:after="100"/>
+      </w:pPr>
+      <w:r>
+        <w:rPr>
+          <w:i/>
+          <w:iCs/>
+          <w:color w:val="5F6F80"/>
+          <w:sz w:val="19"/>
+          <w:szCs w:val="19"/>
+        </w:rPr>
+        <w:t xml:space="preserve">Use the support level you need. Every level answers the same math question.</w:t>
+      </w:r>
+    </w:p>
+    <w:p>
+      <w:pPr>
+        <w:pStyle w:val="Heading2"/>
+        <w:spacing w:after="80" w:before="180"/>
+      </w:pPr>
+      <w:r>
+        <w:rPr>
+          <w:b/>
+          <w:bCs/>
+          <w:color w:val="12355B"/>
+          <w:sz w:val="24"/>
+          <w:szCs w:val="24"/>
+        </w:rPr>
+        <w:t xml:space="preserve">1. Understand the Question</w:t>
+      </w:r>
+      <w:r>
+        <w:rPr>
+          <w:i/>
+          <w:iCs/>
+          <w:color w:val="B97A12"/>
+          <w:sz w:val="19"/>
+          <w:szCs w:val="19"/>
+        </w:rPr>
+        <w:t xml:space="preserve">   explain</w:t>
+      </w:r>
+    </w:p>
+    <w:tbl>
+      <w:tblPr>
+        <w:tblW w:type="pct" w:w="100%"/>
+        <w:tblBorders>
+          <w:top w:val="single" w:color="1FA6A2" w:sz="8"/>
+          <w:left w:val="single" w:color="1FA6A2" w:sz="8"/>
+          <w:bottom w:val="single" w:color="1FA6A2" w:sz="8"/>
+          <w:right w:val="single" w:color="1FA6A2" w:sz="8"/>
+          <w:insideH w:val="single" w:color="auto" w:sz="4"/>
+          <w:insideV w:val="single" w:color="auto" w:sz="4"/>
+        </w:tblBorders>
+      </w:tblPr>
+      <w:tblGrid>
+        <w:gridCol w:w="100"/>
+      </w:tblGrid>
+      <w:tr>
+        <w:tc>
+          <w:tcPr>
+            <w:shd w:fill="E6F4F3" w:color="auto" w:val="clear"/>
+            <w:tcMar>
+              <w:top w:type="dxa" w:w="120"/>
+              <w:left w:type="dxa" w:w="180"/>
+              <w:bottom w:type="dxa" w:w="120"/>
+              <w:right w:type="dxa" w:w="180"/>
+            </w:tcMar>
+          </w:tcPr>
+          <w:p>
+            <w:pPr>
+              <w:spacing w:after="60"/>
+            </w:pPr>
+            <w:r>
+              <w:rPr>
+                <w:color w:val="1A2733"/>
+                <w:sz w:val="21"/>
+                <w:szCs w:val="21"/>
+              </w:rPr>
+              <w:t xml:space="preserve">One point is at (-3, 1) and another is at (4, 1). How does absolute value help you find the distance across zero?</w:t>
+            </w:r>
+          </w:p>
+          <w:p>
+            <w:pPr>
+              <w:spacing w:after="0"/>
+            </w:pPr>
+            <w:r>
+              <w:rPr>
+                <w:b/>
+                <w:bCs/>
+                <w:color w:val="12355B"/>
+                <w:sz w:val="20"/>
+                <w:szCs w:val="20"/>
+              </w:rPr>
+              <w:t xml:space="preserve">Your job:  </w:t>
+            </w:r>
+            <w:r>
+              <w:rPr>
+                <w:sz w:val="20"/>
+                <w:szCs w:val="20"/>
+              </w:rPr>
+              <w:t xml:space="preserve">Answer the question. Use math evidence. Explain how the evidence proves your answer.</w:t>
+            </w:r>
+            <w:r>
+              <w:rPr>
+                <w:i/>
+                <w:iCs/>
+                <w:color w:val="5F6F80"/>
+                <w:sz w:val="18"/>
+                <w:szCs w:val="18"/>
+              </w:rPr>
+              <w:br/>
+              <w:t xml:space="preserve">Responde la pregunta. Usa evidencia matemática. Explica cómo la evidencia demuestra tu respuesta.</w:t>
+            </w:r>
+          </w:p>
+        </w:tc>
+      </w:tr>
+    </w:tbl>
+    <w:p>
+      <w:pPr>
+        <w:pStyle w:val="Heading2"/>
+        <w:spacing w:after="80" w:before="180"/>
+      </w:pPr>
+      <w:r>
+        <w:rPr>
+          <w:b/>
+          <w:bCs/>
+          <w:color w:val="12355B"/>
+          <w:sz w:val="24"/>
+          <w:szCs w:val="24"/>
+        </w:rPr>
+        <w:t xml:space="preserve">2. Plan Your Math Words</w:t>
+      </w:r>
+      <w:r>
+        <w:rPr>
+          <w:i/>
+          <w:iCs/>
+          <w:color w:val="1FA6A2"/>
+          <w:sz w:val="19"/>
+          <w:szCs w:val="19"/>
+        </w:rPr>
+        <w:t xml:space="preserve">   check at least two</w:t>
+      </w:r>
+    </w:p>
+    <w:p>
+      <w:pPr>
+        <w:spacing w:after="60"/>
+      </w:pPr>
+      <w:r>
+        <w:rPr>
+          <w:b/>
+          <w:bCs/>
+          <w:color w:val="1FA6A2"/>
+          <w:sz w:val="22"/>
+          <w:szCs w:val="22"/>
+        </w:rPr>
+        <w:t xml:space="preserve">☐  </w:t>
+      </w:r>
+      <w:r>
+        <w:rPr>
+          <w:b/>
+          <w:bCs/>
+          <w:color w:val="12355B"/>
+          <w:sz w:val="20"/>
+          <w:szCs w:val="20"/>
+        </w:rPr>
+        <w:t xml:space="preserve">Distance — </w:t>
+      </w:r>
+      <w:r>
+        <w:rPr>
+          <w:sz w:val="20"/>
+          <w:szCs w:val="20"/>
+        </w:rPr>
+        <w:t xml:space="preserve">How far apart two points are. It is never negative.</w:t>
+      </w:r>
+      <w:r>
+        <w:rPr>
+          <w:i/>
+          <w:iCs/>
+          <w:color w:val="5F6F80"/>
+          <w:sz w:val="18"/>
+          <w:szCs w:val="18"/>
+        </w:rPr>
+        <w:br/>
+        <w:t xml:space="preserve">Distancia — Qué tan separados están dos puntos. Nunca es negativo.</w:t>
+      </w:r>
+    </w:p>
+    <w:p>
+      <w:pPr>
+        <w:spacing w:after="60"/>
+      </w:pPr>
+      <w:r>
+        <w:rPr>
+          <w:b/>
+          <w:bCs/>
+          <w:color w:val="1FA6A2"/>
+          <w:sz w:val="22"/>
+          <w:szCs w:val="22"/>
+        </w:rPr>
+        <w:t xml:space="preserve">☐  </w:t>
+      </w:r>
+      <w:r>
+        <w:rPr>
+          <w:b/>
+          <w:bCs/>
+          <w:color w:val="12355B"/>
+          <w:sz w:val="20"/>
+          <w:szCs w:val="20"/>
+        </w:rPr>
+        <w:t xml:space="preserve">Absolute value — </w:t>
+      </w:r>
+      <w:r>
+        <w:rPr>
+          <w:sz w:val="20"/>
+          <w:szCs w:val="20"/>
+        </w:rPr>
+        <w:t xml:space="preserve">How far a number is from zero.</w:t>
+      </w:r>
+      <w:r>
+        <w:rPr>
+          <w:i/>
+          <w:iCs/>
+          <w:color w:val="5F6F80"/>
+          <w:sz w:val="18"/>
+          <w:szCs w:val="18"/>
+        </w:rPr>
+        <w:br/>
+        <w:t xml:space="preserve">Valor absoluto — Qué tan lejos está un número de cero.</w:t>
+      </w:r>
+    </w:p>
+    <w:p>
+      <w:pPr>
+        <w:spacing w:after="60"/>
+      </w:pPr>
+      <w:r>
+        <w:rPr>
+          <w:b/>
+          <w:bCs/>
+          <w:color w:val="1FA6A2"/>
+          <w:sz w:val="22"/>
+          <w:szCs w:val="22"/>
+        </w:rPr>
+        <w:t xml:space="preserve">☐  </w:t>
+      </w:r>
+      <w:r>
+        <w:rPr>
+          <w:b/>
+          <w:bCs/>
+          <w:color w:val="12355B"/>
+          <w:sz w:val="20"/>
+          <w:szCs w:val="20"/>
+        </w:rPr>
+        <w:t xml:space="preserve">Coordinate plane — </w:t>
+      </w:r>
+      <w:r>
+        <w:rPr>
+          <w:sz w:val="20"/>
+          <w:szCs w:val="20"/>
+        </w:rPr>
+        <w:t xml:space="preserve">A grid with a line going across and a line going up that cross.</w:t>
+      </w:r>
+      <w:r>
+        <w:rPr>
+          <w:i/>
+          <w:iCs/>
+          <w:color w:val="5F6F80"/>
+          <w:sz w:val="18"/>
+          <w:szCs w:val="18"/>
+        </w:rPr>
+        <w:br/>
+        <w:t xml:space="preserve">Plano cartesiano — Una cuadrícula con una línea horizontal y una vertical que se cruzan.</w:t>
+      </w:r>
+    </w:p>
+    <w:p>
+      <w:pPr>
+        <w:spacing w:after="60"/>
+      </w:pPr>
+      <w:r>
+        <w:rPr>
+          <w:b/>
+          <w:bCs/>
+          <w:color w:val="1FA6A2"/>
+          <w:sz w:val="22"/>
+          <w:szCs w:val="22"/>
+        </w:rPr>
+        <w:t xml:space="preserve">☐  </w:t>
+      </w:r>
+      <w:r>
+        <w:rPr>
+          <w:b/>
+          <w:bCs/>
+          <w:color w:val="12355B"/>
+          <w:sz w:val="20"/>
+          <w:szCs w:val="20"/>
+        </w:rPr>
+        <w:t xml:space="preserve">Horizontal distance — </w:t>
+      </w:r>
+      <w:r>
+        <w:rPr>
+          <w:sz w:val="20"/>
+          <w:szCs w:val="20"/>
+        </w:rPr>
+        <w:t xml:space="preserve">How far apart two points are going left or right.</w:t>
+      </w:r>
+      <w:r>
+        <w:rPr>
+          <w:i/>
+          <w:iCs/>
+          <w:color w:val="5F6F80"/>
+          <w:sz w:val="18"/>
+          <w:szCs w:val="18"/>
+        </w:rPr>
+        <w:br/>
+        <w:t xml:space="preserve">Distancia horizontal — Qué tan separados están dos puntos yendo a la izquierda o a la derecha.</w:t>
+      </w:r>
+    </w:p>
+    <w:p>
+      <w:pPr>
+        <w:spacing w:after="60"/>
+      </w:pPr>
+      <w:r>
+        <w:rPr>
+          <w:b/>
+          <w:bCs/>
+          <w:color w:val="1FA6A2"/>
+          <w:sz w:val="22"/>
+          <w:szCs w:val="22"/>
+        </w:rPr>
+        <w:t xml:space="preserve">☐  </w:t>
+      </w:r>
+      <w:r>
+        <w:rPr>
+          <w:b/>
+          <w:bCs/>
+          <w:color w:val="12355B"/>
+          <w:sz w:val="20"/>
+          <w:szCs w:val="20"/>
+        </w:rPr>
+        <w:t xml:space="preserve">Vertical distance — </w:t>
+      </w:r>
+      <w:r>
+        <w:rPr>
+          <w:sz w:val="20"/>
+          <w:szCs w:val="20"/>
+        </w:rPr>
+        <w:t xml:space="preserve">How far apart two points are going up or down.</w:t>
+      </w:r>
+      <w:r>
+        <w:rPr>
+          <w:i/>
+          <w:iCs/>
+          <w:color w:val="5F6F80"/>
+          <w:sz w:val="18"/>
+          <w:szCs w:val="18"/>
+        </w:rPr>
+        <w:br/>
+        <w:t xml:space="preserve">Distancia vertical — Qué tan separados están dos puntos yendo hacia arriba o hacia abajo.</w:t>
+      </w:r>
+    </w:p>
+    <w:tbl>
+      <w:tblPr>
+        <w:tblW w:type="pct" w:w="100%"/>
+        <w:tblBorders>
+          <w:top w:val="single" w:color="1FA6A2" w:sz="8"/>
+          <w:left w:val="single" w:color="1FA6A2" w:sz="8"/>
+          <w:bottom w:val="single" w:color="1FA6A2" w:sz="8"/>
+          <w:right w:val="single" w:color="1FA6A2" w:sz="8"/>
+          <w:insideH w:val="single" w:color="auto" w:sz="4"/>
+          <w:insideV w:val="single" w:color="auto" w:sz="4"/>
+        </w:tblBorders>
+      </w:tblPr>
+      <w:tblGrid>
+        <w:gridCol w:w="100"/>
+      </w:tblGrid>
+      <w:tr>
+        <w:tc>
+          <w:tcPr>
+            <w:shd w:fill="F7FFFD" w:color="auto" w:val="clear"/>
+            <w:tcMar>
+              <w:top w:type="dxa" w:w="120"/>
+              <w:left w:type="dxa" w:w="180"/>
+              <w:bottom w:type="dxa" w:w="120"/>
+              <w:right w:type="dxa" w:w="180"/>
+            </w:tcMar>
+          </w:tcPr>
+          <w:p>
+            <w:pPr>
+              <w:spacing w:after="50"/>
+            </w:pPr>
+            <w:r>
+              <w:rPr>
+                <w:b/>
+                <w:bCs/>
+                <w:color w:val="1FA6A2"/>
+                <w:sz w:val="20"/>
+                <w:szCs w:val="20"/>
+              </w:rPr>
+              <w:t xml:space="preserve">Say it first:  </w:t>
+            </w:r>
+            <w:r>
+              <w:rPr>
+                <w:sz w:val="20"/>
+                <w:szCs w:val="20"/>
+              </w:rPr>
+              <w:t xml:space="preserve">Say your idea to a partner or quietly to yourself before you write.</w:t>
+            </w:r>
+          </w:p>
+          <w:p>
+            <w:pPr>
+              <w:spacing w:after="60"/>
+            </w:pPr>
+            <w:r>
+              <w:rPr>
+                <w:color w:val="1A2733"/>
+                <w:sz w:val="21"/>
+                <w:szCs w:val="21"/>
+              </w:rPr>
+              <w:t xml:space="preserve">The distance is |4| + |-3|, which equals ___.</w:t>
+            </w:r>
+            <w:r>
+              <w:rPr>
+                <w:i/>
+                <w:iCs/>
+                <w:color w:val="5F6F80"/>
+                <w:sz w:val="19"/>
+                <w:szCs w:val="19"/>
+              </w:rPr>
+              <w:br/>
+              <w:t xml:space="preserve">La distancia es |4| + |-3|, que es ___.</w:t>
+            </w:r>
+          </w:p>
+        </w:tc>
+      </w:tr>
+    </w:tbl>
+    <w:p>
+      <w:pPr>
+        <w:pStyle w:val="Heading2"/>
+        <w:spacing w:after="80" w:before="180"/>
+      </w:pPr>
+      <w:r>
+        <w:rPr>
+          <w:b/>
+          <w:bCs/>
+          <w:color w:val="12355B"/>
+          <w:sz w:val="24"/>
+          <w:szCs w:val="24"/>
+        </w:rPr>
+        <w:t xml:space="preserve">3. Build Your Explanation</w:t>
+      </w:r>
+      <w:r>
+        <w:rPr>
+          <w:i/>
+          <w:iCs/>
+          <w:color w:val="B97A12"/>
+          <w:sz w:val="19"/>
+          <w:szCs w:val="19"/>
+        </w:rPr>
+        <w:t xml:space="preserve">   choose your support</w:t>
+      </w:r>
+    </w:p>
+    <w:tbl>
+      <w:tblPr>
+        <w:tblW w:type="pct" w:w="100%"/>
+        <w:tblBorders>
+          <w:top w:val="single" w:color="BBD0DE" w:sz="8"/>
+          <w:left w:val="single" w:color="BBD0DE" w:sz="8"/>
+          <w:bottom w:val="single" w:color="BBD0DE" w:sz="8"/>
+          <w:right w:val="single" w:color="BBD0DE" w:sz="8"/>
+          <w:insideH w:val="single" w:color="auto" w:sz="4"/>
+          <w:insideV w:val="single" w:color="auto" w:sz="4"/>
+        </w:tblBorders>
+      </w:tblPr>
+      <w:tblGrid>
+        <w:gridCol w:w="100"/>
+      </w:tblGrid>
+      <w:tr>
+        <w:tc>
+          <w:tcPr>
+            <w:shd w:fill="EEF4F8" w:color="auto" w:val="clear"/>
+            <w:tcMar>
+              <w:top w:type="dxa" w:w="120"/>
+              <w:left w:type="dxa" w:w="180"/>
+              <w:bottom w:type="dxa" w:w="120"/>
+              <w:right w:type="dxa" w:w="180"/>
+            </w:tcMar>
+          </w:tcPr>
+          <w:p>
+            <w:pPr>
+              <w:spacing w:after="50"/>
+            </w:pPr>
+            <w:r>
+              <w:rPr>
+                <w:i/>
+                <w:iCs/>
+                <w:color w:val="5F6F80"/>
+                <w:sz w:val="19"/>
+                <w:szCs w:val="19"/>
+              </w:rPr>
+              <w:t xml:space="preserve">This model shows the parts of an explanation. It does not answer your writing question.</w:t>
+            </w:r>
+          </w:p>
+          <w:p>
+            <w:pPr>
+              <w:spacing w:after="80"/>
+            </w:pPr>
+            <w:r>
+              <w:rPr>
+                <w:b/>
+                <w:bCs/>
+                <w:color w:val="12355B"/>
+                <w:sz w:val="19"/>
+                <w:szCs w:val="19"/>
+              </w:rPr>
+              <w:t xml:space="preserve">Claim:  </w:t>
+            </w:r>
+            <w:r>
+              <w:rPr>
+                <w:sz w:val="19"/>
+                <w:szCs w:val="19"/>
+              </w:rPr>
+              <w:t xml:space="preserve">I can find the distance by looking at the coordinates that ___.</w:t>
+            </w:r>
+          </w:p>
+          <w:p>
+            <w:pPr>
+              <w:spacing w:after="80"/>
+            </w:pPr>
+            <w:r>
+              <w:rPr>
+                <w:b/>
+                <w:bCs/>
+                <w:color w:val="12355B"/>
+                <w:sz w:val="19"/>
+                <w:szCs w:val="19"/>
+              </w:rPr>
+              <w:t xml:space="preserve">Evidence:  </w:t>
+            </w:r>
+            <w:r>
+              <w:rPr>
+                <w:sz w:val="19"/>
+                <w:szCs w:val="19"/>
+              </w:rPr>
+              <w:t xml:space="preserve">Student finds the distance by subtracting the x-coordinates (7 - 2 = 5) since the points share a horizontal line.</w:t>
+            </w:r>
+          </w:p>
+          <w:p>
+            <w:pPr>
+              <w:spacing w:after="80"/>
+            </w:pPr>
+            <w:r>
+              <w:rPr>
+                <w:b/>
+                <w:bCs/>
+                <w:color w:val="12355B"/>
+                <w:sz w:val="19"/>
+                <w:szCs w:val="19"/>
+              </w:rPr>
+              <w:t xml:space="preserve">Reasoning:  </w:t>
+            </w:r>
+            <w:r>
+              <w:rPr>
+                <w:sz w:val="19"/>
+                <w:szCs w:val="19"/>
+              </w:rPr>
+              <w:t xml:space="preserve">This evidence connects the definition of distance to the mathematical claim.</w:t>
+            </w:r>
+          </w:p>
+        </w:tc>
+      </w:tr>
+    </w:tbl>
+    <w:p>
+      <w:pPr>
+        <w:pStyle w:val="Heading2"/>
+        <w:spacing w:after="80" w:before="180"/>
+      </w:pPr>
+      <w:r>
+        <w:rPr>
+          <w:b/>
+          <w:bCs/>
+          <w:color w:val="12355B"/>
+          <w:sz w:val="24"/>
+          <w:szCs w:val="24"/>
+        </w:rPr>
+        <w:t xml:space="preserve">Start</w:t>
+      </w:r>
+      <w:r>
+        <w:rPr>
+          <w:i/>
+          <w:iCs/>
+          <w:color w:val="1FA6A2"/>
+          <w:sz w:val="19"/>
+          <w:szCs w:val="19"/>
+        </w:rPr>
+        <w:t xml:space="preserve">   Most language support</w:t>
+      </w:r>
+    </w:p>
+    <w:p>
+      <w:pPr>
+        <w:spacing w:after="60"/>
+      </w:pPr>
+      <w:r>
+        <w:rPr>
+          <w:color w:val="1A2733"/>
+          <w:sz w:val="21"/>
+          <w:szCs w:val="21"/>
+        </w:rPr>
+        <w:t xml:space="preserve">Complete the frames. Use the word bank.</w:t>
+      </w:r>
+      <w:r>
+        <w:rPr>
+          <w:i/>
+          <w:iCs/>
+          <w:color w:val="5F6F80"/>
+          <w:sz w:val="19"/>
+          <w:szCs w:val="19"/>
+        </w:rPr>
+        <w:br/>
+        <w:t xml:space="preserve">Completa las oraciones. Usa el banco de palabras.</w:t>
+      </w:r>
+    </w:p>
+    <w:p>
+      <w:pPr>
+        <w:spacing w:after="60"/>
+      </w:pPr>
+      <w:r>
+        <w:rPr>
+          <w:color w:val="1A2733"/>
+          <w:sz w:val="21"/>
+          <w:szCs w:val="21"/>
+        </w:rPr>
+        <w:t xml:space="preserve">The distance is |4| + |-3|, which equals ___.</w:t>
+      </w:r>
+      <w:r>
+        <w:rPr>
+          <w:i/>
+          <w:iCs/>
+          <w:color w:val="5F6F80"/>
+          <w:sz w:val="19"/>
+          <w:szCs w:val="19"/>
+        </w:rPr>
+        <w:br/>
+        <w:t xml:space="preserve">La distancia es |4| + |-3|, que es ___.</w:t>
+      </w:r>
+    </w:p>
+    <w:p>
+      <w:pPr>
+        <w:spacing w:after="60"/>
+      </w:pPr>
+      <w:r>
+        <w:rPr>
+          <w:color w:val="1A2733"/>
+          <w:sz w:val="21"/>
+          <w:szCs w:val="21"/>
+        </w:rPr>
+        <w:t xml:space="preserve">I add the absolute values because the points are on ___ sides of zero.</w:t>
+      </w:r>
+      <w:r>
+        <w:rPr>
+          <w:i/>
+          <w:iCs/>
+          <w:color w:val="5F6F80"/>
+          <w:sz w:val="19"/>
+          <w:szCs w:val="19"/>
+        </w:rPr>
+        <w:br/>
+        <w:t xml:space="preserve">Sumo los valores absolutos porque los puntos estan en ___ lados del cero.</w:t>
+      </w:r>
+    </w:p>
+    <w:tbl>
+      <w:tblPr>
+        <w:tblW w:type="pct" w:w="100%"/>
+        <w:tblBorders>
+          <w:top w:val="single" w:color="C7D2DD" w:sz="6"/>
+          <w:left w:val="single" w:color="C7D2DD" w:sz="6"/>
+          <w:bottom w:val="single" w:color="C7D2DD" w:sz="6"/>
+          <w:right w:val="single" w:color="C7D2DD" w:sz="6"/>
+          <w:insideH w:val="single" w:color="auto" w:sz="4"/>
+          <w:insideV w:val="single" w:color="auto" w:sz="4"/>
+        </w:tblBorders>
+      </w:tblPr>
+      <w:tblGrid>
+        <w:gridCol w:w="100"/>
+      </w:tblGrid>
+      <w:tr>
+        <w:tc>
+          <w:tcPr>
+            <w:shd w:fill="FBF3E2" w:color="auto" w:val="clear"/>
+            <w:tcMar>
+              <w:top w:type="dxa" w:w="60"/>
+              <w:left w:type="dxa" w:w="120"/>
+              <w:bottom w:type="dxa" w:w="60"/>
+              <w:right w:type="dxa" w:w="120"/>
+            </w:tcMar>
+          </w:tcPr>
+          <w:p>
+            <w:pPr>
+              <w:spacing w:after="0" w:line="320"/>
+            </w:pPr>
+            <w:r>
+              <w:t xml:space="preserve"/>
+            </w:r>
+          </w:p>
+          <w:p>
+            <w:pPr>
+              <w:spacing w:after="0" w:line="320"/>
+            </w:pPr>
+            <w:r>
+              <w:t xml:space="preserve"/>
+            </w:r>
+          </w:p>
+          <w:p>
+            <w:pPr>
+              <w:spacing w:after="0" w:line="320"/>
+            </w:pPr>
+            <w:r>
+              <w:t xml:space="preserve"/>
+            </w:r>
+          </w:p>
+        </w:tc>
+      </w:tr>
+    </w:tbl>
+    <w:p>
+      <w:pPr>
+        <w:pStyle w:val="Heading2"/>
+        <w:spacing w:after="80" w:before="180"/>
+      </w:pPr>
+      <w:r>
+        <w:rPr>
+          <w:b/>
+          <w:bCs/>
+          <w:color w:val="12355B"/>
+          <w:sz w:val="24"/>
+          <w:szCs w:val="24"/>
+        </w:rPr>
+        <w:t xml:space="preserve">Build</w:t>
+      </w:r>
+      <w:r>
+        <w:rPr>
+          <w:i/>
+          <w:iCs/>
+          <w:color w:val="B97A12"/>
+          <w:sz w:val="19"/>
+          <w:szCs w:val="19"/>
+        </w:rPr>
+        <w:t xml:space="preserve">   Some language support</w:t>
+      </w:r>
+    </w:p>
+    <w:p>
+      <w:pPr>
+        <w:spacing w:after="60"/>
+      </w:pPr>
+      <w:r>
+        <w:rPr>
+          <w:color w:val="1A2733"/>
+          <w:sz w:val="21"/>
+          <w:szCs w:val="21"/>
+        </w:rPr>
+        <w:t xml:space="preserve">Write two connected sentences. Use because, so, or but.</w:t>
+      </w:r>
+      <w:r>
+        <w:rPr>
+          <w:i/>
+          <w:iCs/>
+          <w:color w:val="5F6F80"/>
+          <w:sz w:val="19"/>
+          <w:szCs w:val="19"/>
+        </w:rPr>
+        <w:br/>
+        <w:t xml:space="preserve">Escribe dos oraciones conectadas. Usa porque, entonces o pero.</w:t>
+      </w:r>
+    </w:p>
+    <w:p>
+      <w:pPr>
+        <w:spacing w:after="60"/>
+      </w:pPr>
+      <w:r>
+        <w:rPr>
+          <w:color w:val="1A2733"/>
+          <w:sz w:val="21"/>
+          <w:szCs w:val="21"/>
+        </w:rPr>
+        <w:t xml:space="preserve">My claim is ___.</w:t>
+      </w:r>
+      <w:r>
+        <w:rPr>
+          <w:i/>
+          <w:iCs/>
+          <w:color w:val="5F6F80"/>
+          <w:sz w:val="19"/>
+          <w:szCs w:val="19"/>
+        </w:rPr>
+        <w:br/>
+        <w:t xml:space="preserve">Mi afirmación es ___.</w:t>
+      </w:r>
+    </w:p>
+    <w:p>
+      <w:pPr>
+        <w:spacing w:after="60"/>
+      </w:pPr>
+      <w:r>
+        <w:rPr>
+          <w:color w:val="1A2733"/>
+          <w:sz w:val="21"/>
+          <w:szCs w:val="21"/>
+        </w:rPr>
+        <w:t xml:space="preserve">I know because ___.</w:t>
+      </w:r>
+      <w:r>
+        <w:rPr>
+          <w:i/>
+          <w:iCs/>
+          <w:color w:val="5F6F80"/>
+          <w:sz w:val="19"/>
+          <w:szCs w:val="19"/>
+        </w:rPr>
+        <w:br/>
+        <w:t xml:space="preserve">Lo sé porque ___.</w:t>
+      </w:r>
+    </w:p>
+    <w:p>
+      <w:pPr>
+        <w:spacing w:after="60"/>
+      </w:pPr>
+      <w:r>
+        <w:rPr>
+          <w:color w:val="1A2733"/>
+          <w:sz w:val="21"/>
+          <w:szCs w:val="21"/>
+        </w:rPr>
+        <w:t xml:space="preserve">So ___.</w:t>
+      </w:r>
+      <w:r>
+        <w:rPr>
+          <w:i/>
+          <w:iCs/>
+          <w:color w:val="5F6F80"/>
+          <w:sz w:val="19"/>
+          <w:szCs w:val="19"/>
+        </w:rPr>
+        <w:br/>
+        <w:t xml:space="preserve">Entonces ___.</w:t>
+      </w:r>
+    </w:p>
+    <w:tbl>
+      <w:tblPr>
+        <w:tblW w:type="pct" w:w="100%"/>
+        <w:tblBorders>
+          <w:top w:val="single" w:color="C7D2DD" w:sz="6"/>
+          <w:left w:val="single" w:color="C7D2DD" w:sz="6"/>
+          <w:bottom w:val="single" w:color="C7D2DD" w:sz="6"/>
+          <w:right w:val="single" w:color="C7D2DD" w:sz="6"/>
+          <w:insideH w:val="single" w:color="auto" w:sz="4"/>
+          <w:insideV w:val="single" w:color="auto" w:sz="4"/>
+        </w:tblBorders>
+      </w:tblPr>
+      <w:tblGrid>
+        <w:gridCol w:w="100"/>
+      </w:tblGrid>
+      <w:tr>
+        <w:tc>
+          <w:tcPr>
+            <w:shd w:fill="FBF3E2" w:color="auto" w:val="clear"/>
+            <w:tcMar>
+              <w:top w:type="dxa" w:w="60"/>
+              <w:left w:type="dxa" w:w="120"/>
+              <w:bottom w:type="dxa" w:w="60"/>
+              <w:right w:type="dxa" w:w="120"/>
+            </w:tcMar>
+          </w:tcPr>
+          <w:p>
+            <w:pPr>
+              <w:spacing w:after="0" w:line="320"/>
+            </w:pPr>
+            <w:r>
+              <w:t xml:space="preserve"/>
+            </w:r>
+          </w:p>
+          <w:p>
+            <w:pPr>
+              <w:spacing w:after="0" w:line="320"/>
+            </w:pPr>
+            <w:r>
+              <w:t xml:space="preserve"/>
+            </w:r>
+          </w:p>
+          <w:p>
+            <w:pPr>
+              <w:spacing w:after="0" w:line="320"/>
+            </w:pPr>
+            <w:r>
+              <w:t xml:space="preserve"/>
+            </w:r>
+          </w:p>
+        </w:tc>
+      </w:tr>
+    </w:tbl>
+    <w:p>
+      <w:pPr>
+        <w:pStyle w:val="Heading2"/>
+        <w:spacing w:after="80" w:before="180"/>
+      </w:pPr>
+      <w:r>
+        <w:rPr>
+          <w:b/>
+          <w:bCs/>
+          <w:color w:val="12355B"/>
+          <w:sz w:val="24"/>
+          <w:szCs w:val="24"/>
+        </w:rPr>
+        <w:t xml:space="preserve">Explain</w:t>
+      </w:r>
+      <w:r>
+        <w:rPr>
+          <w:i/>
+          <w:iCs/>
+          <w:color w:val="B97A12"/>
+          <w:sz w:val="19"/>
+          <w:szCs w:val="19"/>
+        </w:rPr>
+        <w:t xml:space="preserve">   Light language support</w:t>
+      </w:r>
+    </w:p>
+    <w:p>
+      <w:pPr>
+        <w:spacing w:after="60"/>
+      </w:pPr>
+      <w:r>
+        <w:rPr>
+          <w:color w:val="1A2733"/>
+          <w:sz w:val="21"/>
+          <w:szCs w:val="21"/>
+        </w:rPr>
+        <w:t xml:space="preserve">Write a claim, give math evidence, and explain your reasoning.</w:t>
+      </w:r>
+      <w:r>
+        <w:rPr>
+          <w:i/>
+          <w:iCs/>
+          <w:color w:val="5F6F80"/>
+          <w:sz w:val="19"/>
+          <w:szCs w:val="19"/>
+        </w:rPr>
+        <w:br/>
+        <w:t xml:space="preserve">Escribe una afirmación, da evidencia matemática y explica tu razonamiento.</w:t>
+      </w:r>
+    </w:p>
+    <w:p>
+      <w:pPr>
+        <w:spacing w:after="60"/>
+      </w:pPr>
+      <w:r>
+        <w:rPr>
+          <w:color w:val="1A2733"/>
+          <w:sz w:val="21"/>
+          <w:szCs w:val="21"/>
+        </w:rPr>
+        <w:t xml:space="preserve">My claim is ___.</w:t>
+      </w:r>
+      <w:r>
+        <w:rPr>
+          <w:i/>
+          <w:iCs/>
+          <w:color w:val="5F6F80"/>
+          <w:sz w:val="19"/>
+          <w:szCs w:val="19"/>
+        </w:rPr>
+        <w:br/>
+        <w:t xml:space="preserve">Mi afirmación es ___.</w:t>
+      </w:r>
+    </w:p>
+    <w:p>
+      <w:pPr>
+        <w:spacing w:after="60"/>
+      </w:pPr>
+      <w:r>
+        <w:rPr>
+          <w:color w:val="1A2733"/>
+          <w:sz w:val="21"/>
+          <w:szCs w:val="21"/>
+        </w:rPr>
+        <w:t xml:space="preserve">My math evidence is ___.</w:t>
+      </w:r>
+      <w:r>
+        <w:rPr>
+          <w:i/>
+          <w:iCs/>
+          <w:color w:val="5F6F80"/>
+          <w:sz w:val="19"/>
+          <w:szCs w:val="19"/>
+        </w:rPr>
+        <w:br/>
+        <w:t xml:space="preserve">Mi evidencia matemática es ___.</w:t>
+      </w:r>
+    </w:p>
+    <w:p>
+      <w:pPr>
+        <w:spacing w:after="60"/>
+      </w:pPr>
+      <w:r>
+        <w:rPr>
+          <w:color w:val="1A2733"/>
+          <w:sz w:val="21"/>
+          <w:szCs w:val="21"/>
+        </w:rPr>
+        <w:t xml:space="preserve">This proves ___ because ___.</w:t>
+      </w:r>
+      <w:r>
+        <w:rPr>
+          <w:i/>
+          <w:iCs/>
+          <w:color w:val="5F6F80"/>
+          <w:sz w:val="19"/>
+          <w:szCs w:val="19"/>
+        </w:rPr>
+        <w:br/>
+        <w:t xml:space="preserve">Esto demuestra ___ porque ___.</w:t>
+      </w:r>
+    </w:p>
+    <w:tbl>
+      <w:tblPr>
+        <w:tblW w:type="pct" w:w="100%"/>
+        <w:tblBorders>
+          <w:top w:val="single" w:color="C7D2DD" w:sz="6"/>
+          <w:left w:val="single" w:color="C7D2DD" w:sz="6"/>
+          <w:bottom w:val="single" w:color="C7D2DD" w:sz="6"/>
+          <w:right w:val="single" w:color="C7D2DD" w:sz="6"/>
+          <w:insideH w:val="single" w:color="auto" w:sz="4"/>
+          <w:insideV w:val="single" w:color="auto" w:sz="4"/>
+        </w:tblBorders>
+      </w:tblPr>
+      <w:tblGrid>
+        <w:gridCol w:w="100"/>
+      </w:tblGrid>
+      <w:tr>
+        <w:tc>
+          <w:tcPr>
+            <w:shd w:fill="FBF3E2" w:color="auto" w:val="clear"/>
+            <w:tcMar>
+              <w:top w:type="dxa" w:w="60"/>
+              <w:left w:type="dxa" w:w="120"/>
+              <w:bottom w:type="dxa" w:w="60"/>
+              <w:right w:type="dxa" w:w="120"/>
+            </w:tcMar>
+          </w:tcPr>
+          <w:p>
+            <w:pPr>
+              <w:spacing w:after="0" w:line="320"/>
+            </w:pPr>
+            <w:r>
+              <w:t xml:space="preserve"/>
+            </w:r>
+          </w:p>
+          <w:p>
+            <w:pPr>
+              <w:spacing w:after="0" w:line="320"/>
+            </w:pPr>
+            <w:r>
+              <w:t xml:space="preserve"/>
+            </w:r>
+          </w:p>
+          <w:p>
+            <w:pPr>
+              <w:spacing w:after="0" w:line="320"/>
+            </w:pPr>
+            <w:r>
+              <w:t xml:space="preserve"/>
+            </w:r>
+          </w:p>
+          <w:p>
+            <w:pPr>
+              <w:spacing w:after="0" w:line="320"/>
+            </w:pPr>
+            <w:r>
+              <w:t xml:space="preserve"/>
+            </w:r>
+          </w:p>
+          <w:p>
+            <w:pPr>
+              <w:spacing w:after="0" w:line="320"/>
+            </w:pPr>
+            <w:r>
+              <w:t xml:space="preserve"/>
+            </w:r>
+          </w:p>
+        </w:tc>
+      </w:tr>
+    </w:tbl>
+    <w:p>
+      <w:pPr>
+        <w:pStyle w:val="Heading2"/>
+        <w:spacing w:after="80" w:before="180"/>
+      </w:pPr>
+      <w:r>
+        <w:rPr>
+          <w:b/>
+          <w:bCs/>
+          <w:color w:val="12355B"/>
+          <w:sz w:val="24"/>
+          <w:szCs w:val="24"/>
+        </w:rPr>
+        <w:t xml:space="preserve">4. Check Your Explanation</w:t>
+      </w:r>
+      <w:r>
+        <w:rPr>
+          <w:i/>
+          <w:iCs/>
+          <w:color w:val="1FA6A2"/>
+          <w:sz w:val="19"/>
+          <w:szCs w:val="19"/>
+        </w:rPr>
+        <w:t xml:space="preserve">   five quick checks</w:t>
+      </w:r>
+    </w:p>
+    <w:p>
+      <w:pPr>
+        <w:spacing w:after="80"/>
+      </w:pPr>
+      <w:r>
+        <w:rPr>
+          <w:b/>
+          <w:bCs/>
+          <w:color w:val="1FA6A2"/>
+          <w:sz w:val="22"/>
+          <w:szCs w:val="22"/>
+        </w:rPr>
+        <w:t xml:space="preserve">☐  </w:t>
+      </w:r>
+      <w:r>
+        <w:rPr>
+          <w:sz w:val="20"/>
+          <w:szCs w:val="20"/>
+        </w:rPr>
+        <w:t xml:space="preserve">I answered the question.</w:t>
+      </w:r>
+      <w:r>
+        <w:rPr>
+          <w:i/>
+          <w:iCs/>
+          <w:color w:val="5F6F80"/>
+          <w:sz w:val="18"/>
+          <w:szCs w:val="18"/>
+        </w:rPr>
+        <w:br/>
+        <w:t xml:space="preserve">Respondí la pregunta.</w:t>
+      </w:r>
+    </w:p>
+    <w:p>
+      <w:pPr>
+        <w:spacing w:after="80"/>
+      </w:pPr>
+      <w:r>
+        <w:rPr>
+          <w:b/>
+          <w:bCs/>
+          <w:color w:val="1FA6A2"/>
+          <w:sz w:val="22"/>
+          <w:szCs w:val="22"/>
+        </w:rPr>
+        <w:t xml:space="preserve">☐  </w:t>
+      </w:r>
+      <w:r>
+        <w:rPr>
+          <w:sz w:val="20"/>
+          <w:szCs w:val="20"/>
+        </w:rPr>
+        <w:t xml:space="preserve">I used math evidence: numbers, an equation, a model, or a comparison.</w:t>
+      </w:r>
+      <w:r>
+        <w:rPr>
+          <w:i/>
+          <w:iCs/>
+          <w:color w:val="5F6F80"/>
+          <w:sz w:val="18"/>
+          <w:szCs w:val="18"/>
+        </w:rPr>
+        <w:br/>
+        <w:t xml:space="preserve">Usé evidencia matemática: números, una ecuación, un modelo o una comparación.</w:t>
+      </w:r>
+    </w:p>
+    <w:p>
+      <w:pPr>
+        <w:spacing w:after="80"/>
+      </w:pPr>
+      <w:r>
+        <w:rPr>
+          <w:b/>
+          <w:bCs/>
+          <w:color w:val="1FA6A2"/>
+          <w:sz w:val="22"/>
+          <w:szCs w:val="22"/>
+        </w:rPr>
+        <w:t xml:space="preserve">☐  </w:t>
+      </w:r>
+      <w:r>
+        <w:rPr>
+          <w:sz w:val="20"/>
+          <w:szCs w:val="20"/>
+        </w:rPr>
+        <w:t xml:space="preserve">I explained how the evidence proves my answer.</w:t>
+      </w:r>
+      <w:r>
+        <w:rPr>
+          <w:i/>
+          <w:iCs/>
+          <w:color w:val="5F6F80"/>
+          <w:sz w:val="18"/>
+          <w:szCs w:val="18"/>
+        </w:rPr>
+        <w:br/>
+        <w:t xml:space="preserve">Expliqué cómo la evidencia demuestra mi respuesta.</w:t>
+      </w:r>
+    </w:p>
+    <w:p>
+      <w:pPr>
+        <w:spacing w:after="80"/>
+      </w:pPr>
+      <w:r>
+        <w:rPr>
+          <w:b/>
+          <w:bCs/>
+          <w:color w:val="1FA6A2"/>
+          <w:sz w:val="22"/>
+          <w:szCs w:val="22"/>
+        </w:rPr>
+        <w:t xml:space="preserve">☐  </w:t>
+      </w:r>
+      <w:r>
+        <w:rPr>
+          <w:sz w:val="20"/>
+          <w:szCs w:val="20"/>
+        </w:rPr>
+        <w:t xml:space="preserve">I used at least two math words.</w:t>
+      </w:r>
+      <w:r>
+        <w:rPr>
+          <w:i/>
+          <w:iCs/>
+          <w:color w:val="5F6F80"/>
+          <w:sz w:val="18"/>
+          <w:szCs w:val="18"/>
+        </w:rPr>
+        <w:br/>
+        <w:t xml:space="preserve">Usé por lo menos dos palabras matemáticas.</w:t>
+      </w:r>
+    </w:p>
+    <w:p>
+      <w:pPr>
+        <w:spacing w:after="80"/>
+      </w:pPr>
+      <w:r>
+        <w:rPr>
+          <w:b/>
+          <w:bCs/>
+          <w:color w:val="1FA6A2"/>
+          <w:sz w:val="22"/>
+          <w:szCs w:val="22"/>
+        </w:rPr>
+        <w:t xml:space="preserve">☐  </w:t>
+      </w:r>
+      <w:r>
+        <w:rPr>
+          <w:sz w:val="20"/>
+          <w:szCs w:val="20"/>
+        </w:rPr>
+        <w:t xml:space="preserve">I reread complete sentences and punctuation.</w:t>
+      </w:r>
+      <w:r>
+        <w:rPr>
+          <w:i/>
+          <w:iCs/>
+          <w:color w:val="5F6F80"/>
+          <w:sz w:val="18"/>
+          <w:szCs w:val="18"/>
+        </w:rPr>
+        <w:br/>
+        <w:t xml:space="preserve">Volví a leer mis oraciones completas y la puntuación.</w:t>
       </w:r>
     </w:p>
     <w:p>
